--- a/Individual project/LO-02/Designing/Design document.docx
+++ b/Individual project/LO-02/Designing/Design document.docx
@@ -4,7 +4,7 @@
   <w:body>
     <w:p>
       <w:pPr>
-        <w:ind w:right="-1"/>
+        <w:ind w:right="-23"/>
         <w:jc w:val="center"/>
         <w:rPr>
           <w:b/>
@@ -19,10 +19,14 @@
         <w:t>Design document</w:t>
       </w:r>
     </w:p>
-    <w:p/>
-    <w:p>
-      <w:pPr>
-        <w:ind w:right="-1"/>
+    <w:p>
+      <w:pPr>
+        <w:ind w:right="-23"/>
+      </w:pPr>
+    </w:p>
+    <w:p>
+      <w:pPr>
+        <w:ind w:right="-23"/>
         <w:jc w:val="center"/>
         <w:rPr>
           <w:b/>
@@ -54,6 +58,7 @@
     </w:p>
     <w:p>
       <w:pPr>
+        <w:ind w:right="-23"/>
         <w:rPr>
           <w:i/>
         </w:rPr>
@@ -63,6 +68,7 @@
     <w:p>
       <w:pPr>
         <w:spacing w:line="360" w:lineRule="auto"/>
+        <w:ind w:right="-23"/>
         <w:jc w:val="center"/>
         <w:rPr>
           <w:i/>
@@ -92,6 +98,7 @@
     <w:p>
       <w:pPr>
         <w:spacing w:line="360" w:lineRule="auto"/>
+        <w:ind w:right="-23"/>
         <w:jc w:val="center"/>
         <w:rPr>
           <w:i/>
@@ -121,6 +128,7 @@
     <w:p>
       <w:pPr>
         <w:spacing w:line="360" w:lineRule="auto"/>
+        <w:ind w:right="-23"/>
         <w:jc w:val="center"/>
         <w:rPr>
           <w:i/>
@@ -150,7 +158,7 @@
     <w:p>
       <w:pPr>
         <w:spacing w:line="360" w:lineRule="auto"/>
-        <w:ind w:right="-1"/>
+        <w:ind w:right="-23"/>
         <w:jc w:val="center"/>
         <w:rPr>
           <w:i/>
@@ -207,7 +215,7 @@
           <w:sz w:val="26"/>
           <w:szCs w:val="26"/>
         </w:rPr>
-        <w:t>2026-03-20</w:t>
+        <w:t>2026-03-25</w:t>
       </w:r>
       <w:r>
         <w:rPr>
@@ -221,7 +229,7 @@
     <w:p>
       <w:pPr>
         <w:spacing w:line="360" w:lineRule="auto"/>
-        <w:ind w:left="227" w:right="227"/>
+        <w:ind w:left="227" w:right="-23"/>
         <w:jc w:val="center"/>
         <w:rPr>
           <w:i/>
@@ -241,6 +249,7 @@
     <w:p>
       <w:pPr>
         <w:pStyle w:val="Heading1"/>
+        <w:ind w:right="-23"/>
         <w:jc w:val="left"/>
         <w:rPr>
           <w:b/>
@@ -264,7 +273,7 @@
     </w:p>
     <w:p>
       <w:pPr>
-        <w:ind w:left="284"/>
+        <w:ind w:left="284" w:right="-23"/>
       </w:pPr>
       <w:r>
         <w:t>This document serves as a walkthrough for my design decisions</w:t>
@@ -284,12 +293,13 @@
     </w:p>
     <w:p>
       <w:pPr>
-        <w:ind w:left="284"/>
+        <w:ind w:left="284" w:right="-23"/>
       </w:pPr>
     </w:p>
     <w:p>
       <w:pPr>
         <w:pStyle w:val="Heading1"/>
+        <w:ind w:right="-23"/>
         <w:jc w:val="left"/>
         <w:rPr>
           <w:b/>
@@ -313,7 +323,7 @@
     <w:p>
       <w:pPr>
         <w:spacing w:after="4" w:line="357" w:lineRule="auto"/>
-        <w:ind w:left="426" w:right="782" w:hanging="142"/>
+        <w:ind w:left="426" w:right="-23" w:hanging="142"/>
         <w:jc w:val="both"/>
         <w:rPr>
           <w:rFonts w:ascii="Calibri" w:eastAsia="Calibri" w:hAnsi="Calibri" w:cs="Calibri"/>
@@ -335,8 +345,9 @@
           <w:lang w:val="en-US"/>
           <w14:ligatures w14:val="standardContextual"/>
         </w:rPr>
-        <w:t xml:space="preserve">  This section presents the initial design plan (incorporating layout principles, accessibility, </w:t>
-      </w:r>
+        <w:t xml:space="preserve">  This section presents the initial design plan (incorporating layout principles, </w:t>
+      </w:r>
+      <w:proofErr w:type="gramStart"/>
       <w:r>
         <w:rPr>
           <w:rFonts w:ascii="Calibri" w:eastAsia="Calibri" w:hAnsi="Calibri" w:cs="Calibri"/>
@@ -347,7 +358,7 @@
           <w:lang w:val="en-US"/>
           <w14:ligatures w14:val="standardContextual"/>
         </w:rPr>
-        <w:t xml:space="preserve"> </w:t>
+        <w:t xml:space="preserve">accessibility, </w:t>
       </w:r>
       <w:r>
         <w:rPr>
@@ -359,14 +370,9 @@
           <w:lang w:val="en-US"/>
           <w14:ligatures w14:val="standardContextual"/>
         </w:rPr>
-        <w:t xml:space="preserve">etc.) </w:t>
-      </w:r>
-    </w:p>
-    <w:p>
-      <w:pPr>
-        <w:spacing w:after="4" w:line="357" w:lineRule="auto"/>
-        <w:ind w:left="426" w:right="782" w:hanging="10"/>
-        <w:jc w:val="both"/>
+        <w:t xml:space="preserve"> </w:t>
+      </w:r>
+      <w:r>
         <w:rPr>
           <w:rFonts w:ascii="Calibri" w:eastAsia="Calibri" w:hAnsi="Calibri" w:cs="Calibri"/>
           <w:color w:val="000000"/>
@@ -376,6 +382,36 @@
           <w:lang w:val="en-US"/>
           <w14:ligatures w14:val="standardContextual"/>
         </w:rPr>
+        <w:t>etc.</w:t>
+      </w:r>
+      <w:proofErr w:type="gramEnd"/>
+      <w:r>
+        <w:rPr>
+          <w:rFonts w:ascii="Calibri" w:eastAsia="Calibri" w:hAnsi="Calibri" w:cs="Calibri"/>
+          <w:color w:val="000000"/>
+          <w:kern w:val="2"/>
+          <w:sz w:val="22"/>
+          <w:szCs w:val="24"/>
+          <w:lang w:val="en-US"/>
+          <w14:ligatures w14:val="standardContextual"/>
+        </w:rPr>
+        <w:t xml:space="preserve">) </w:t>
+      </w:r>
+    </w:p>
+    <w:p>
+      <w:pPr>
+        <w:spacing w:after="4" w:line="357" w:lineRule="auto"/>
+        <w:ind w:left="426" w:right="-23" w:hanging="10"/>
+        <w:jc w:val="both"/>
+        <w:rPr>
+          <w:rFonts w:ascii="Calibri" w:eastAsia="Calibri" w:hAnsi="Calibri" w:cs="Calibri"/>
+          <w:color w:val="000000"/>
+          <w:kern w:val="2"/>
+          <w:sz w:val="22"/>
+          <w:szCs w:val="24"/>
+          <w:lang w:val="en-US"/>
+          <w14:ligatures w14:val="standardContextual"/>
+        </w:rPr>
       </w:pPr>
       <w:r>
         <w:rPr>
@@ -455,7 +491,7 @@
     <w:p>
       <w:pPr>
         <w:spacing w:after="4" w:line="357" w:lineRule="auto"/>
-        <w:ind w:left="426" w:right="782" w:hanging="10"/>
+        <w:ind w:left="426" w:right="-23" w:hanging="10"/>
         <w:jc w:val="both"/>
         <w:rPr>
           <w:rFonts w:ascii="Calibri" w:eastAsia="Calibri" w:hAnsi="Calibri" w:cs="Calibri"/>
@@ -554,7 +590,7 @@
     <w:p>
       <w:pPr>
         <w:spacing w:after="4" w:line="357" w:lineRule="auto"/>
-        <w:ind w:left="426" w:right="782" w:hanging="10"/>
+        <w:ind w:left="426" w:right="-23" w:hanging="10"/>
         <w:jc w:val="both"/>
         <w:rPr>
           <w:rFonts w:ascii="Calibri" w:eastAsia="Calibri" w:hAnsi="Calibri" w:cs="Calibri"/>
@@ -620,7 +656,7 @@
     <w:p>
       <w:pPr>
         <w:spacing w:after="112" w:line="259" w:lineRule="auto"/>
-        <w:ind w:left="426" w:right="782" w:hanging="10"/>
+        <w:ind w:left="426" w:right="-23" w:hanging="10"/>
         <w:jc w:val="both"/>
         <w:rPr>
           <w:rFonts w:ascii="Calibri" w:eastAsia="Calibri" w:hAnsi="Calibri" w:cs="Calibri"/>
@@ -675,7 +711,7 @@
     <w:p>
       <w:pPr>
         <w:spacing w:after="4" w:line="357" w:lineRule="auto"/>
-        <w:ind w:left="426" w:right="782" w:hanging="10"/>
+        <w:ind w:left="426" w:right="-23" w:hanging="10"/>
         <w:jc w:val="both"/>
         <w:rPr>
           <w:rFonts w:ascii="Calibri" w:eastAsia="Calibri" w:hAnsi="Calibri" w:cs="Calibri"/>
@@ -699,7 +735,22 @@
           <w:lang w:val="en-US"/>
           <w14:ligatures w14:val="standardContextual"/>
         </w:rPr>
-        <w:t>Design for Trust &amp; Safety:</w:t>
+        <w:t>Design for Trust &amp; Safety</w:t>
+      </w:r>
+      <w:proofErr w:type="gramStart"/>
+      <w:r>
+        <w:rPr>
+          <w:rFonts w:ascii="Calibri" w:eastAsia="Calibri" w:hAnsi="Calibri" w:cs="Calibri"/>
+          <w:b/>
+          <w:color w:val="000000"/>
+          <w:kern w:val="2"/>
+          <w:sz w:val="22"/>
+          <w:szCs w:val="24"/>
+          <w:u w:val="single" w:color="000000"/>
+          <w:lang w:val="en-US"/>
+          <w14:ligatures w14:val="standardContextual"/>
+        </w:rPr>
+        <w:t>:</w:t>
       </w:r>
       <w:r>
         <w:rPr>
@@ -735,14 +786,10 @@
           <w:lang w:val="en-US"/>
           <w14:ligatures w14:val="standardContextual"/>
         </w:rPr>
-        <w:t xml:space="preserve">Including a clear rating/review system for users.  </w:t>
-      </w:r>
-    </w:p>
-    <w:p>
-      <w:pPr>
-        <w:spacing w:after="112" w:line="259" w:lineRule="auto"/>
-        <w:ind w:left="426" w:right="782" w:hanging="10"/>
-        <w:jc w:val="both"/>
+        <w:t>Including</w:t>
+      </w:r>
+      <w:proofErr w:type="gramEnd"/>
+      <w:r>
         <w:rPr>
           <w:rFonts w:ascii="Calibri" w:eastAsia="Calibri" w:hAnsi="Calibri" w:cs="Calibri"/>
           <w:color w:val="000000"/>
@@ -752,6 +799,23 @@
           <w:lang w:val="en-US"/>
           <w14:ligatures w14:val="standardContextual"/>
         </w:rPr>
+        <w:t xml:space="preserve"> a clear rating/review system for users.  </w:t>
+      </w:r>
+    </w:p>
+    <w:p>
+      <w:pPr>
+        <w:spacing w:after="112" w:line="259" w:lineRule="auto"/>
+        <w:ind w:left="426" w:right="-23" w:hanging="10"/>
+        <w:jc w:val="both"/>
+        <w:rPr>
+          <w:rFonts w:ascii="Calibri" w:eastAsia="Calibri" w:hAnsi="Calibri" w:cs="Calibri"/>
+          <w:color w:val="000000"/>
+          <w:kern w:val="2"/>
+          <w:sz w:val="22"/>
+          <w:szCs w:val="24"/>
+          <w:lang w:val="en-US"/>
+          <w14:ligatures w14:val="standardContextual"/>
+        </w:rPr>
       </w:pPr>
       <w:r>
         <w:rPr>
@@ -783,7 +847,7 @@
     <w:p>
       <w:pPr>
         <w:spacing w:after="112" w:line="259" w:lineRule="auto"/>
-        <w:ind w:left="426" w:right="782" w:hanging="10"/>
+        <w:ind w:left="426" w:right="-23" w:hanging="10"/>
         <w:jc w:val="both"/>
         <w:rPr>
           <w:rFonts w:ascii="Calibri" w:eastAsia="Calibri" w:hAnsi="Calibri" w:cs="Calibri"/>
@@ -799,6 +863,7 @@
     <w:p>
       <w:pPr>
         <w:pStyle w:val="Heading1"/>
+        <w:ind w:right="-23"/>
         <w:jc w:val="left"/>
         <w:rPr>
           <w:rFonts w:eastAsia="Calibri"/>
@@ -825,7 +890,7 @@
     </w:p>
     <w:p>
       <w:pPr>
-        <w:ind w:left="426"/>
+        <w:ind w:left="426" w:right="-23"/>
       </w:pPr>
       <w:r>
         <w:t>Figma software was used for making the wireframes.</w:t>
@@ -833,12 +898,12 @@
     </w:p>
     <w:p>
       <w:pPr>
-        <w:ind w:left="426"/>
-      </w:pPr>
-    </w:p>
-    <w:p>
-      <w:pPr>
-        <w:ind w:left="426"/>
+        <w:ind w:left="426" w:right="-23"/>
+      </w:pPr>
+    </w:p>
+    <w:p>
+      <w:pPr>
+        <w:ind w:left="426" w:right="-23"/>
         <w:rPr>
           <w:i/>
           <w:iCs/>
@@ -1016,7 +1081,7 @@
                     <pic:cNvPicPr/>
                   </pic:nvPicPr>
                   <pic:blipFill>
-                    <a:blip r:embed="rId4" cstate="print">
+                    <a:blip r:embed="rId8" cstate="print">
                       <a:extLst>
                         <a:ext uri="{28A0092B-C50C-407E-A947-70E740481C1C}">
                           <a14:useLocalDpi xmlns:a14="http://schemas.microsoft.com/office/drawing/2010/main" val="0"/>
@@ -1060,7 +1125,7 @@
     <w:p>
       <w:pPr>
         <w:keepNext/>
-        <w:ind w:left="426"/>
+        <w:ind w:left="426" w:right="-23"/>
       </w:pPr>
       <w:r>
         <w:rPr>
@@ -1084,7 +1149,7 @@
                     <pic:cNvPicPr/>
                   </pic:nvPicPr>
                   <pic:blipFill>
-                    <a:blip r:embed="rId5"/>
+                    <a:blip r:embed="rId9"/>
                     <a:stretch>
                       <a:fillRect/>
                     </a:stretch>
@@ -1108,6 +1173,7 @@
     <w:p>
       <w:pPr>
         <w:pStyle w:val="Caption"/>
+        <w:ind w:right="-23"/>
         <w:jc w:val="center"/>
       </w:pPr>
       <w:r>
@@ -1137,7 +1203,7 @@
     </w:p>
     <w:p>
       <w:pPr>
-        <w:ind w:left="720"/>
+        <w:ind w:left="720" w:right="-23"/>
       </w:pPr>
       <w:r>
         <w:t>After the user sends a search request (Figure 1) the system redirects the user to the view page of all available cars with a short description and pagination.</w:t>
@@ -1145,12 +1211,13 @@
     </w:p>
     <w:p>
       <w:pPr>
-        <w:ind w:left="720"/>
+        <w:ind w:left="720" w:right="-23"/>
       </w:pPr>
     </w:p>
     <w:p>
       <w:pPr>
         <w:pStyle w:val="Heading1"/>
+        <w:ind w:right="-23"/>
         <w:jc w:val="left"/>
         <w:rPr>
           <w:b/>
@@ -1172,6 +1239,9 @@
       </w:r>
     </w:p>
     <w:p>
+      <w:pPr>
+        <w:ind w:right="-23"/>
+      </w:pPr>
       <w:r>
         <w:t>For making the class diagram, the tool Draw.io was used.</w:t>
       </w:r>
@@ -1179,8 +1249,12 @@
     <w:p>
       <w:pPr>
         <w:keepNext/>
-      </w:pPr>
-      <w:r>
+        <w:ind w:right="-23"/>
+      </w:pPr>
+      <w:r>
+        <w:rPr>
+          <w:noProof/>
+        </w:rPr>
         <w:drawing>
           <wp:inline distT="0" distB="0" distL="0" distR="0" wp14:anchorId="3E5641CB" wp14:editId="77DBFE65">
             <wp:extent cx="5943600" cy="2414270"/>
@@ -1197,7 +1271,7 @@
                     <pic:cNvPicPr/>
                   </pic:nvPicPr>
                   <pic:blipFill>
-                    <a:blip r:embed="rId6"/>
+                    <a:blip r:embed="rId10"/>
                     <a:stretch>
                       <a:fillRect/>
                     </a:stretch>
@@ -1221,6 +1295,7 @@
     <w:p>
       <w:pPr>
         <w:pStyle w:val="Caption"/>
+        <w:ind w:right="-23"/>
         <w:jc w:val="center"/>
       </w:pPr>
       <w:r>
@@ -1246,6 +1321,310 @@
       </w:r>
       <w:r>
         <w:t>: UML class diagram</w:t>
+      </w:r>
+    </w:p>
+    <w:p>
+      <w:pPr>
+        <w:rPr>
+          <w:i/>
+          <w:iCs/>
+          <w:color w:val="0E2841" w:themeColor="text2"/>
+          <w:sz w:val="18"/>
+          <w:szCs w:val="18"/>
+        </w:rPr>
+      </w:pPr>
+    </w:p>
+    <w:p>
+      <w:pPr>
+        <w:tabs>
+          <w:tab w:val="left" w:pos="2003"/>
+        </w:tabs>
+      </w:pPr>
+      <w:r>
+        <w:tab/>
+      </w:r>
+    </w:p>
+    <w:p>
+      <w:pPr>
+        <w:tabs>
+          <w:tab w:val="left" w:pos="2003"/>
+        </w:tabs>
+      </w:pPr>
+    </w:p>
+    <w:p>
+      <w:pPr>
+        <w:tabs>
+          <w:tab w:val="left" w:pos="2003"/>
+        </w:tabs>
+      </w:pPr>
+    </w:p>
+    <w:p>
+      <w:pPr>
+        <w:pStyle w:val="Heading1"/>
+        <w:jc w:val="left"/>
+        <w:rPr>
+          <w:b/>
+          <w:bCs/>
+          <w:color w:val="000000" w:themeColor="text1"/>
+          <w:sz w:val="32"/>
+          <w:szCs w:val="32"/>
+        </w:rPr>
+      </w:pPr>
+      <w:r>
+        <w:rPr>
+          <w:b/>
+          <w:bCs/>
+          <w:color w:val="000000" w:themeColor="text1"/>
+          <w:sz w:val="32"/>
+          <w:szCs w:val="32"/>
+        </w:rPr>
+        <w:lastRenderedPageBreak/>
+        <w:t>Tec</w:t>
+      </w:r>
+      <w:r>
+        <w:rPr>
+          <w:b/>
+          <w:bCs/>
+          <w:color w:val="000000" w:themeColor="text1"/>
+          <w:sz w:val="32"/>
+          <w:szCs w:val="32"/>
+        </w:rPr>
+        <w:t>h</w:t>
+      </w:r>
+      <w:r>
+        <w:rPr>
+          <w:b/>
+          <w:bCs/>
+          <w:color w:val="000000" w:themeColor="text1"/>
+          <w:sz w:val="32"/>
+          <w:szCs w:val="32"/>
+        </w:rPr>
+        <w:t xml:space="preserve"> stack design decisions</w:t>
+      </w:r>
+    </w:p>
+    <w:p>
+      <w:pPr>
+        <w:spacing w:line="360" w:lineRule="auto"/>
+        <w:ind w:left="567"/>
+      </w:pPr>
+      <w:r>
+        <w:rPr>
+          <w:b/>
+          <w:bCs/>
+        </w:rPr>
+        <w:t>Web-based</w:t>
+      </w:r>
+      <w:r>
+        <w:t xml:space="preserve"> application handling renting, feedback request.</w:t>
+      </w:r>
+    </w:p>
+    <w:p>
+      <w:pPr>
+        <w:spacing w:line="360" w:lineRule="auto"/>
+        <w:ind w:left="426" w:firstLine="141"/>
+        <w:jc w:val="both"/>
+      </w:pPr>
+      <w:r>
+        <w:rPr>
+          <w:i/>
+          <w:iCs/>
+          <w:u w:val="single"/>
+        </w:rPr>
+        <w:t>Front-end</w:t>
+      </w:r>
+      <w:r>
+        <w:rPr>
+          <w:i/>
+          <w:iCs/>
+          <w:u w:val="single"/>
+        </w:rPr>
+        <w:t>:</w:t>
+      </w:r>
+      <w:r>
+        <w:t xml:space="preserve"> </w:t>
+      </w:r>
+      <w:r>
+        <w:t>HTML</w:t>
+      </w:r>
+      <w:r>
+        <w:t>5</w:t>
+      </w:r>
+      <w:r>
+        <w:t>, CSS</w:t>
+      </w:r>
+      <w:r>
+        <w:t>3</w:t>
+      </w:r>
+      <w:r>
+        <w:t>, Bootstrap, JavaScript libraries.</w:t>
+      </w:r>
+    </w:p>
+    <w:p>
+      <w:pPr>
+        <w:spacing w:line="360" w:lineRule="auto"/>
+        <w:ind w:left="426" w:firstLine="141"/>
+        <w:jc w:val="both"/>
+      </w:pPr>
+      <w:r>
+        <w:rPr>
+          <w:i/>
+          <w:iCs/>
+          <w:u w:val="single"/>
+        </w:rPr>
+        <w:t>Back-</w:t>
+      </w:r>
+      <w:r>
+        <w:rPr>
+          <w:u w:val="single"/>
+        </w:rPr>
+        <w:t>end:</w:t>
+      </w:r>
+      <w:r>
+        <w:t xml:space="preserve"> .NET, C#, Razor pages</w:t>
+      </w:r>
+    </w:p>
+    <w:p>
+      <w:pPr>
+        <w:spacing w:line="360" w:lineRule="auto"/>
+        <w:ind w:left="426" w:firstLine="141"/>
+        <w:jc w:val="both"/>
+      </w:pPr>
+      <w:r>
+        <w:rPr>
+          <w:i/>
+          <w:iCs/>
+          <w:u w:val="single"/>
+        </w:rPr>
+        <w:t>Architecture:</w:t>
+      </w:r>
+      <w:r>
+        <w:t xml:space="preserve"> Three layered </w:t>
+      </w:r>
+      <w:proofErr w:type="gramStart"/>
+      <w:r>
+        <w:t>architecture</w:t>
+      </w:r>
+      <w:proofErr w:type="gramEnd"/>
+      <w:r>
+        <w:t xml:space="preserve">: </w:t>
+      </w:r>
+    </w:p>
+    <w:p>
+      <w:pPr>
+        <w:pStyle w:val="ListParagraph"/>
+        <w:numPr>
+          <w:ilvl w:val="0"/>
+          <w:numId w:val="1"/>
+        </w:numPr>
+        <w:jc w:val="both"/>
+        <w:rPr>
+          <w:sz w:val="20"/>
+          <w:szCs w:val="20"/>
+        </w:rPr>
+      </w:pPr>
+      <w:r>
+        <w:rPr>
+          <w:b/>
+          <w:bCs/>
+          <w:sz w:val="20"/>
+          <w:szCs w:val="20"/>
+        </w:rPr>
+        <w:t>Domain layer:</w:t>
+      </w:r>
+      <w:r>
+        <w:rPr>
+          <w:sz w:val="20"/>
+          <w:szCs w:val="20"/>
+        </w:rPr>
+        <w:t xml:space="preserve"> Containing the business logic.</w:t>
+      </w:r>
+    </w:p>
+    <w:p>
+      <w:pPr>
+        <w:pStyle w:val="ListParagraph"/>
+        <w:numPr>
+          <w:ilvl w:val="0"/>
+          <w:numId w:val="1"/>
+        </w:numPr>
+        <w:jc w:val="both"/>
+        <w:rPr>
+          <w:sz w:val="20"/>
+          <w:szCs w:val="20"/>
+        </w:rPr>
+      </w:pPr>
+      <w:r>
+        <w:rPr>
+          <w:b/>
+          <w:bCs/>
+          <w:sz w:val="20"/>
+          <w:szCs w:val="20"/>
+        </w:rPr>
+        <w:t>Data access layer:</w:t>
+      </w:r>
+      <w:r>
+        <w:rPr>
+          <w:sz w:val="20"/>
+          <w:szCs w:val="20"/>
+        </w:rPr>
+        <w:t xml:space="preserve"> Database access &amp; manipulation.</w:t>
+      </w:r>
+    </w:p>
+    <w:p>
+      <w:pPr>
+        <w:pStyle w:val="ListParagraph"/>
+        <w:numPr>
+          <w:ilvl w:val="0"/>
+          <w:numId w:val="1"/>
+        </w:numPr>
+        <w:jc w:val="both"/>
+        <w:rPr>
+          <w:b/>
+          <w:bCs/>
+          <w:sz w:val="20"/>
+          <w:szCs w:val="20"/>
+        </w:rPr>
+      </w:pPr>
+      <w:r>
+        <w:rPr>
+          <w:b/>
+          <w:bCs/>
+          <w:sz w:val="20"/>
+          <w:szCs w:val="20"/>
+        </w:rPr>
+        <w:t>Business logic layer:</w:t>
+      </w:r>
+      <w:r>
+        <w:rPr>
+          <w:sz w:val="20"/>
+          <w:szCs w:val="20"/>
+        </w:rPr>
+        <w:t xml:space="preserve"> Contains the application logic.</w:t>
+      </w:r>
+    </w:p>
+    <w:p>
+      <w:pPr>
+        <w:spacing w:line="360" w:lineRule="auto"/>
+        <w:ind w:left="426" w:firstLine="141"/>
+        <w:jc w:val="both"/>
+      </w:pPr>
+      <w:r>
+        <w:rPr>
+          <w:i/>
+          <w:iCs/>
+          <w:u w:val="single"/>
+        </w:rPr>
+        <w:t>Database:</w:t>
+      </w:r>
+      <w:r>
+        <w:t xml:space="preserve"> MS </w:t>
+      </w:r>
+      <w:proofErr w:type="spellStart"/>
+      <w:r>
+        <w:t>SQLServer</w:t>
+      </w:r>
+      <w:proofErr w:type="spellEnd"/>
+      <w:r>
+        <w:t xml:space="preserve"> (Client) &amp; MSSQL Server Management Studio (RBDMS)</w:t>
       </w:r>
     </w:p>
     <w:p>
@@ -1268,34 +1647,296 @@
           <w:sz w:val="32"/>
           <w:szCs w:val="32"/>
         </w:rPr>
-        <w:lastRenderedPageBreak/>
+        <w:t>Reasons for tech stack design decisions</w:t>
+      </w:r>
+      <w:r>
+        <w:rPr>
+          <w:b/>
+          <w:bCs/>
+          <w:color w:val="auto"/>
+          <w:sz w:val="32"/>
+          <w:szCs w:val="32"/>
+        </w:rPr>
+        <w:tab/>
+      </w:r>
+    </w:p>
+    <w:p>
+      <w:pPr>
+        <w:spacing w:line="360" w:lineRule="auto"/>
+        <w:ind w:left="720"/>
+        <w:rPr>
+          <w:b/>
+          <w:bCs/>
+          <w:sz w:val="32"/>
+          <w:szCs w:val="32"/>
+        </w:rPr>
+      </w:pPr>
+      <w:r>
+        <w:rPr>
+          <w:b/>
+          <w:bCs/>
+        </w:rPr>
+        <w:t xml:space="preserve">Front-end </w:t>
+      </w:r>
+      <w:r>
+        <w:rPr>
+          <w:b/>
+          <w:bCs/>
+        </w:rPr>
+        <w:t>technologies:</w:t>
+      </w:r>
+      <w:r>
+        <w:t xml:space="preserve"> The </w:t>
+      </w:r>
+      <w:r>
+        <w:t>choice</w:t>
+      </w:r>
+      <w:r>
+        <w:t xml:space="preserve"> behind those technologies revolves around reasons like wide browser</w:t>
+      </w:r>
+      <w:r>
+        <w:rPr>
+          <w:b/>
+          <w:bCs/>
+          <w:sz w:val="32"/>
+          <w:szCs w:val="32"/>
+        </w:rPr>
+        <w:tab/>
+      </w:r>
+      <w:r>
+        <w:rPr>
+          <w:b/>
+          <w:bCs/>
+          <w:sz w:val="32"/>
+          <w:szCs w:val="32"/>
+        </w:rPr>
+        <w:t xml:space="preserve"> </w:t>
+      </w:r>
+      <w:r>
+        <w:t>compatibility</w:t>
+      </w:r>
+      <w:r>
+        <w:t xml:space="preserve"> </w:t>
+      </w:r>
+      <w:r>
+        <w:rPr>
+          <w:b/>
+          <w:bCs/>
+        </w:rPr>
+        <w:t>[1][2]</w:t>
+      </w:r>
+      <w:r>
+        <w:t xml:space="preserve"> &amp; technology familiarity. </w:t>
+      </w:r>
+      <w:r>
+        <w:rPr>
+          <w:b/>
+          <w:bCs/>
+          <w:sz w:val="32"/>
+          <w:szCs w:val="32"/>
+        </w:rPr>
+        <w:tab/>
+      </w:r>
+    </w:p>
+    <w:p>
+      <w:pPr>
+        <w:spacing w:line="360" w:lineRule="auto"/>
+        <w:ind w:left="720"/>
+      </w:pPr>
+      <w:r>
+        <w:rPr>
+          <w:b/>
+          <w:bCs/>
+        </w:rPr>
+        <w:t>Back-</w:t>
+      </w:r>
+      <w:r>
+        <w:rPr>
+          <w:b/>
+          <w:bCs/>
+        </w:rPr>
+        <w:t xml:space="preserve">end </w:t>
+      </w:r>
+      <w:r>
+        <w:rPr>
+          <w:b/>
+          <w:bCs/>
+        </w:rPr>
+        <w:t>technologies:</w:t>
+      </w:r>
+      <w:r>
+        <w:rPr>
+          <w:b/>
+          <w:bCs/>
+        </w:rPr>
+        <w:t xml:space="preserve"> </w:t>
+      </w:r>
+      <w:r>
+        <w:t>C#</w:t>
+      </w:r>
+      <w:r>
+        <w:t xml:space="preserve"> was an obvious choice</w:t>
+      </w:r>
+      <w:r>
+        <w:t xml:space="preserve"> due to the course’s language constraint, Razor pages</w:t>
+      </w:r>
+      <w:r>
+        <w:t xml:space="preserve"> provide server-side rendering</w:t>
+      </w:r>
+      <w:r>
+        <w:t xml:space="preserve">, promoting page-centric </w:t>
+      </w:r>
+      <w:r>
+        <w:rPr>
+          <w:b/>
+          <w:bCs/>
+        </w:rPr>
+        <w:t>[3]</w:t>
+      </w:r>
+      <w:r>
+        <w:t xml:space="preserve"> development as well as a stable community.</w:t>
+      </w:r>
+    </w:p>
+    <w:p>
+      <w:pPr>
+        <w:spacing w:line="360" w:lineRule="auto"/>
+        <w:ind w:left="720"/>
+        <w:rPr>
+          <w:b/>
+          <w:bCs/>
+          <w:sz w:val="32"/>
+          <w:szCs w:val="32"/>
+        </w:rPr>
+      </w:pPr>
+      <w:r>
+        <w:rPr>
+          <w:b/>
+          <w:bCs/>
+        </w:rPr>
+        <w:t xml:space="preserve">Database choice: </w:t>
+      </w:r>
+      <w:r>
+        <w:t>Chosen due to its</w:t>
+      </w:r>
+      <w:r>
+        <w:t xml:space="preserve"> seamless integration with the .NET ecosystem </w:t>
+      </w:r>
+      <w:r>
+        <w:rPr>
+          <w:b/>
+          <w:bCs/>
+        </w:rPr>
+        <w:t>[4]</w:t>
+      </w:r>
+      <w:r>
+        <w:rPr>
+          <w:b/>
+          <w:bCs/>
+          <w:sz w:val="32"/>
+          <w:szCs w:val="32"/>
+        </w:rPr>
+        <w:tab/>
+      </w:r>
+      <w:r>
+        <w:rPr>
+          <w:b/>
+          <w:bCs/>
+          <w:sz w:val="32"/>
+          <w:szCs w:val="32"/>
+        </w:rPr>
+        <w:tab/>
+      </w:r>
+      <w:r>
+        <w:rPr>
+          <w:b/>
+          <w:bCs/>
+          <w:sz w:val="32"/>
+          <w:szCs w:val="32"/>
+        </w:rPr>
+        <w:tab/>
+      </w:r>
+      <w:r>
+        <w:rPr>
+          <w:b/>
+          <w:bCs/>
+          <w:sz w:val="32"/>
+          <w:szCs w:val="32"/>
+        </w:rPr>
+        <w:tab/>
+      </w:r>
+      <w:r>
+        <w:rPr>
+          <w:b/>
+          <w:bCs/>
+          <w:sz w:val="32"/>
+          <w:szCs w:val="32"/>
+        </w:rPr>
+        <w:tab/>
+      </w:r>
+      <w:r>
+        <w:rPr>
+          <w:b/>
+          <w:bCs/>
+          <w:sz w:val="32"/>
+          <w:szCs w:val="32"/>
+        </w:rPr>
+        <w:tab/>
+      </w:r>
+      <w:r>
+        <w:rPr>
+          <w:b/>
+          <w:bCs/>
+          <w:sz w:val="32"/>
+          <w:szCs w:val="32"/>
+        </w:rPr>
+        <w:tab/>
+      </w:r>
+      <w:r>
+        <w:rPr>
+          <w:b/>
+          <w:bCs/>
+          <w:sz w:val="32"/>
+          <w:szCs w:val="32"/>
+        </w:rPr>
+        <w:tab/>
+      </w:r>
+      <w:r>
+        <w:rPr>
+          <w:b/>
+          <w:bCs/>
+          <w:sz w:val="32"/>
+          <w:szCs w:val="32"/>
+        </w:rPr>
+        <w:tab/>
+      </w:r>
+    </w:p>
+    <w:p>
+      <w:pPr>
+        <w:pStyle w:val="Heading1"/>
+        <w:ind w:right="-23"/>
+        <w:jc w:val="left"/>
+        <w:rPr>
+          <w:b/>
+          <w:bCs/>
+          <w:color w:val="auto"/>
+          <w:sz w:val="32"/>
+          <w:szCs w:val="32"/>
+        </w:rPr>
+      </w:pPr>
+      <w:r>
+        <w:rPr>
+          <w:b/>
+          <w:bCs/>
+          <w:color w:val="auto"/>
+          <w:sz w:val="32"/>
+          <w:szCs w:val="32"/>
+        </w:rPr>
         <w:t>ERD diagram</w:t>
       </w:r>
     </w:p>
     <w:p>
-      <w:r>
-        <w:t xml:space="preserve">For the ERD diagram, </w:t>
-      </w:r>
-      <w:proofErr w:type="spellStart"/>
-      <w:r>
-        <w:t>MSSQLServer</w:t>
-      </w:r>
-      <w:proofErr w:type="spellEnd"/>
-      <w:r>
-        <w:t xml:space="preserve"> </w:t>
-      </w:r>
-      <w:proofErr w:type="spellStart"/>
-      <w:r>
-        <w:t>Manegement</w:t>
-      </w:r>
-      <w:proofErr w:type="spellEnd"/>
-      <w:r>
-        <w:t xml:space="preserve"> Studio was used (database-first approach).</w:t>
-      </w:r>
-    </w:p>
-    <w:p>
-      <w:pPr>
-        <w:keepNext/>
+      <w:pPr>
+        <w:ind w:right="-23"/>
       </w:pPr>
       <w:r>
         <w:rPr>
@@ -1303,9 +1944,17 @@
           <w14:ligatures w14:val="standardContextual"/>
         </w:rPr>
         <w:drawing>
-          <wp:inline distT="0" distB="0" distL="0" distR="0" wp14:anchorId="69B996BC" wp14:editId="7970D0F2">
-            <wp:extent cx="5943600" cy="3065145"/>
-            <wp:effectExtent l="0" t="0" r="0" b="1905"/>
+          <wp:anchor distT="0" distB="0" distL="114300" distR="114300" simplePos="0" relativeHeight="251661312" behindDoc="0" locked="0" layoutInCell="1" allowOverlap="1" wp14:anchorId="15C9924F" wp14:editId="4AA390E0">
+            <wp:simplePos x="0" y="0"/>
+            <wp:positionH relativeFrom="column">
+              <wp:posOffset>30480</wp:posOffset>
+            </wp:positionH>
+            <wp:positionV relativeFrom="paragraph">
+              <wp:posOffset>193040</wp:posOffset>
+            </wp:positionV>
+            <wp:extent cx="5478039" cy="2824480"/>
+            <wp:effectExtent l="0" t="0" r="8890" b="0"/>
+            <wp:wrapTopAndBottom/>
             <wp:docPr id="614664000" name="Picture 1"/>
             <wp:cNvGraphicFramePr>
               <a:graphicFrameLocks xmlns:a="http://schemas.openxmlformats.org/drawingml/2006/main" noChangeAspect="1"/>
@@ -1318,7 +1967,13 @@
                     <pic:cNvPicPr/>
                   </pic:nvPicPr>
                   <pic:blipFill>
-                    <a:blip r:embed="rId7"/>
+                    <a:blip r:embed="rId11" cstate="print">
+                      <a:extLst>
+                        <a:ext uri="{28A0092B-C50C-407E-A947-70E740481C1C}">
+                          <a14:useLocalDpi xmlns:a14="http://schemas.microsoft.com/office/drawing/2010/main" val="0"/>
+                        </a:ext>
+                      </a:extLst>
+                    </a:blip>
                     <a:stretch>
                       <a:fillRect/>
                     </a:stretch>
@@ -1326,7 +1981,7 @@
                   <pic:spPr>
                     <a:xfrm>
                       <a:off x="0" y="0"/>
-                      <a:ext cx="5943600" cy="3065145"/>
+                      <a:ext cx="5478039" cy="2824480"/>
                     </a:xfrm>
                     <a:prstGeom prst="rect">
                       <a:avLst/>
@@ -1335,16 +1990,43 @@
                 </pic:pic>
               </a:graphicData>
             </a:graphic>
-          </wp:inline>
+            <wp14:sizeRelH relativeFrom="margin">
+              <wp14:pctWidth>0</wp14:pctWidth>
+            </wp14:sizeRelH>
+            <wp14:sizeRelV relativeFrom="margin">
+              <wp14:pctHeight>0</wp14:pctHeight>
+            </wp14:sizeRelV>
+          </wp:anchor>
         </w:drawing>
       </w:r>
+      <w:r>
+        <w:t xml:space="preserve">For the ERD diagram, </w:t>
+      </w:r>
+      <w:proofErr w:type="spellStart"/>
+      <w:r>
+        <w:t>MSSQLServer</w:t>
+      </w:r>
+      <w:proofErr w:type="spellEnd"/>
+      <w:r>
+        <w:t xml:space="preserve"> </w:t>
+      </w:r>
+      <w:proofErr w:type="spellStart"/>
+      <w:r>
+        <w:t>Manegement</w:t>
+      </w:r>
+      <w:proofErr w:type="spellEnd"/>
+      <w:r>
+        <w:t xml:space="preserve"> Studio was used (database-first approach).</w:t>
+      </w:r>
     </w:p>
     <w:p>
       <w:pPr>
         <w:pStyle w:val="Caption"/>
+        <w:ind w:right="828"/>
         <w:jc w:val="center"/>
       </w:pPr>
       <w:r>
+        <w:lastRenderedPageBreak/>
         <w:t xml:space="preserve">Figure </w:t>
       </w:r>
       <w:r>
@@ -1369,15 +2051,7435 @@
         <w:t>: ERD diagram</w:t>
       </w:r>
     </w:p>
+    <w:p>
+      <w:pPr>
+        <w:spacing w:line="360" w:lineRule="auto"/>
+        <w:ind w:right="-23"/>
+      </w:pPr>
+    </w:p>
+    <w:p>
+      <w:pPr>
+        <w:spacing w:line="360" w:lineRule="auto"/>
+        <w:ind w:right="-23"/>
+        <w:rPr>
+          <w:b/>
+          <w:bCs/>
+        </w:rPr>
+      </w:pPr>
+      <w:r>
+        <w:rPr>
+          <w:b/>
+          <w:bCs/>
+        </w:rPr>
+        <w:t>Overview</w:t>
+      </w:r>
+    </w:p>
+    <w:p>
+      <w:pPr>
+        <w:spacing w:line="360" w:lineRule="auto"/>
+        <w:ind w:right="-23"/>
+        <w:rPr>
+          <w:i/>
+          <w:iCs/>
+          <w:sz w:val="18"/>
+          <w:szCs w:val="18"/>
+          <w:u w:val="single"/>
+        </w:rPr>
+      </w:pPr>
+      <w:r>
+        <w:rPr>
+          <w:i/>
+          <w:iCs/>
+          <w:sz w:val="18"/>
+          <w:szCs w:val="18"/>
+          <w:u w:val="single"/>
+        </w:rPr>
+        <w:t>List of all entities</w:t>
+      </w:r>
+    </w:p>
+    <w:p>
+      <w:pPr>
+        <w:spacing w:line="360" w:lineRule="auto"/>
+        <w:ind w:right="-23"/>
+        <w:rPr>
+          <w:b/>
+          <w:bCs/>
+          <w:sz w:val="18"/>
+          <w:szCs w:val="18"/>
+        </w:rPr>
+      </w:pPr>
+      <w:r>
+        <w:rPr>
+          <w:b/>
+          <w:bCs/>
+          <w:sz w:val="18"/>
+          <w:szCs w:val="18"/>
+        </w:rPr>
+        <w:t>Car</w:t>
+      </w:r>
+      <w:r>
+        <w:rPr>
+          <w:b/>
+          <w:bCs/>
+          <w:sz w:val="18"/>
+          <w:szCs w:val="18"/>
+        </w:rPr>
+        <w:t>s</w:t>
+      </w:r>
+    </w:p>
+    <w:p>
+      <w:pPr>
+        <w:spacing w:line="360" w:lineRule="auto"/>
+        <w:ind w:right="-23"/>
+        <w:rPr>
+          <w:b/>
+          <w:bCs/>
+          <w:sz w:val="18"/>
+          <w:szCs w:val="18"/>
+        </w:rPr>
+      </w:pPr>
+      <w:r>
+        <w:rPr>
+          <w:b/>
+          <w:bCs/>
+          <w:sz w:val="18"/>
+          <w:szCs w:val="18"/>
+        </w:rPr>
+        <w:t>Comfort</w:t>
+      </w:r>
+      <w:r>
+        <w:rPr>
+          <w:b/>
+          <w:bCs/>
+          <w:sz w:val="18"/>
+          <w:szCs w:val="18"/>
+        </w:rPr>
+        <w:t>s</w:t>
+      </w:r>
+    </w:p>
+    <w:p>
+      <w:pPr>
+        <w:spacing w:line="360" w:lineRule="auto"/>
+        <w:ind w:right="-23"/>
+        <w:rPr>
+          <w:b/>
+          <w:bCs/>
+          <w:sz w:val="18"/>
+          <w:szCs w:val="18"/>
+        </w:rPr>
+      </w:pPr>
+      <w:r>
+        <w:rPr>
+          <w:b/>
+          <w:bCs/>
+          <w:sz w:val="18"/>
+          <w:szCs w:val="18"/>
+        </w:rPr>
+        <w:t>Gallery</w:t>
+      </w:r>
+    </w:p>
+    <w:p>
+      <w:pPr>
+        <w:spacing w:line="360" w:lineRule="auto"/>
+        <w:ind w:right="-23"/>
+        <w:rPr>
+          <w:b/>
+          <w:bCs/>
+          <w:sz w:val="18"/>
+          <w:szCs w:val="18"/>
+        </w:rPr>
+      </w:pPr>
+      <w:r>
+        <w:rPr>
+          <w:b/>
+          <w:bCs/>
+          <w:sz w:val="18"/>
+          <w:szCs w:val="18"/>
+        </w:rPr>
+        <w:t>Manufacturer</w:t>
+      </w:r>
+    </w:p>
+    <w:p>
+      <w:pPr>
+        <w:spacing w:line="360" w:lineRule="auto"/>
+        <w:ind w:right="-23"/>
+        <w:rPr>
+          <w:b/>
+          <w:bCs/>
+          <w:sz w:val="18"/>
+          <w:szCs w:val="18"/>
+        </w:rPr>
+      </w:pPr>
+      <w:r>
+        <w:rPr>
+          <w:b/>
+          <w:bCs/>
+          <w:sz w:val="18"/>
+          <w:szCs w:val="18"/>
+        </w:rPr>
+        <w:t>User</w:t>
+      </w:r>
+      <w:r>
+        <w:rPr>
+          <w:b/>
+          <w:bCs/>
+          <w:sz w:val="18"/>
+          <w:szCs w:val="18"/>
+        </w:rPr>
+        <w:t>s</w:t>
+      </w:r>
+    </w:p>
+    <w:p>
+      <w:pPr>
+        <w:spacing w:line="360" w:lineRule="auto"/>
+        <w:ind w:right="-23"/>
+        <w:rPr>
+          <w:b/>
+          <w:bCs/>
+          <w:sz w:val="18"/>
+          <w:szCs w:val="18"/>
+        </w:rPr>
+      </w:pPr>
+      <w:proofErr w:type="spellStart"/>
+      <w:r>
+        <w:rPr>
+          <w:b/>
+          <w:bCs/>
+          <w:sz w:val="18"/>
+          <w:szCs w:val="18"/>
+        </w:rPr>
+        <w:t>AspNetRoleClaims</w:t>
+      </w:r>
+      <w:proofErr w:type="spellEnd"/>
+    </w:p>
+    <w:p>
+      <w:pPr>
+        <w:spacing w:line="360" w:lineRule="auto"/>
+        <w:ind w:right="-23"/>
+        <w:rPr>
+          <w:b/>
+          <w:bCs/>
+          <w:sz w:val="18"/>
+          <w:szCs w:val="18"/>
+        </w:rPr>
+      </w:pPr>
+      <w:proofErr w:type="spellStart"/>
+      <w:r>
+        <w:rPr>
+          <w:b/>
+          <w:bCs/>
+          <w:sz w:val="18"/>
+          <w:szCs w:val="18"/>
+        </w:rPr>
+        <w:t>AspNetRoles</w:t>
+      </w:r>
+      <w:proofErr w:type="spellEnd"/>
+    </w:p>
+    <w:p>
+      <w:pPr>
+        <w:spacing w:line="360" w:lineRule="auto"/>
+        <w:ind w:right="-23"/>
+        <w:rPr>
+          <w:b/>
+          <w:bCs/>
+          <w:sz w:val="18"/>
+          <w:szCs w:val="18"/>
+        </w:rPr>
+      </w:pPr>
+      <w:proofErr w:type="spellStart"/>
+      <w:r>
+        <w:rPr>
+          <w:b/>
+          <w:bCs/>
+          <w:sz w:val="18"/>
+          <w:szCs w:val="18"/>
+        </w:rPr>
+        <w:t>AspNetUserRoles</w:t>
+      </w:r>
+      <w:proofErr w:type="spellEnd"/>
+    </w:p>
+    <w:p>
+      <w:pPr>
+        <w:spacing w:line="360" w:lineRule="auto"/>
+        <w:ind w:right="-23"/>
+        <w:rPr>
+          <w:b/>
+          <w:bCs/>
+          <w:sz w:val="18"/>
+          <w:szCs w:val="18"/>
+        </w:rPr>
+      </w:pPr>
+      <w:proofErr w:type="spellStart"/>
+      <w:r>
+        <w:rPr>
+          <w:b/>
+          <w:bCs/>
+          <w:sz w:val="18"/>
+          <w:szCs w:val="18"/>
+        </w:rPr>
+        <w:t>AspNetUserClaims</w:t>
+      </w:r>
+      <w:proofErr w:type="spellEnd"/>
+    </w:p>
+    <w:p>
+      <w:pPr>
+        <w:spacing w:line="360" w:lineRule="auto"/>
+        <w:ind w:right="-23"/>
+        <w:rPr>
+          <w:b/>
+          <w:bCs/>
+          <w:sz w:val="18"/>
+          <w:szCs w:val="18"/>
+        </w:rPr>
+      </w:pPr>
+      <w:proofErr w:type="spellStart"/>
+      <w:r>
+        <w:rPr>
+          <w:b/>
+          <w:bCs/>
+          <w:sz w:val="18"/>
+          <w:szCs w:val="18"/>
+        </w:rPr>
+        <w:t>AspNetUsers</w:t>
+      </w:r>
+      <w:proofErr w:type="spellEnd"/>
+    </w:p>
+    <w:p>
+      <w:pPr>
+        <w:spacing w:line="360" w:lineRule="auto"/>
+        <w:ind w:right="-23"/>
+        <w:rPr>
+          <w:b/>
+          <w:bCs/>
+          <w:sz w:val="18"/>
+          <w:szCs w:val="18"/>
+        </w:rPr>
+      </w:pPr>
+      <w:proofErr w:type="spellStart"/>
+      <w:r>
+        <w:rPr>
+          <w:b/>
+          <w:bCs/>
+          <w:sz w:val="18"/>
+          <w:szCs w:val="18"/>
+        </w:rPr>
+        <w:t>AspNetUserTokens</w:t>
+      </w:r>
+      <w:proofErr w:type="spellEnd"/>
+    </w:p>
+    <w:p>
+      <w:pPr>
+        <w:spacing w:line="360" w:lineRule="auto"/>
+        <w:ind w:right="-23"/>
+        <w:rPr>
+          <w:b/>
+          <w:bCs/>
+          <w:sz w:val="18"/>
+          <w:szCs w:val="18"/>
+        </w:rPr>
+      </w:pPr>
+      <w:proofErr w:type="spellStart"/>
+      <w:r>
+        <w:rPr>
+          <w:b/>
+          <w:bCs/>
+          <w:sz w:val="18"/>
+          <w:szCs w:val="18"/>
+        </w:rPr>
+        <w:t>AspNetUserLogins</w:t>
+      </w:r>
+      <w:proofErr w:type="spellEnd"/>
+    </w:p>
+    <w:p>
+      <w:pPr>
+        <w:spacing w:line="360" w:lineRule="auto"/>
+        <w:ind w:right="-23"/>
+        <w:rPr>
+          <w:b/>
+          <w:bCs/>
+          <w:sz w:val="18"/>
+          <w:szCs w:val="18"/>
+        </w:rPr>
+      </w:pPr>
+      <w:proofErr w:type="spellStart"/>
+      <w:r>
+        <w:rPr>
+          <w:b/>
+          <w:bCs/>
+          <w:sz w:val="18"/>
+          <w:szCs w:val="18"/>
+        </w:rPr>
+        <w:t>EFMigrationsHistory</w:t>
+      </w:r>
+      <w:proofErr w:type="spellEnd"/>
+    </w:p>
+    <w:p>
+      <w:pPr>
+        <w:spacing w:line="360" w:lineRule="auto"/>
+        <w:ind w:right="-23"/>
+        <w:rPr>
+          <w:b/>
+          <w:bCs/>
+          <w:sz w:val="18"/>
+          <w:szCs w:val="18"/>
+        </w:rPr>
+      </w:pPr>
+    </w:p>
+    <w:p>
+      <w:pPr>
+        <w:spacing w:line="360" w:lineRule="auto"/>
+        <w:ind w:right="-23"/>
+        <w:rPr>
+          <w:i/>
+          <w:iCs/>
+          <w:sz w:val="18"/>
+          <w:szCs w:val="18"/>
+          <w:u w:val="single"/>
+        </w:rPr>
+      </w:pPr>
+      <w:r>
+        <w:rPr>
+          <w:i/>
+          <w:iCs/>
+          <w:sz w:val="18"/>
+          <w:szCs w:val="18"/>
+          <w:u w:val="single"/>
+        </w:rPr>
+        <w:t>Core entities</w:t>
+      </w:r>
+    </w:p>
+    <w:p>
+      <w:pPr>
+        <w:spacing w:line="360" w:lineRule="auto"/>
+        <w:ind w:right="-23"/>
+        <w:rPr>
+          <w:sz w:val="18"/>
+          <w:szCs w:val="18"/>
+        </w:rPr>
+      </w:pPr>
+      <w:r>
+        <w:rPr>
+          <w:b/>
+          <w:bCs/>
+          <w:sz w:val="18"/>
+          <w:szCs w:val="18"/>
+        </w:rPr>
+        <w:t>Car</w:t>
+      </w:r>
+      <w:r>
+        <w:rPr>
+          <w:b/>
+          <w:bCs/>
+          <w:sz w:val="18"/>
+          <w:szCs w:val="18"/>
+        </w:rPr>
+        <w:t>s</w:t>
+      </w:r>
+      <w:r>
+        <w:rPr>
+          <w:b/>
+          <w:bCs/>
+          <w:sz w:val="18"/>
+          <w:szCs w:val="18"/>
+        </w:rPr>
+        <w:t>:</w:t>
+      </w:r>
+      <w:r>
+        <w:rPr>
+          <w:b/>
+          <w:bCs/>
+          <w:sz w:val="18"/>
+          <w:szCs w:val="18"/>
+        </w:rPr>
+        <w:t xml:space="preserve"> </w:t>
+      </w:r>
+      <w:r>
+        <w:rPr>
+          <w:sz w:val="18"/>
+          <w:szCs w:val="18"/>
+        </w:rPr>
+        <w:t xml:space="preserve">This table is responsible for storing car related </w:t>
+      </w:r>
+      <w:r>
+        <w:rPr>
+          <w:sz w:val="18"/>
+          <w:szCs w:val="18"/>
+        </w:rPr>
+        <w:t>data</w:t>
+      </w:r>
+      <w:r>
+        <w:rPr>
+          <w:sz w:val="18"/>
+          <w:szCs w:val="18"/>
+        </w:rPr>
+        <w:t xml:space="preserve"> like car model, status, price per day, etc. It has one-to-many relationship with the </w:t>
+      </w:r>
+      <w:r>
+        <w:rPr>
+          <w:b/>
+          <w:bCs/>
+          <w:sz w:val="18"/>
+          <w:szCs w:val="18"/>
+        </w:rPr>
+        <w:t>entity Gallery</w:t>
+      </w:r>
+      <w:r>
+        <w:rPr>
+          <w:sz w:val="18"/>
+          <w:szCs w:val="18"/>
+        </w:rPr>
+        <w:t xml:space="preserve"> (one car could have one or more images), another relationship many-to-one is with the </w:t>
+      </w:r>
+      <w:r>
+        <w:rPr>
+          <w:b/>
+          <w:bCs/>
+          <w:sz w:val="18"/>
+          <w:szCs w:val="18"/>
+        </w:rPr>
+        <w:t>entity Manufacturer</w:t>
+      </w:r>
+      <w:r>
+        <w:rPr>
+          <w:b/>
+          <w:bCs/>
+          <w:sz w:val="18"/>
+          <w:szCs w:val="18"/>
+        </w:rPr>
+        <w:t xml:space="preserve"> </w:t>
+      </w:r>
+      <w:r>
+        <w:rPr>
+          <w:sz w:val="18"/>
+          <w:szCs w:val="18"/>
+        </w:rPr>
+        <w:t xml:space="preserve">(one manufacturer could have one or more than one car). At the end is the relationship with the </w:t>
+      </w:r>
+      <w:r>
+        <w:rPr>
+          <w:b/>
+          <w:bCs/>
+          <w:sz w:val="18"/>
+          <w:szCs w:val="18"/>
+        </w:rPr>
+        <w:t>entity Comforts</w:t>
+      </w:r>
+      <w:r>
+        <w:rPr>
+          <w:b/>
+          <w:bCs/>
+          <w:sz w:val="18"/>
+          <w:szCs w:val="18"/>
+        </w:rPr>
+        <w:t xml:space="preserve"> </w:t>
+      </w:r>
+      <w:r>
+        <w:rPr>
+          <w:sz w:val="18"/>
+          <w:szCs w:val="18"/>
+        </w:rPr>
+        <w:t>(</w:t>
+      </w:r>
+      <w:r>
+        <w:rPr>
+          <w:sz w:val="18"/>
+          <w:szCs w:val="18"/>
+        </w:rPr>
+        <w:t>one car could have many comforts</w:t>
+      </w:r>
+      <w:r>
+        <w:rPr>
+          <w:sz w:val="18"/>
+          <w:szCs w:val="18"/>
+        </w:rPr>
+        <w:t>)</w:t>
+      </w:r>
+      <w:r>
+        <w:rPr>
+          <w:sz w:val="18"/>
+          <w:szCs w:val="18"/>
+        </w:rPr>
+        <w:t>.</w:t>
+      </w:r>
+    </w:p>
+    <w:p>
+      <w:pPr>
+        <w:spacing w:line="360" w:lineRule="auto"/>
+        <w:ind w:right="-23"/>
+        <w:rPr>
+          <w:sz w:val="18"/>
+          <w:szCs w:val="18"/>
+        </w:rPr>
+      </w:pPr>
+      <w:r>
+        <w:rPr>
+          <w:b/>
+          <w:bCs/>
+          <w:sz w:val="18"/>
+          <w:szCs w:val="18"/>
+        </w:rPr>
+        <w:t>Gallery</w:t>
+      </w:r>
+      <w:r>
+        <w:rPr>
+          <w:b/>
+          <w:bCs/>
+          <w:sz w:val="18"/>
+          <w:szCs w:val="18"/>
+        </w:rPr>
+        <w:t xml:space="preserve">: </w:t>
+      </w:r>
+      <w:r>
+        <w:rPr>
+          <w:sz w:val="18"/>
+          <w:szCs w:val="18"/>
+        </w:rPr>
+        <w:t>Contains the promo picture of a car as well as the collection of images per car.</w:t>
+      </w:r>
+    </w:p>
+    <w:p>
+      <w:pPr>
+        <w:spacing w:line="360" w:lineRule="auto"/>
+        <w:ind w:right="-23"/>
+        <w:rPr>
+          <w:sz w:val="18"/>
+          <w:szCs w:val="18"/>
+        </w:rPr>
+      </w:pPr>
+      <w:r>
+        <w:rPr>
+          <w:b/>
+          <w:bCs/>
+          <w:sz w:val="18"/>
+          <w:szCs w:val="18"/>
+        </w:rPr>
+        <w:t>Manufacturer</w:t>
+      </w:r>
+      <w:r>
+        <w:rPr>
+          <w:b/>
+          <w:bCs/>
+          <w:sz w:val="18"/>
+          <w:szCs w:val="18"/>
+        </w:rPr>
+        <w:t xml:space="preserve">: </w:t>
+      </w:r>
+      <w:r>
+        <w:rPr>
+          <w:sz w:val="18"/>
+          <w:szCs w:val="18"/>
+        </w:rPr>
+        <w:t>Contains details about the retailer like company name…</w:t>
+      </w:r>
+    </w:p>
+    <w:p>
+      <w:pPr>
+        <w:spacing w:line="360" w:lineRule="auto"/>
+        <w:ind w:right="-23"/>
+        <w:rPr>
+          <w:sz w:val="18"/>
+          <w:szCs w:val="18"/>
+        </w:rPr>
+      </w:pPr>
+      <w:r>
+        <w:rPr>
+          <w:b/>
+          <w:bCs/>
+          <w:sz w:val="18"/>
+          <w:szCs w:val="18"/>
+        </w:rPr>
+        <w:t>Comforts</w:t>
+      </w:r>
+      <w:r>
+        <w:rPr>
+          <w:b/>
+          <w:bCs/>
+          <w:sz w:val="18"/>
+          <w:szCs w:val="18"/>
+        </w:rPr>
+        <w:t xml:space="preserve">: </w:t>
+      </w:r>
+      <w:r>
+        <w:rPr>
+          <w:sz w:val="18"/>
+          <w:szCs w:val="18"/>
+        </w:rPr>
+        <w:t>Contains all the comforts per car (in the UI that would be displayed using check boxes).</w:t>
+      </w:r>
+    </w:p>
+    <w:p>
+      <w:pPr>
+        <w:spacing w:line="360" w:lineRule="auto"/>
+        <w:ind w:right="-23"/>
+        <w:rPr>
+          <w:sz w:val="18"/>
+          <w:szCs w:val="18"/>
+        </w:rPr>
+      </w:pPr>
+    </w:p>
+    <w:p>
+      <w:pPr>
+        <w:spacing w:line="360" w:lineRule="auto"/>
+        <w:ind w:right="-23"/>
+        <w:rPr>
+          <w:b/>
+          <w:bCs/>
+          <w:sz w:val="18"/>
+          <w:szCs w:val="18"/>
+        </w:rPr>
+      </w:pPr>
+      <w:r>
+        <w:rPr>
+          <w:b/>
+          <w:bCs/>
+          <w:sz w:val="18"/>
+          <w:szCs w:val="18"/>
+        </w:rPr>
+        <w:t>Table</w:t>
+      </w:r>
+      <w:r>
+        <w:rPr>
+          <w:b/>
+          <w:bCs/>
+          <w:sz w:val="18"/>
+          <w:szCs w:val="18"/>
+        </w:rPr>
+        <w:t>s</w:t>
+      </w:r>
+      <w:r>
+        <w:rPr>
+          <w:b/>
+          <w:bCs/>
+          <w:sz w:val="18"/>
+          <w:szCs w:val="18"/>
+        </w:rPr>
+        <w:t xml:space="preserve"> description</w:t>
+      </w:r>
+    </w:p>
+    <w:p>
+      <w:pPr>
+        <w:spacing w:line="360" w:lineRule="auto"/>
+        <w:ind w:right="-23"/>
+        <w:rPr>
+          <w:sz w:val="18"/>
+          <w:szCs w:val="18"/>
+        </w:rPr>
+      </w:pPr>
+      <w:r>
+        <w:rPr>
+          <w:sz w:val="18"/>
+          <w:szCs w:val="18"/>
+        </w:rPr>
+        <w:t>‘Cars’</w:t>
+      </w:r>
+    </w:p>
+    <w:tbl>
+      <w:tblPr>
+        <w:tblStyle w:val="TableGrid"/>
+        <w:tblW w:w="10450" w:type="dxa"/>
+        <w:tblInd w:w="9" w:type="dxa"/>
+        <w:tblCellMar>
+          <w:top w:w="169" w:type="dxa"/>
+          <w:left w:w="118" w:type="dxa"/>
+          <w:bottom w:w="0" w:type="dxa"/>
+          <w:right w:w="115" w:type="dxa"/>
+        </w:tblCellMar>
+        <w:tblLook w:val="04A0" w:firstRow="1" w:lastRow="0" w:firstColumn="1" w:lastColumn="0" w:noHBand="0" w:noVBand="1"/>
+      </w:tblPr>
+      <w:tblGrid>
+        <w:gridCol w:w="2250"/>
+        <w:gridCol w:w="1997"/>
+        <w:gridCol w:w="1680"/>
+        <w:gridCol w:w="4523"/>
+      </w:tblGrid>
+      <w:tr>
+        <w:trPr>
+          <w:trHeight w:val="475"/>
+        </w:trPr>
+        <w:tc>
+          <w:tcPr>
+            <w:tcW w:w="2250" w:type="dxa"/>
+            <w:tcBorders>
+              <w:top w:val="single" w:sz="6" w:space="0" w:color="DDDDDD"/>
+              <w:left w:val="single" w:sz="6" w:space="0" w:color="DDDDDD"/>
+              <w:bottom w:val="single" w:sz="6" w:space="0" w:color="DDDDDD"/>
+              <w:right w:val="single" w:sz="6" w:space="0" w:color="DDDDDD"/>
+            </w:tcBorders>
+            <w:shd w:val="clear" w:color="auto" w:fill="F2F2F2"/>
+          </w:tcPr>
+          <w:p>
+            <w:pPr>
+              <w:spacing w:line="259" w:lineRule="auto"/>
+              <w:ind w:right="-23"/>
+            </w:pPr>
+            <w:r>
+              <w:rPr>
+                <w:rFonts w:ascii="Calibri" w:eastAsia="Calibri" w:hAnsi="Calibri" w:cs="Calibri"/>
+                <w:b/>
+              </w:rPr>
+              <w:t xml:space="preserve">Column </w:t>
+            </w:r>
+          </w:p>
+        </w:tc>
+        <w:tc>
+          <w:tcPr>
+            <w:tcW w:w="1997" w:type="dxa"/>
+            <w:tcBorders>
+              <w:top w:val="single" w:sz="6" w:space="0" w:color="DDDDDD"/>
+              <w:left w:val="single" w:sz="6" w:space="0" w:color="DDDDDD"/>
+              <w:bottom w:val="single" w:sz="6" w:space="0" w:color="DDDDDD"/>
+              <w:right w:val="single" w:sz="6" w:space="0" w:color="DDDDDD"/>
+            </w:tcBorders>
+            <w:shd w:val="clear" w:color="auto" w:fill="F2F2F2"/>
+          </w:tcPr>
+          <w:p>
+            <w:pPr>
+              <w:spacing w:line="259" w:lineRule="auto"/>
+              <w:ind w:left="2" w:right="-23"/>
+            </w:pPr>
+            <w:r>
+              <w:rPr>
+                <w:rFonts w:ascii="Calibri" w:eastAsia="Calibri" w:hAnsi="Calibri" w:cs="Calibri"/>
+                <w:b/>
+              </w:rPr>
+              <w:t xml:space="preserve">Type </w:t>
+            </w:r>
+          </w:p>
+        </w:tc>
+        <w:tc>
+          <w:tcPr>
+            <w:tcW w:w="1680" w:type="dxa"/>
+            <w:tcBorders>
+              <w:top w:val="single" w:sz="6" w:space="0" w:color="DDDDDD"/>
+              <w:left w:val="single" w:sz="6" w:space="0" w:color="DDDDDD"/>
+              <w:bottom w:val="single" w:sz="6" w:space="0" w:color="DDDDDD"/>
+              <w:right w:val="single" w:sz="6" w:space="0" w:color="DDDDDD"/>
+            </w:tcBorders>
+            <w:shd w:val="clear" w:color="auto" w:fill="F2F2F2"/>
+          </w:tcPr>
+          <w:p>
+            <w:pPr>
+              <w:spacing w:line="259" w:lineRule="auto"/>
+              <w:ind w:left="2" w:right="-23"/>
+            </w:pPr>
+            <w:r>
+              <w:rPr>
+                <w:rFonts w:ascii="Calibri" w:eastAsia="Calibri" w:hAnsi="Calibri" w:cs="Calibri"/>
+                <w:b/>
+              </w:rPr>
+              <w:t xml:space="preserve">Constraint </w:t>
+            </w:r>
+          </w:p>
+        </w:tc>
+        <w:tc>
+          <w:tcPr>
+            <w:tcW w:w="4523" w:type="dxa"/>
+            <w:tcBorders>
+              <w:top w:val="single" w:sz="6" w:space="0" w:color="DDDDDD"/>
+              <w:left w:val="single" w:sz="6" w:space="0" w:color="DDDDDD"/>
+              <w:bottom w:val="single" w:sz="6" w:space="0" w:color="DDDDDD"/>
+              <w:right w:val="single" w:sz="6" w:space="0" w:color="DDDDDD"/>
+            </w:tcBorders>
+            <w:shd w:val="clear" w:color="auto" w:fill="F2F2F2"/>
+          </w:tcPr>
+          <w:p>
+            <w:pPr>
+              <w:spacing w:line="259" w:lineRule="auto"/>
+              <w:ind w:left="2" w:right="-23"/>
+            </w:pPr>
+            <w:r>
+              <w:rPr>
+                <w:rFonts w:ascii="Calibri" w:eastAsia="Calibri" w:hAnsi="Calibri" w:cs="Calibri"/>
+                <w:b/>
+              </w:rPr>
+              <w:t xml:space="preserve">Description </w:t>
+            </w:r>
+          </w:p>
+        </w:tc>
+      </w:tr>
+      <w:tr>
+        <w:trPr>
+          <w:trHeight w:val="570"/>
+        </w:trPr>
+        <w:tc>
+          <w:tcPr>
+            <w:tcW w:w="2250" w:type="dxa"/>
+            <w:tcBorders>
+              <w:top w:val="single" w:sz="6" w:space="0" w:color="DDDDDD"/>
+              <w:left w:val="single" w:sz="6" w:space="0" w:color="DDDDDD"/>
+              <w:bottom w:val="single" w:sz="6" w:space="0" w:color="DDDDDD"/>
+              <w:right w:val="single" w:sz="6" w:space="0" w:color="DDDDDD"/>
+            </w:tcBorders>
+            <w:vAlign w:val="center"/>
+          </w:tcPr>
+          <w:p>
+            <w:pPr>
+              <w:spacing w:line="259" w:lineRule="auto"/>
+              <w:ind w:right="-23"/>
+            </w:pPr>
+            <w:proofErr w:type="spellStart"/>
+            <w:r>
+              <w:t>CarId</w:t>
+            </w:r>
+            <w:proofErr w:type="spellEnd"/>
+          </w:p>
+        </w:tc>
+        <w:tc>
+          <w:tcPr>
+            <w:tcW w:w="1997" w:type="dxa"/>
+            <w:tcBorders>
+              <w:top w:val="single" w:sz="6" w:space="0" w:color="DDDDDD"/>
+              <w:left w:val="single" w:sz="6" w:space="0" w:color="DDDDDD"/>
+              <w:bottom w:val="single" w:sz="6" w:space="0" w:color="DDDDDD"/>
+              <w:right w:val="single" w:sz="6" w:space="0" w:color="DDDDDD"/>
+            </w:tcBorders>
+            <w:vAlign w:val="center"/>
+          </w:tcPr>
+          <w:p>
+            <w:pPr>
+              <w:spacing w:line="259" w:lineRule="auto"/>
+              <w:ind w:left="2" w:right="-23"/>
+            </w:pPr>
+            <w:r>
+              <w:t xml:space="preserve"> </w:t>
+            </w:r>
+            <w:r>
+              <w:t>int</w:t>
+            </w:r>
+          </w:p>
+        </w:tc>
+        <w:tc>
+          <w:tcPr>
+            <w:tcW w:w="1680" w:type="dxa"/>
+            <w:tcBorders>
+              <w:top w:val="single" w:sz="6" w:space="0" w:color="DDDDDD"/>
+              <w:left w:val="single" w:sz="6" w:space="0" w:color="DDDDDD"/>
+              <w:bottom w:val="single" w:sz="6" w:space="0" w:color="DDDDDD"/>
+              <w:right w:val="single" w:sz="6" w:space="0" w:color="DDDDDD"/>
+            </w:tcBorders>
+            <w:vAlign w:val="center"/>
+          </w:tcPr>
+          <w:p>
+            <w:pPr>
+              <w:spacing w:line="259" w:lineRule="auto"/>
+              <w:ind w:left="2" w:right="-23"/>
+            </w:pPr>
+            <w:r>
+              <w:t xml:space="preserve">PRIMARY KEY </w:t>
+            </w:r>
+          </w:p>
+        </w:tc>
+        <w:tc>
+          <w:tcPr>
+            <w:tcW w:w="4523" w:type="dxa"/>
+            <w:tcBorders>
+              <w:top w:val="single" w:sz="6" w:space="0" w:color="DDDDDD"/>
+              <w:left w:val="single" w:sz="6" w:space="0" w:color="DDDDDD"/>
+              <w:bottom w:val="single" w:sz="6" w:space="0" w:color="DDDDDD"/>
+              <w:right w:val="single" w:sz="6" w:space="0" w:color="DDDDDD"/>
+            </w:tcBorders>
+            <w:vAlign w:val="center"/>
+          </w:tcPr>
+          <w:p>
+            <w:pPr>
+              <w:spacing w:line="259" w:lineRule="auto"/>
+              <w:ind w:left="2" w:right="-23"/>
+            </w:pPr>
+            <w:r>
+              <w:t>Unique identifier for each car record</w:t>
+            </w:r>
+          </w:p>
+        </w:tc>
+      </w:tr>
+      <w:tr>
+        <w:trPr>
+          <w:trHeight w:val="524"/>
+        </w:trPr>
+        <w:tc>
+          <w:tcPr>
+            <w:tcW w:w="2250" w:type="dxa"/>
+            <w:tcBorders>
+              <w:top w:val="single" w:sz="6" w:space="0" w:color="DDDDDD"/>
+              <w:left w:val="single" w:sz="6" w:space="0" w:color="DDDDDD"/>
+              <w:bottom w:val="single" w:sz="6" w:space="0" w:color="DDDDDD"/>
+              <w:right w:val="single" w:sz="6" w:space="0" w:color="DDDDDD"/>
+            </w:tcBorders>
+            <w:vAlign w:val="center"/>
+          </w:tcPr>
+          <w:p>
+            <w:pPr>
+              <w:spacing w:line="259" w:lineRule="auto"/>
+              <w:ind w:right="-23"/>
+            </w:pPr>
+            <w:proofErr w:type="spellStart"/>
+            <w:r>
+              <w:t>ManufacturerId</w:t>
+            </w:r>
+            <w:proofErr w:type="spellEnd"/>
+          </w:p>
+        </w:tc>
+        <w:tc>
+          <w:tcPr>
+            <w:tcW w:w="1997" w:type="dxa"/>
+            <w:tcBorders>
+              <w:top w:val="single" w:sz="6" w:space="0" w:color="DDDDDD"/>
+              <w:left w:val="single" w:sz="6" w:space="0" w:color="DDDDDD"/>
+              <w:bottom w:val="single" w:sz="6" w:space="0" w:color="DDDDDD"/>
+              <w:right w:val="single" w:sz="6" w:space="0" w:color="DDDDDD"/>
+            </w:tcBorders>
+            <w:vAlign w:val="center"/>
+          </w:tcPr>
+          <w:p>
+            <w:pPr>
+              <w:spacing w:line="259" w:lineRule="auto"/>
+              <w:ind w:left="2" w:right="-23"/>
+            </w:pPr>
+            <w:r>
+              <w:t xml:space="preserve"> </w:t>
+            </w:r>
+            <w:r>
+              <w:t>int</w:t>
+            </w:r>
+            <w:r>
+              <w:t xml:space="preserve"> </w:t>
+            </w:r>
+          </w:p>
+        </w:tc>
+        <w:tc>
+          <w:tcPr>
+            <w:tcW w:w="1680" w:type="dxa"/>
+            <w:tcBorders>
+              <w:top w:val="single" w:sz="6" w:space="0" w:color="DDDDDD"/>
+              <w:left w:val="single" w:sz="6" w:space="0" w:color="DDDDDD"/>
+              <w:bottom w:val="single" w:sz="6" w:space="0" w:color="DDDDDD"/>
+              <w:right w:val="single" w:sz="6" w:space="0" w:color="DDDDDD"/>
+            </w:tcBorders>
+            <w:vAlign w:val="center"/>
+          </w:tcPr>
+          <w:p>
+            <w:pPr>
+              <w:spacing w:line="259" w:lineRule="auto"/>
+              <w:ind w:left="2" w:right="-23"/>
+            </w:pPr>
+            <w:proofErr w:type="spellStart"/>
+            <w:r>
+              <w:t>ForeignKey</w:t>
+            </w:r>
+            <w:proofErr w:type="spellEnd"/>
+            <w:r>
+              <w:t xml:space="preserve"> </w:t>
+            </w:r>
+          </w:p>
+        </w:tc>
+        <w:tc>
+          <w:tcPr>
+            <w:tcW w:w="4523" w:type="dxa"/>
+            <w:tcBorders>
+              <w:top w:val="single" w:sz="6" w:space="0" w:color="DDDDDD"/>
+              <w:left w:val="single" w:sz="6" w:space="0" w:color="DDDDDD"/>
+              <w:bottom w:val="single" w:sz="6" w:space="0" w:color="DDDDDD"/>
+              <w:right w:val="single" w:sz="6" w:space="0" w:color="DDDDDD"/>
+            </w:tcBorders>
+            <w:vAlign w:val="center"/>
+          </w:tcPr>
+          <w:p>
+            <w:pPr>
+              <w:spacing w:line="259" w:lineRule="auto"/>
+              <w:ind w:left="2" w:right="-23"/>
+            </w:pPr>
+            <w:r>
+              <w:t>Relation to the manufacturer of the vehicle</w:t>
+            </w:r>
+          </w:p>
+        </w:tc>
+      </w:tr>
+      <w:tr>
+        <w:trPr>
+          <w:trHeight w:val="526"/>
+        </w:trPr>
+        <w:tc>
+          <w:tcPr>
+            <w:tcW w:w="2250" w:type="dxa"/>
+            <w:tcBorders>
+              <w:top w:val="single" w:sz="6" w:space="0" w:color="DDDDDD"/>
+              <w:left w:val="single" w:sz="6" w:space="0" w:color="DDDDDD"/>
+              <w:bottom w:val="single" w:sz="6" w:space="0" w:color="DDDDDD"/>
+              <w:right w:val="single" w:sz="6" w:space="0" w:color="DDDDDD"/>
+            </w:tcBorders>
+            <w:vAlign w:val="center"/>
+          </w:tcPr>
+          <w:p>
+            <w:pPr>
+              <w:spacing w:line="259" w:lineRule="auto"/>
+              <w:ind w:right="-23"/>
+            </w:pPr>
+            <w:proofErr w:type="spellStart"/>
+            <w:r>
+              <w:t>CarModel</w:t>
+            </w:r>
+            <w:proofErr w:type="spellEnd"/>
+          </w:p>
+        </w:tc>
+        <w:tc>
+          <w:tcPr>
+            <w:tcW w:w="1997" w:type="dxa"/>
+            <w:tcBorders>
+              <w:top w:val="single" w:sz="6" w:space="0" w:color="DDDDDD"/>
+              <w:left w:val="single" w:sz="6" w:space="0" w:color="DDDDDD"/>
+              <w:bottom w:val="single" w:sz="6" w:space="0" w:color="DDDDDD"/>
+              <w:right w:val="single" w:sz="6" w:space="0" w:color="DDDDDD"/>
+            </w:tcBorders>
+            <w:vAlign w:val="center"/>
+          </w:tcPr>
+          <w:p>
+            <w:pPr>
+              <w:spacing w:line="259" w:lineRule="auto"/>
+              <w:ind w:left="2" w:right="-23"/>
+            </w:pPr>
+            <w:proofErr w:type="spellStart"/>
+            <w:r>
+              <w:t>N</w:t>
+            </w:r>
+            <w:r>
+              <w:t>varchar</w:t>
+            </w:r>
+            <w:proofErr w:type="spellEnd"/>
+          </w:p>
+        </w:tc>
+        <w:tc>
+          <w:tcPr>
+            <w:tcW w:w="1680" w:type="dxa"/>
+            <w:tcBorders>
+              <w:top w:val="single" w:sz="6" w:space="0" w:color="DDDDDD"/>
+              <w:left w:val="single" w:sz="6" w:space="0" w:color="DDDDDD"/>
+              <w:bottom w:val="single" w:sz="6" w:space="0" w:color="DDDDDD"/>
+              <w:right w:val="single" w:sz="6" w:space="0" w:color="DDDDDD"/>
+            </w:tcBorders>
+            <w:vAlign w:val="center"/>
+          </w:tcPr>
+          <w:p>
+            <w:pPr>
+              <w:spacing w:line="259" w:lineRule="auto"/>
+              <w:ind w:left="2" w:right="-23"/>
+            </w:pPr>
+            <w:r>
+              <w:t xml:space="preserve">NOT </w:t>
+            </w:r>
+            <w:r>
+              <w:t xml:space="preserve">NULL </w:t>
+            </w:r>
+          </w:p>
+        </w:tc>
+        <w:tc>
+          <w:tcPr>
+            <w:tcW w:w="4523" w:type="dxa"/>
+            <w:tcBorders>
+              <w:top w:val="single" w:sz="6" w:space="0" w:color="DDDDDD"/>
+              <w:left w:val="single" w:sz="6" w:space="0" w:color="DDDDDD"/>
+              <w:bottom w:val="single" w:sz="6" w:space="0" w:color="DDDDDD"/>
+              <w:right w:val="single" w:sz="6" w:space="0" w:color="DDDDDD"/>
+            </w:tcBorders>
+            <w:vAlign w:val="center"/>
+          </w:tcPr>
+          <w:p>
+            <w:pPr>
+              <w:spacing w:line="259" w:lineRule="auto"/>
+              <w:ind w:left="2" w:right="-23"/>
+            </w:pPr>
+            <w:r>
+              <w:t>Car model name</w:t>
+            </w:r>
+          </w:p>
+        </w:tc>
+      </w:tr>
+      <w:tr>
+        <w:trPr>
+          <w:trHeight w:val="523"/>
+        </w:trPr>
+        <w:tc>
+          <w:tcPr>
+            <w:tcW w:w="2250" w:type="dxa"/>
+            <w:tcBorders>
+              <w:top w:val="single" w:sz="6" w:space="0" w:color="DDDDDD"/>
+              <w:left w:val="single" w:sz="6" w:space="0" w:color="DDDDDD"/>
+              <w:bottom w:val="single" w:sz="6" w:space="0" w:color="DDDDDD"/>
+              <w:right w:val="single" w:sz="6" w:space="0" w:color="DDDDDD"/>
+            </w:tcBorders>
+            <w:vAlign w:val="center"/>
+          </w:tcPr>
+          <w:p>
+            <w:pPr>
+              <w:spacing w:line="259" w:lineRule="auto"/>
+              <w:ind w:right="-23"/>
+            </w:pPr>
+            <w:proofErr w:type="spellStart"/>
+            <w:r>
+              <w:t>ManufactureYear</w:t>
+            </w:r>
+            <w:proofErr w:type="spellEnd"/>
+          </w:p>
+        </w:tc>
+        <w:tc>
+          <w:tcPr>
+            <w:tcW w:w="1997" w:type="dxa"/>
+            <w:tcBorders>
+              <w:top w:val="single" w:sz="6" w:space="0" w:color="DDDDDD"/>
+              <w:left w:val="single" w:sz="6" w:space="0" w:color="DDDDDD"/>
+              <w:bottom w:val="single" w:sz="6" w:space="0" w:color="DDDDDD"/>
+              <w:right w:val="single" w:sz="6" w:space="0" w:color="DDDDDD"/>
+            </w:tcBorders>
+            <w:vAlign w:val="center"/>
+          </w:tcPr>
+          <w:p>
+            <w:pPr>
+              <w:spacing w:line="259" w:lineRule="auto"/>
+              <w:ind w:left="2" w:right="-23"/>
+            </w:pPr>
+            <w:r>
+              <w:t>int</w:t>
+            </w:r>
+          </w:p>
+        </w:tc>
+        <w:tc>
+          <w:tcPr>
+            <w:tcW w:w="1680" w:type="dxa"/>
+            <w:tcBorders>
+              <w:top w:val="single" w:sz="6" w:space="0" w:color="DDDDDD"/>
+              <w:left w:val="single" w:sz="6" w:space="0" w:color="DDDDDD"/>
+              <w:bottom w:val="single" w:sz="6" w:space="0" w:color="DDDDDD"/>
+              <w:right w:val="single" w:sz="6" w:space="0" w:color="DDDDDD"/>
+            </w:tcBorders>
+            <w:vAlign w:val="center"/>
+          </w:tcPr>
+          <w:p>
+            <w:pPr>
+              <w:spacing w:line="259" w:lineRule="auto"/>
+              <w:ind w:left="2" w:right="-23"/>
+            </w:pPr>
+            <w:r>
+              <w:t xml:space="preserve">NOT </w:t>
+            </w:r>
+            <w:r>
+              <w:t xml:space="preserve">NULL </w:t>
+            </w:r>
+          </w:p>
+        </w:tc>
+        <w:tc>
+          <w:tcPr>
+            <w:tcW w:w="4523" w:type="dxa"/>
+            <w:tcBorders>
+              <w:top w:val="single" w:sz="6" w:space="0" w:color="DDDDDD"/>
+              <w:left w:val="single" w:sz="6" w:space="0" w:color="DDDDDD"/>
+              <w:bottom w:val="single" w:sz="6" w:space="0" w:color="DDDDDD"/>
+              <w:right w:val="single" w:sz="6" w:space="0" w:color="DDDDDD"/>
+            </w:tcBorders>
+            <w:vAlign w:val="center"/>
+          </w:tcPr>
+          <w:p>
+            <w:pPr>
+              <w:keepNext/>
+              <w:spacing w:line="259" w:lineRule="auto"/>
+              <w:ind w:left="2" w:right="-23"/>
+            </w:pPr>
+            <w:r>
+              <w:t>Manufacturer date of the vehicle</w:t>
+            </w:r>
+          </w:p>
+        </w:tc>
+      </w:tr>
+      <w:tr>
+        <w:trPr>
+          <w:trHeight w:val="523"/>
+        </w:trPr>
+        <w:tc>
+          <w:tcPr>
+            <w:tcW w:w="2250" w:type="dxa"/>
+            <w:tcBorders>
+              <w:top w:val="single" w:sz="6" w:space="0" w:color="DDDDDD"/>
+              <w:left w:val="single" w:sz="6" w:space="0" w:color="DDDDDD"/>
+              <w:bottom w:val="single" w:sz="6" w:space="0" w:color="DDDDDD"/>
+              <w:right w:val="single" w:sz="6" w:space="0" w:color="DDDDDD"/>
+            </w:tcBorders>
+            <w:vAlign w:val="center"/>
+          </w:tcPr>
+          <w:p>
+            <w:pPr>
+              <w:spacing w:line="259" w:lineRule="auto"/>
+              <w:ind w:right="-23"/>
+            </w:pPr>
+            <w:proofErr w:type="spellStart"/>
+            <w:r>
+              <w:lastRenderedPageBreak/>
+              <w:t>PricePerDay</w:t>
+            </w:r>
+            <w:proofErr w:type="spellEnd"/>
+          </w:p>
+        </w:tc>
+        <w:tc>
+          <w:tcPr>
+            <w:tcW w:w="1997" w:type="dxa"/>
+            <w:tcBorders>
+              <w:top w:val="single" w:sz="6" w:space="0" w:color="DDDDDD"/>
+              <w:left w:val="single" w:sz="6" w:space="0" w:color="DDDDDD"/>
+              <w:bottom w:val="single" w:sz="6" w:space="0" w:color="DDDDDD"/>
+              <w:right w:val="single" w:sz="6" w:space="0" w:color="DDDDDD"/>
+            </w:tcBorders>
+            <w:vAlign w:val="center"/>
+          </w:tcPr>
+          <w:p>
+            <w:pPr>
+              <w:spacing w:line="259" w:lineRule="auto"/>
+              <w:ind w:left="2" w:right="-23"/>
+            </w:pPr>
+            <w:r>
+              <w:t>d</w:t>
+            </w:r>
+            <w:r>
+              <w:t>ecimal</w:t>
+            </w:r>
+          </w:p>
+        </w:tc>
+        <w:tc>
+          <w:tcPr>
+            <w:tcW w:w="1680" w:type="dxa"/>
+            <w:tcBorders>
+              <w:top w:val="single" w:sz="6" w:space="0" w:color="DDDDDD"/>
+              <w:left w:val="single" w:sz="6" w:space="0" w:color="DDDDDD"/>
+              <w:bottom w:val="single" w:sz="6" w:space="0" w:color="DDDDDD"/>
+              <w:right w:val="single" w:sz="6" w:space="0" w:color="DDDDDD"/>
+            </w:tcBorders>
+            <w:vAlign w:val="center"/>
+          </w:tcPr>
+          <w:p>
+            <w:pPr>
+              <w:spacing w:line="259" w:lineRule="auto"/>
+              <w:ind w:left="2" w:right="-23"/>
+            </w:pPr>
+            <w:r>
+              <w:t>NOT NULL</w:t>
+            </w:r>
+          </w:p>
+        </w:tc>
+        <w:tc>
+          <w:tcPr>
+            <w:tcW w:w="4523" w:type="dxa"/>
+            <w:tcBorders>
+              <w:top w:val="single" w:sz="6" w:space="0" w:color="DDDDDD"/>
+              <w:left w:val="single" w:sz="6" w:space="0" w:color="DDDDDD"/>
+              <w:bottom w:val="single" w:sz="6" w:space="0" w:color="DDDDDD"/>
+              <w:right w:val="single" w:sz="6" w:space="0" w:color="DDDDDD"/>
+            </w:tcBorders>
+            <w:vAlign w:val="center"/>
+          </w:tcPr>
+          <w:p>
+            <w:pPr>
+              <w:keepNext/>
+              <w:spacing w:line="259" w:lineRule="auto"/>
+              <w:ind w:left="2" w:right="-23"/>
+            </w:pPr>
+            <w:r>
+              <w:t>The rental fee</w:t>
+            </w:r>
+          </w:p>
+        </w:tc>
+      </w:tr>
+      <w:tr>
+        <w:trPr>
+          <w:trHeight w:val="523"/>
+        </w:trPr>
+        <w:tc>
+          <w:tcPr>
+            <w:tcW w:w="2250" w:type="dxa"/>
+            <w:tcBorders>
+              <w:top w:val="single" w:sz="6" w:space="0" w:color="DDDDDD"/>
+              <w:left w:val="single" w:sz="6" w:space="0" w:color="DDDDDD"/>
+              <w:bottom w:val="single" w:sz="6" w:space="0" w:color="DDDDDD"/>
+              <w:right w:val="single" w:sz="6" w:space="0" w:color="DDDDDD"/>
+            </w:tcBorders>
+            <w:vAlign w:val="center"/>
+          </w:tcPr>
+          <w:p>
+            <w:pPr>
+              <w:spacing w:line="259" w:lineRule="auto"/>
+              <w:ind w:right="-23"/>
+            </w:pPr>
+            <w:proofErr w:type="spellStart"/>
+            <w:r>
+              <w:t>CarDescription</w:t>
+            </w:r>
+            <w:proofErr w:type="spellEnd"/>
+          </w:p>
+        </w:tc>
+        <w:tc>
+          <w:tcPr>
+            <w:tcW w:w="1997" w:type="dxa"/>
+            <w:tcBorders>
+              <w:top w:val="single" w:sz="6" w:space="0" w:color="DDDDDD"/>
+              <w:left w:val="single" w:sz="6" w:space="0" w:color="DDDDDD"/>
+              <w:bottom w:val="single" w:sz="6" w:space="0" w:color="DDDDDD"/>
+              <w:right w:val="single" w:sz="6" w:space="0" w:color="DDDDDD"/>
+            </w:tcBorders>
+            <w:vAlign w:val="center"/>
+          </w:tcPr>
+          <w:p>
+            <w:pPr>
+              <w:spacing w:line="259" w:lineRule="auto"/>
+              <w:ind w:left="2" w:right="-23"/>
+            </w:pPr>
+            <w:proofErr w:type="spellStart"/>
+            <w:r>
+              <w:t>N</w:t>
+            </w:r>
+            <w:r>
+              <w:t>varchar</w:t>
+            </w:r>
+            <w:proofErr w:type="spellEnd"/>
+          </w:p>
+        </w:tc>
+        <w:tc>
+          <w:tcPr>
+            <w:tcW w:w="1680" w:type="dxa"/>
+            <w:tcBorders>
+              <w:top w:val="single" w:sz="6" w:space="0" w:color="DDDDDD"/>
+              <w:left w:val="single" w:sz="6" w:space="0" w:color="DDDDDD"/>
+              <w:bottom w:val="single" w:sz="6" w:space="0" w:color="DDDDDD"/>
+              <w:right w:val="single" w:sz="6" w:space="0" w:color="DDDDDD"/>
+            </w:tcBorders>
+            <w:vAlign w:val="center"/>
+          </w:tcPr>
+          <w:p>
+            <w:pPr>
+              <w:spacing w:line="259" w:lineRule="auto"/>
+              <w:ind w:left="2" w:right="-23"/>
+            </w:pPr>
+            <w:r>
+              <w:t>NOT NULL</w:t>
+            </w:r>
+          </w:p>
+        </w:tc>
+        <w:tc>
+          <w:tcPr>
+            <w:tcW w:w="4523" w:type="dxa"/>
+            <w:tcBorders>
+              <w:top w:val="single" w:sz="6" w:space="0" w:color="DDDDDD"/>
+              <w:left w:val="single" w:sz="6" w:space="0" w:color="DDDDDD"/>
+              <w:bottom w:val="single" w:sz="6" w:space="0" w:color="DDDDDD"/>
+              <w:right w:val="single" w:sz="6" w:space="0" w:color="DDDDDD"/>
+            </w:tcBorders>
+            <w:vAlign w:val="center"/>
+          </w:tcPr>
+          <w:p>
+            <w:pPr>
+              <w:keepNext/>
+              <w:spacing w:line="259" w:lineRule="auto"/>
+              <w:ind w:left="2" w:right="-23"/>
+            </w:pPr>
+            <w:r>
+              <w:t xml:space="preserve">Short car </w:t>
+            </w:r>
+            <w:proofErr w:type="spellStart"/>
+            <w:r>
+              <w:t>decription</w:t>
+            </w:r>
+            <w:proofErr w:type="spellEnd"/>
+          </w:p>
+        </w:tc>
+      </w:tr>
+      <w:tr>
+        <w:trPr>
+          <w:trHeight w:val="523"/>
+        </w:trPr>
+        <w:tc>
+          <w:tcPr>
+            <w:tcW w:w="2250" w:type="dxa"/>
+            <w:tcBorders>
+              <w:top w:val="single" w:sz="6" w:space="0" w:color="DDDDDD"/>
+              <w:left w:val="single" w:sz="6" w:space="0" w:color="DDDDDD"/>
+              <w:bottom w:val="single" w:sz="6" w:space="0" w:color="DDDDDD"/>
+              <w:right w:val="single" w:sz="6" w:space="0" w:color="DDDDDD"/>
+            </w:tcBorders>
+            <w:vAlign w:val="center"/>
+          </w:tcPr>
+          <w:p>
+            <w:pPr>
+              <w:spacing w:line="259" w:lineRule="auto"/>
+              <w:ind w:right="-23"/>
+            </w:pPr>
+            <w:proofErr w:type="spellStart"/>
+            <w:r>
+              <w:t>CarPictures</w:t>
+            </w:r>
+            <w:proofErr w:type="spellEnd"/>
+          </w:p>
+        </w:tc>
+        <w:tc>
+          <w:tcPr>
+            <w:tcW w:w="1997" w:type="dxa"/>
+            <w:tcBorders>
+              <w:top w:val="single" w:sz="6" w:space="0" w:color="DDDDDD"/>
+              <w:left w:val="single" w:sz="6" w:space="0" w:color="DDDDDD"/>
+              <w:bottom w:val="single" w:sz="6" w:space="0" w:color="DDDDDD"/>
+              <w:right w:val="single" w:sz="6" w:space="0" w:color="DDDDDD"/>
+            </w:tcBorders>
+            <w:vAlign w:val="center"/>
+          </w:tcPr>
+          <w:p>
+            <w:pPr>
+              <w:spacing w:line="259" w:lineRule="auto"/>
+              <w:ind w:left="2" w:right="-23"/>
+            </w:pPr>
+            <w:r>
+              <w:t>Int</w:t>
+            </w:r>
+          </w:p>
+        </w:tc>
+        <w:tc>
+          <w:tcPr>
+            <w:tcW w:w="1680" w:type="dxa"/>
+            <w:tcBorders>
+              <w:top w:val="single" w:sz="6" w:space="0" w:color="DDDDDD"/>
+              <w:left w:val="single" w:sz="6" w:space="0" w:color="DDDDDD"/>
+              <w:bottom w:val="single" w:sz="6" w:space="0" w:color="DDDDDD"/>
+              <w:right w:val="single" w:sz="6" w:space="0" w:color="DDDDDD"/>
+            </w:tcBorders>
+            <w:vAlign w:val="center"/>
+          </w:tcPr>
+          <w:p>
+            <w:pPr>
+              <w:spacing w:line="259" w:lineRule="auto"/>
+              <w:ind w:left="2" w:right="-23"/>
+            </w:pPr>
+            <w:r>
+              <w:t>Foreign key</w:t>
+            </w:r>
+          </w:p>
+        </w:tc>
+        <w:tc>
+          <w:tcPr>
+            <w:tcW w:w="4523" w:type="dxa"/>
+            <w:tcBorders>
+              <w:top w:val="single" w:sz="6" w:space="0" w:color="DDDDDD"/>
+              <w:left w:val="single" w:sz="6" w:space="0" w:color="DDDDDD"/>
+              <w:bottom w:val="single" w:sz="6" w:space="0" w:color="DDDDDD"/>
+              <w:right w:val="single" w:sz="6" w:space="0" w:color="DDDDDD"/>
+            </w:tcBorders>
+            <w:vAlign w:val="center"/>
+          </w:tcPr>
+          <w:p>
+            <w:pPr>
+              <w:keepNext/>
+              <w:spacing w:line="259" w:lineRule="auto"/>
+              <w:ind w:left="2" w:right="-23"/>
+            </w:pPr>
+            <w:r>
+              <w:t>Car’s gallery association</w:t>
+            </w:r>
+          </w:p>
+        </w:tc>
+      </w:tr>
+      <w:tr>
+        <w:trPr>
+          <w:trHeight w:val="523"/>
+        </w:trPr>
+        <w:tc>
+          <w:tcPr>
+            <w:tcW w:w="2250" w:type="dxa"/>
+            <w:tcBorders>
+              <w:top w:val="single" w:sz="6" w:space="0" w:color="DDDDDD"/>
+              <w:left w:val="single" w:sz="6" w:space="0" w:color="DDDDDD"/>
+              <w:bottom w:val="single" w:sz="6" w:space="0" w:color="DDDDDD"/>
+              <w:right w:val="single" w:sz="6" w:space="0" w:color="DDDDDD"/>
+            </w:tcBorders>
+            <w:vAlign w:val="center"/>
+          </w:tcPr>
+          <w:p>
+            <w:pPr>
+              <w:spacing w:line="259" w:lineRule="auto"/>
+              <w:ind w:right="-23"/>
+            </w:pPr>
+            <w:proofErr w:type="spellStart"/>
+            <w:r>
+              <w:t>CarFuel</w:t>
+            </w:r>
+            <w:proofErr w:type="spellEnd"/>
+          </w:p>
+        </w:tc>
+        <w:tc>
+          <w:tcPr>
+            <w:tcW w:w="1997" w:type="dxa"/>
+            <w:tcBorders>
+              <w:top w:val="single" w:sz="6" w:space="0" w:color="DDDDDD"/>
+              <w:left w:val="single" w:sz="6" w:space="0" w:color="DDDDDD"/>
+              <w:bottom w:val="single" w:sz="6" w:space="0" w:color="DDDDDD"/>
+              <w:right w:val="single" w:sz="6" w:space="0" w:color="DDDDDD"/>
+            </w:tcBorders>
+            <w:vAlign w:val="center"/>
+          </w:tcPr>
+          <w:p>
+            <w:pPr>
+              <w:spacing w:line="259" w:lineRule="auto"/>
+              <w:ind w:left="2" w:right="-23"/>
+            </w:pPr>
+            <w:proofErr w:type="spellStart"/>
+            <w:r>
+              <w:t>N</w:t>
+            </w:r>
+            <w:r>
+              <w:t>varchar</w:t>
+            </w:r>
+            <w:proofErr w:type="spellEnd"/>
+          </w:p>
+        </w:tc>
+        <w:tc>
+          <w:tcPr>
+            <w:tcW w:w="1680" w:type="dxa"/>
+            <w:tcBorders>
+              <w:top w:val="single" w:sz="6" w:space="0" w:color="DDDDDD"/>
+              <w:left w:val="single" w:sz="6" w:space="0" w:color="DDDDDD"/>
+              <w:bottom w:val="single" w:sz="6" w:space="0" w:color="DDDDDD"/>
+              <w:right w:val="single" w:sz="6" w:space="0" w:color="DDDDDD"/>
+            </w:tcBorders>
+            <w:vAlign w:val="center"/>
+          </w:tcPr>
+          <w:p>
+            <w:pPr>
+              <w:spacing w:line="259" w:lineRule="auto"/>
+              <w:ind w:left="2" w:right="-23"/>
+            </w:pPr>
+            <w:r>
+              <w:t>NOT NULL</w:t>
+            </w:r>
+          </w:p>
+        </w:tc>
+        <w:tc>
+          <w:tcPr>
+            <w:tcW w:w="4523" w:type="dxa"/>
+            <w:tcBorders>
+              <w:top w:val="single" w:sz="6" w:space="0" w:color="DDDDDD"/>
+              <w:left w:val="single" w:sz="6" w:space="0" w:color="DDDDDD"/>
+              <w:bottom w:val="single" w:sz="6" w:space="0" w:color="DDDDDD"/>
+              <w:right w:val="single" w:sz="6" w:space="0" w:color="DDDDDD"/>
+            </w:tcBorders>
+            <w:vAlign w:val="center"/>
+          </w:tcPr>
+          <w:p>
+            <w:pPr>
+              <w:keepNext/>
+              <w:spacing w:line="259" w:lineRule="auto"/>
+              <w:ind w:left="2" w:right="-23"/>
+            </w:pPr>
+            <w:r>
+              <w:t>Car’s type of fuel</w:t>
+            </w:r>
+          </w:p>
+        </w:tc>
+      </w:tr>
+      <w:tr>
+        <w:trPr>
+          <w:trHeight w:val="523"/>
+        </w:trPr>
+        <w:tc>
+          <w:tcPr>
+            <w:tcW w:w="2250" w:type="dxa"/>
+            <w:tcBorders>
+              <w:top w:val="single" w:sz="6" w:space="0" w:color="DDDDDD"/>
+              <w:left w:val="single" w:sz="6" w:space="0" w:color="DDDDDD"/>
+              <w:bottom w:val="single" w:sz="6" w:space="0" w:color="DDDDDD"/>
+              <w:right w:val="single" w:sz="6" w:space="0" w:color="DDDDDD"/>
+            </w:tcBorders>
+            <w:vAlign w:val="center"/>
+          </w:tcPr>
+          <w:p>
+            <w:pPr>
+              <w:spacing w:line="259" w:lineRule="auto"/>
+              <w:ind w:right="-23"/>
+            </w:pPr>
+            <w:proofErr w:type="spellStart"/>
+            <w:r>
+              <w:t>CarStatus</w:t>
+            </w:r>
+            <w:proofErr w:type="spellEnd"/>
+          </w:p>
+        </w:tc>
+        <w:tc>
+          <w:tcPr>
+            <w:tcW w:w="1997" w:type="dxa"/>
+            <w:tcBorders>
+              <w:top w:val="single" w:sz="6" w:space="0" w:color="DDDDDD"/>
+              <w:left w:val="single" w:sz="6" w:space="0" w:color="DDDDDD"/>
+              <w:bottom w:val="single" w:sz="6" w:space="0" w:color="DDDDDD"/>
+              <w:right w:val="single" w:sz="6" w:space="0" w:color="DDDDDD"/>
+            </w:tcBorders>
+            <w:vAlign w:val="center"/>
+          </w:tcPr>
+          <w:p>
+            <w:pPr>
+              <w:spacing w:line="259" w:lineRule="auto"/>
+              <w:ind w:left="2" w:right="-23"/>
+            </w:pPr>
+            <w:proofErr w:type="spellStart"/>
+            <w:r>
+              <w:t>N</w:t>
+            </w:r>
+            <w:r>
+              <w:t>varchar</w:t>
+            </w:r>
+            <w:proofErr w:type="spellEnd"/>
+          </w:p>
+        </w:tc>
+        <w:tc>
+          <w:tcPr>
+            <w:tcW w:w="1680" w:type="dxa"/>
+            <w:tcBorders>
+              <w:top w:val="single" w:sz="6" w:space="0" w:color="DDDDDD"/>
+              <w:left w:val="single" w:sz="6" w:space="0" w:color="DDDDDD"/>
+              <w:bottom w:val="single" w:sz="6" w:space="0" w:color="DDDDDD"/>
+              <w:right w:val="single" w:sz="6" w:space="0" w:color="DDDDDD"/>
+            </w:tcBorders>
+            <w:vAlign w:val="center"/>
+          </w:tcPr>
+          <w:p>
+            <w:pPr>
+              <w:spacing w:line="259" w:lineRule="auto"/>
+              <w:ind w:left="2" w:right="-23"/>
+            </w:pPr>
+            <w:r>
+              <w:t>NOT NULL</w:t>
+            </w:r>
+          </w:p>
+        </w:tc>
+        <w:tc>
+          <w:tcPr>
+            <w:tcW w:w="4523" w:type="dxa"/>
+            <w:tcBorders>
+              <w:top w:val="single" w:sz="6" w:space="0" w:color="DDDDDD"/>
+              <w:left w:val="single" w:sz="6" w:space="0" w:color="DDDDDD"/>
+              <w:bottom w:val="single" w:sz="6" w:space="0" w:color="DDDDDD"/>
+              <w:right w:val="single" w:sz="6" w:space="0" w:color="DDDDDD"/>
+            </w:tcBorders>
+            <w:vAlign w:val="center"/>
+          </w:tcPr>
+          <w:p>
+            <w:pPr>
+              <w:keepNext/>
+              <w:spacing w:line="259" w:lineRule="auto"/>
+              <w:ind w:left="2" w:right="-23"/>
+            </w:pPr>
+            <w:r>
+              <w:t>Availability of the car</w:t>
+            </w:r>
+          </w:p>
+        </w:tc>
+      </w:tr>
+    </w:tbl>
+    <w:p>
+      <w:pPr>
+        <w:pStyle w:val="Caption"/>
+        <w:ind w:right="-23"/>
+        <w:jc w:val="center"/>
+      </w:pPr>
+      <w:r>
+        <w:t xml:space="preserve">Table </w:t>
+      </w:r>
+      <w:r>
+        <w:fldChar w:fldCharType="begin"/>
+      </w:r>
+      <w:r>
+        <w:instrText xml:space="preserve"> SEQ Table \* ARABIC </w:instrText>
+      </w:r>
+      <w:r>
+        <w:fldChar w:fldCharType="separate"/>
+      </w:r>
+      <w:r>
+        <w:rPr>
+          <w:noProof/>
+        </w:rPr>
+        <w:t>1</w:t>
+      </w:r>
+      <w:r>
+        <w:fldChar w:fldCharType="end"/>
+      </w:r>
+      <w:r>
+        <w:t>: Cars table</w:t>
+      </w:r>
+    </w:p>
+    <w:p>
+      <w:pPr>
+        <w:spacing w:line="360" w:lineRule="auto"/>
+        <w:ind w:right="-23"/>
+        <w:rPr>
+          <w:sz w:val="18"/>
+          <w:szCs w:val="18"/>
+        </w:rPr>
+      </w:pPr>
+      <w:r>
+        <w:rPr>
+          <w:sz w:val="18"/>
+          <w:szCs w:val="18"/>
+        </w:rPr>
+        <w:t>‘</w:t>
+      </w:r>
+      <w:r>
+        <w:rPr>
+          <w:sz w:val="18"/>
+          <w:szCs w:val="18"/>
+        </w:rPr>
+        <w:t>Comforts</w:t>
+      </w:r>
+      <w:r>
+        <w:rPr>
+          <w:sz w:val="18"/>
+          <w:szCs w:val="18"/>
+        </w:rPr>
+        <w:t>’</w:t>
+      </w:r>
+    </w:p>
+    <w:tbl>
+      <w:tblPr>
+        <w:tblStyle w:val="TableGrid"/>
+        <w:tblW w:w="10450" w:type="dxa"/>
+        <w:tblInd w:w="9" w:type="dxa"/>
+        <w:tblCellMar>
+          <w:top w:w="169" w:type="dxa"/>
+          <w:left w:w="118" w:type="dxa"/>
+          <w:bottom w:w="0" w:type="dxa"/>
+          <w:right w:w="115" w:type="dxa"/>
+        </w:tblCellMar>
+        <w:tblLook w:val="04A0" w:firstRow="1" w:lastRow="0" w:firstColumn="1" w:lastColumn="0" w:noHBand="0" w:noVBand="1"/>
+      </w:tblPr>
+      <w:tblGrid>
+        <w:gridCol w:w="2250"/>
+        <w:gridCol w:w="1997"/>
+        <w:gridCol w:w="1680"/>
+        <w:gridCol w:w="4523"/>
+      </w:tblGrid>
+      <w:tr>
+        <w:trPr>
+          <w:trHeight w:val="475"/>
+        </w:trPr>
+        <w:tc>
+          <w:tcPr>
+            <w:tcW w:w="2250" w:type="dxa"/>
+            <w:tcBorders>
+              <w:top w:val="single" w:sz="6" w:space="0" w:color="DDDDDD"/>
+              <w:left w:val="single" w:sz="6" w:space="0" w:color="DDDDDD"/>
+              <w:bottom w:val="single" w:sz="6" w:space="0" w:color="DDDDDD"/>
+              <w:right w:val="single" w:sz="6" w:space="0" w:color="DDDDDD"/>
+            </w:tcBorders>
+            <w:shd w:val="clear" w:color="auto" w:fill="F2F2F2"/>
+          </w:tcPr>
+          <w:p>
+            <w:pPr>
+              <w:spacing w:line="259" w:lineRule="auto"/>
+              <w:ind w:right="-23"/>
+            </w:pPr>
+            <w:r>
+              <w:rPr>
+                <w:rFonts w:ascii="Calibri" w:eastAsia="Calibri" w:hAnsi="Calibri" w:cs="Calibri"/>
+                <w:b/>
+              </w:rPr>
+              <w:t xml:space="preserve">Column </w:t>
+            </w:r>
+          </w:p>
+        </w:tc>
+        <w:tc>
+          <w:tcPr>
+            <w:tcW w:w="1997" w:type="dxa"/>
+            <w:tcBorders>
+              <w:top w:val="single" w:sz="6" w:space="0" w:color="DDDDDD"/>
+              <w:left w:val="single" w:sz="6" w:space="0" w:color="DDDDDD"/>
+              <w:bottom w:val="single" w:sz="6" w:space="0" w:color="DDDDDD"/>
+              <w:right w:val="single" w:sz="6" w:space="0" w:color="DDDDDD"/>
+            </w:tcBorders>
+            <w:shd w:val="clear" w:color="auto" w:fill="F2F2F2"/>
+          </w:tcPr>
+          <w:p>
+            <w:pPr>
+              <w:spacing w:line="259" w:lineRule="auto"/>
+              <w:ind w:left="2" w:right="-23"/>
+            </w:pPr>
+            <w:r>
+              <w:rPr>
+                <w:rFonts w:ascii="Calibri" w:eastAsia="Calibri" w:hAnsi="Calibri" w:cs="Calibri"/>
+                <w:b/>
+              </w:rPr>
+              <w:t xml:space="preserve">Type </w:t>
+            </w:r>
+          </w:p>
+        </w:tc>
+        <w:tc>
+          <w:tcPr>
+            <w:tcW w:w="1680" w:type="dxa"/>
+            <w:tcBorders>
+              <w:top w:val="single" w:sz="6" w:space="0" w:color="DDDDDD"/>
+              <w:left w:val="single" w:sz="6" w:space="0" w:color="DDDDDD"/>
+              <w:bottom w:val="single" w:sz="6" w:space="0" w:color="DDDDDD"/>
+              <w:right w:val="single" w:sz="6" w:space="0" w:color="DDDDDD"/>
+            </w:tcBorders>
+            <w:shd w:val="clear" w:color="auto" w:fill="F2F2F2"/>
+          </w:tcPr>
+          <w:p>
+            <w:pPr>
+              <w:spacing w:line="259" w:lineRule="auto"/>
+              <w:ind w:left="2" w:right="-23"/>
+            </w:pPr>
+            <w:r>
+              <w:rPr>
+                <w:rFonts w:ascii="Calibri" w:eastAsia="Calibri" w:hAnsi="Calibri" w:cs="Calibri"/>
+                <w:b/>
+              </w:rPr>
+              <w:t xml:space="preserve">Constraint </w:t>
+            </w:r>
+          </w:p>
+        </w:tc>
+        <w:tc>
+          <w:tcPr>
+            <w:tcW w:w="4523" w:type="dxa"/>
+            <w:tcBorders>
+              <w:top w:val="single" w:sz="6" w:space="0" w:color="DDDDDD"/>
+              <w:left w:val="single" w:sz="6" w:space="0" w:color="DDDDDD"/>
+              <w:bottom w:val="single" w:sz="6" w:space="0" w:color="DDDDDD"/>
+              <w:right w:val="single" w:sz="6" w:space="0" w:color="DDDDDD"/>
+            </w:tcBorders>
+            <w:shd w:val="clear" w:color="auto" w:fill="F2F2F2"/>
+          </w:tcPr>
+          <w:p>
+            <w:pPr>
+              <w:spacing w:line="259" w:lineRule="auto"/>
+              <w:ind w:left="2" w:right="-23"/>
+            </w:pPr>
+            <w:r>
+              <w:rPr>
+                <w:rFonts w:ascii="Calibri" w:eastAsia="Calibri" w:hAnsi="Calibri" w:cs="Calibri"/>
+                <w:b/>
+              </w:rPr>
+              <w:t xml:space="preserve">Description </w:t>
+            </w:r>
+          </w:p>
+        </w:tc>
+      </w:tr>
+      <w:tr>
+        <w:trPr>
+          <w:trHeight w:val="570"/>
+        </w:trPr>
+        <w:tc>
+          <w:tcPr>
+            <w:tcW w:w="2250" w:type="dxa"/>
+            <w:tcBorders>
+              <w:top w:val="single" w:sz="6" w:space="0" w:color="DDDDDD"/>
+              <w:left w:val="single" w:sz="6" w:space="0" w:color="DDDDDD"/>
+              <w:bottom w:val="single" w:sz="6" w:space="0" w:color="DDDDDD"/>
+              <w:right w:val="single" w:sz="6" w:space="0" w:color="DDDDDD"/>
+            </w:tcBorders>
+            <w:vAlign w:val="center"/>
+          </w:tcPr>
+          <w:p>
+            <w:pPr>
+              <w:spacing w:line="259" w:lineRule="auto"/>
+              <w:ind w:right="-23"/>
+            </w:pPr>
+            <w:r>
+              <w:t>CarComfortId</w:t>
+            </w:r>
+          </w:p>
+        </w:tc>
+        <w:tc>
+          <w:tcPr>
+            <w:tcW w:w="1997" w:type="dxa"/>
+            <w:tcBorders>
+              <w:top w:val="single" w:sz="6" w:space="0" w:color="DDDDDD"/>
+              <w:left w:val="single" w:sz="6" w:space="0" w:color="DDDDDD"/>
+              <w:bottom w:val="single" w:sz="6" w:space="0" w:color="DDDDDD"/>
+              <w:right w:val="single" w:sz="6" w:space="0" w:color="DDDDDD"/>
+            </w:tcBorders>
+            <w:vAlign w:val="center"/>
+          </w:tcPr>
+          <w:p>
+            <w:pPr>
+              <w:spacing w:line="259" w:lineRule="auto"/>
+              <w:ind w:left="2" w:right="-23"/>
+            </w:pPr>
+            <w:r>
+              <w:t xml:space="preserve"> </w:t>
+            </w:r>
+            <w:r>
+              <w:t>int</w:t>
+            </w:r>
+          </w:p>
+        </w:tc>
+        <w:tc>
+          <w:tcPr>
+            <w:tcW w:w="1680" w:type="dxa"/>
+            <w:tcBorders>
+              <w:top w:val="single" w:sz="6" w:space="0" w:color="DDDDDD"/>
+              <w:left w:val="single" w:sz="6" w:space="0" w:color="DDDDDD"/>
+              <w:bottom w:val="single" w:sz="6" w:space="0" w:color="DDDDDD"/>
+              <w:right w:val="single" w:sz="6" w:space="0" w:color="DDDDDD"/>
+            </w:tcBorders>
+            <w:vAlign w:val="center"/>
+          </w:tcPr>
+          <w:p>
+            <w:pPr>
+              <w:spacing w:line="259" w:lineRule="auto"/>
+              <w:ind w:left="2" w:right="-23"/>
+            </w:pPr>
+            <w:r>
+              <w:t xml:space="preserve">PRIMARY KEY </w:t>
+            </w:r>
+          </w:p>
+        </w:tc>
+        <w:tc>
+          <w:tcPr>
+            <w:tcW w:w="4523" w:type="dxa"/>
+            <w:tcBorders>
+              <w:top w:val="single" w:sz="6" w:space="0" w:color="DDDDDD"/>
+              <w:left w:val="single" w:sz="6" w:space="0" w:color="DDDDDD"/>
+              <w:bottom w:val="single" w:sz="6" w:space="0" w:color="DDDDDD"/>
+              <w:right w:val="single" w:sz="6" w:space="0" w:color="DDDDDD"/>
+            </w:tcBorders>
+            <w:vAlign w:val="center"/>
+          </w:tcPr>
+          <w:p>
+            <w:pPr>
+              <w:spacing w:line="259" w:lineRule="auto"/>
+              <w:ind w:left="2" w:right="-23"/>
+            </w:pPr>
+            <w:r>
+              <w:t>Unique identifier for each comfort record</w:t>
+            </w:r>
+          </w:p>
+        </w:tc>
+      </w:tr>
+      <w:tr>
+        <w:trPr>
+          <w:trHeight w:val="524"/>
+        </w:trPr>
+        <w:tc>
+          <w:tcPr>
+            <w:tcW w:w="2250" w:type="dxa"/>
+            <w:tcBorders>
+              <w:top w:val="single" w:sz="6" w:space="0" w:color="DDDDDD"/>
+              <w:left w:val="single" w:sz="6" w:space="0" w:color="DDDDDD"/>
+              <w:bottom w:val="single" w:sz="6" w:space="0" w:color="DDDDDD"/>
+              <w:right w:val="single" w:sz="6" w:space="0" w:color="DDDDDD"/>
+            </w:tcBorders>
+            <w:vAlign w:val="center"/>
+          </w:tcPr>
+          <w:p>
+            <w:pPr>
+              <w:spacing w:line="259" w:lineRule="auto"/>
+              <w:ind w:right="-23"/>
+            </w:pPr>
+            <w:proofErr w:type="spellStart"/>
+            <w:r>
+              <w:t>CarId</w:t>
+            </w:r>
+            <w:proofErr w:type="spellEnd"/>
+          </w:p>
+        </w:tc>
+        <w:tc>
+          <w:tcPr>
+            <w:tcW w:w="1997" w:type="dxa"/>
+            <w:tcBorders>
+              <w:top w:val="single" w:sz="6" w:space="0" w:color="DDDDDD"/>
+              <w:left w:val="single" w:sz="6" w:space="0" w:color="DDDDDD"/>
+              <w:bottom w:val="single" w:sz="6" w:space="0" w:color="DDDDDD"/>
+              <w:right w:val="single" w:sz="6" w:space="0" w:color="DDDDDD"/>
+            </w:tcBorders>
+            <w:vAlign w:val="center"/>
+          </w:tcPr>
+          <w:p>
+            <w:pPr>
+              <w:spacing w:line="259" w:lineRule="auto"/>
+              <w:ind w:left="2" w:right="-23"/>
+            </w:pPr>
+            <w:r>
+              <w:t xml:space="preserve"> </w:t>
+            </w:r>
+            <w:r>
+              <w:t>int</w:t>
+            </w:r>
+            <w:r>
+              <w:t xml:space="preserve"> </w:t>
+            </w:r>
+          </w:p>
+        </w:tc>
+        <w:tc>
+          <w:tcPr>
+            <w:tcW w:w="1680" w:type="dxa"/>
+            <w:tcBorders>
+              <w:top w:val="single" w:sz="6" w:space="0" w:color="DDDDDD"/>
+              <w:left w:val="single" w:sz="6" w:space="0" w:color="DDDDDD"/>
+              <w:bottom w:val="single" w:sz="6" w:space="0" w:color="DDDDDD"/>
+              <w:right w:val="single" w:sz="6" w:space="0" w:color="DDDDDD"/>
+            </w:tcBorders>
+            <w:vAlign w:val="center"/>
+          </w:tcPr>
+          <w:p>
+            <w:pPr>
+              <w:spacing w:line="259" w:lineRule="auto"/>
+              <w:ind w:left="2" w:right="-23"/>
+            </w:pPr>
+            <w:proofErr w:type="spellStart"/>
+            <w:r>
+              <w:t>ForeignKey</w:t>
+            </w:r>
+            <w:proofErr w:type="spellEnd"/>
+            <w:r>
+              <w:t xml:space="preserve"> </w:t>
+            </w:r>
+          </w:p>
+        </w:tc>
+        <w:tc>
+          <w:tcPr>
+            <w:tcW w:w="4523" w:type="dxa"/>
+            <w:tcBorders>
+              <w:top w:val="single" w:sz="6" w:space="0" w:color="DDDDDD"/>
+              <w:left w:val="single" w:sz="6" w:space="0" w:color="DDDDDD"/>
+              <w:bottom w:val="single" w:sz="6" w:space="0" w:color="DDDDDD"/>
+              <w:right w:val="single" w:sz="6" w:space="0" w:color="DDDDDD"/>
+            </w:tcBorders>
+            <w:vAlign w:val="center"/>
+          </w:tcPr>
+          <w:p>
+            <w:pPr>
+              <w:spacing w:line="259" w:lineRule="auto"/>
+              <w:ind w:left="2" w:right="-23"/>
+            </w:pPr>
+            <w:r>
+              <w:t xml:space="preserve">Relation to </w:t>
+            </w:r>
+            <w:r>
+              <w:t>Car model</w:t>
+            </w:r>
+          </w:p>
+        </w:tc>
+      </w:tr>
+      <w:tr>
+        <w:trPr>
+          <w:trHeight w:val="526"/>
+        </w:trPr>
+        <w:tc>
+          <w:tcPr>
+            <w:tcW w:w="2250" w:type="dxa"/>
+            <w:tcBorders>
+              <w:top w:val="single" w:sz="6" w:space="0" w:color="DDDDDD"/>
+              <w:left w:val="single" w:sz="6" w:space="0" w:color="DDDDDD"/>
+              <w:bottom w:val="single" w:sz="6" w:space="0" w:color="DDDDDD"/>
+              <w:right w:val="single" w:sz="6" w:space="0" w:color="DDDDDD"/>
+            </w:tcBorders>
+            <w:vAlign w:val="center"/>
+          </w:tcPr>
+          <w:p>
+            <w:pPr>
+              <w:spacing w:line="259" w:lineRule="auto"/>
+              <w:ind w:right="-23"/>
+            </w:pPr>
+            <w:proofErr w:type="spellStart"/>
+            <w:r>
+              <w:t>CarComforts</w:t>
+            </w:r>
+            <w:proofErr w:type="spellEnd"/>
+          </w:p>
+        </w:tc>
+        <w:tc>
+          <w:tcPr>
+            <w:tcW w:w="1997" w:type="dxa"/>
+            <w:tcBorders>
+              <w:top w:val="single" w:sz="6" w:space="0" w:color="DDDDDD"/>
+              <w:left w:val="single" w:sz="6" w:space="0" w:color="DDDDDD"/>
+              <w:bottom w:val="single" w:sz="6" w:space="0" w:color="DDDDDD"/>
+              <w:right w:val="single" w:sz="6" w:space="0" w:color="DDDDDD"/>
+            </w:tcBorders>
+            <w:vAlign w:val="center"/>
+          </w:tcPr>
+          <w:p>
+            <w:pPr>
+              <w:spacing w:line="259" w:lineRule="auto"/>
+              <w:ind w:left="2" w:right="-23"/>
+            </w:pPr>
+            <w:proofErr w:type="spellStart"/>
+            <w:r>
+              <w:t>Nvarchar</w:t>
+            </w:r>
+            <w:proofErr w:type="spellEnd"/>
+          </w:p>
+        </w:tc>
+        <w:tc>
+          <w:tcPr>
+            <w:tcW w:w="1680" w:type="dxa"/>
+            <w:tcBorders>
+              <w:top w:val="single" w:sz="6" w:space="0" w:color="DDDDDD"/>
+              <w:left w:val="single" w:sz="6" w:space="0" w:color="DDDDDD"/>
+              <w:bottom w:val="single" w:sz="6" w:space="0" w:color="DDDDDD"/>
+              <w:right w:val="single" w:sz="6" w:space="0" w:color="DDDDDD"/>
+            </w:tcBorders>
+            <w:vAlign w:val="center"/>
+          </w:tcPr>
+          <w:p>
+            <w:pPr>
+              <w:spacing w:line="259" w:lineRule="auto"/>
+              <w:ind w:left="2" w:right="-23"/>
+            </w:pPr>
+            <w:r>
+              <w:t>NULL</w:t>
+            </w:r>
+            <w:r>
+              <w:t>ABLE</w:t>
+            </w:r>
+            <w:r>
+              <w:t xml:space="preserve"> </w:t>
+            </w:r>
+          </w:p>
+        </w:tc>
+        <w:tc>
+          <w:tcPr>
+            <w:tcW w:w="4523" w:type="dxa"/>
+            <w:tcBorders>
+              <w:top w:val="single" w:sz="6" w:space="0" w:color="DDDDDD"/>
+              <w:left w:val="single" w:sz="6" w:space="0" w:color="DDDDDD"/>
+              <w:bottom w:val="single" w:sz="6" w:space="0" w:color="DDDDDD"/>
+              <w:right w:val="single" w:sz="6" w:space="0" w:color="DDDDDD"/>
+            </w:tcBorders>
+            <w:vAlign w:val="center"/>
+          </w:tcPr>
+          <w:p>
+            <w:pPr>
+              <w:spacing w:line="259" w:lineRule="auto"/>
+              <w:ind w:left="2" w:right="-23"/>
+            </w:pPr>
+            <w:r>
+              <w:t>The comforts each car comes with</w:t>
+            </w:r>
+          </w:p>
+        </w:tc>
+      </w:tr>
+    </w:tbl>
+    <w:p>
+      <w:pPr>
+        <w:pStyle w:val="Caption"/>
+        <w:ind w:right="-23"/>
+        <w:jc w:val="center"/>
+      </w:pPr>
+      <w:r>
+        <w:t xml:space="preserve">Table </w:t>
+      </w:r>
+      <w:r>
+        <w:fldChar w:fldCharType="begin"/>
+      </w:r>
+      <w:r>
+        <w:instrText xml:space="preserve"> SEQ Table \* ARABIC </w:instrText>
+      </w:r>
+      <w:r>
+        <w:fldChar w:fldCharType="separate"/>
+      </w:r>
+      <w:r>
+        <w:rPr>
+          <w:noProof/>
+        </w:rPr>
+        <w:t>2</w:t>
+      </w:r>
+      <w:r>
+        <w:fldChar w:fldCharType="end"/>
+      </w:r>
+      <w:r>
+        <w:t>: Comforts table</w:t>
+      </w:r>
+    </w:p>
+    <w:p>
+      <w:pPr>
+        <w:spacing w:line="360" w:lineRule="auto"/>
+        <w:ind w:right="-23"/>
+        <w:rPr>
+          <w:sz w:val="18"/>
+          <w:szCs w:val="18"/>
+        </w:rPr>
+      </w:pPr>
+    </w:p>
+    <w:p>
+      <w:pPr>
+        <w:spacing w:line="360" w:lineRule="auto"/>
+        <w:ind w:right="-23"/>
+        <w:rPr>
+          <w:sz w:val="18"/>
+          <w:szCs w:val="18"/>
+        </w:rPr>
+      </w:pPr>
+    </w:p>
+    <w:p>
+      <w:pPr>
+        <w:spacing w:line="360" w:lineRule="auto"/>
+        <w:ind w:right="-23"/>
+        <w:rPr>
+          <w:sz w:val="18"/>
+          <w:szCs w:val="18"/>
+        </w:rPr>
+      </w:pPr>
+    </w:p>
+    <w:p>
+      <w:pPr>
+        <w:spacing w:line="360" w:lineRule="auto"/>
+        <w:ind w:right="-23"/>
+        <w:rPr>
+          <w:sz w:val="18"/>
+          <w:szCs w:val="18"/>
+        </w:rPr>
+      </w:pPr>
+      <w:r>
+        <w:rPr>
+          <w:sz w:val="18"/>
+          <w:szCs w:val="18"/>
+        </w:rPr>
+        <w:t>‘</w:t>
+      </w:r>
+      <w:r>
+        <w:rPr>
+          <w:sz w:val="18"/>
+          <w:szCs w:val="18"/>
+        </w:rPr>
+        <w:t>Gallery</w:t>
+      </w:r>
+      <w:r>
+        <w:rPr>
+          <w:sz w:val="18"/>
+          <w:szCs w:val="18"/>
+        </w:rPr>
+        <w:t>’</w:t>
+      </w:r>
+    </w:p>
+    <w:tbl>
+      <w:tblPr>
+        <w:tblStyle w:val="TableGrid"/>
+        <w:tblW w:w="10450" w:type="dxa"/>
+        <w:tblInd w:w="9" w:type="dxa"/>
+        <w:tblCellMar>
+          <w:top w:w="169" w:type="dxa"/>
+          <w:left w:w="118" w:type="dxa"/>
+          <w:bottom w:w="0" w:type="dxa"/>
+          <w:right w:w="115" w:type="dxa"/>
+        </w:tblCellMar>
+        <w:tblLook w:val="04A0" w:firstRow="1" w:lastRow="0" w:firstColumn="1" w:lastColumn="0" w:noHBand="0" w:noVBand="1"/>
+      </w:tblPr>
+      <w:tblGrid>
+        <w:gridCol w:w="2250"/>
+        <w:gridCol w:w="1997"/>
+        <w:gridCol w:w="1680"/>
+        <w:gridCol w:w="4523"/>
+      </w:tblGrid>
+      <w:tr>
+        <w:trPr>
+          <w:trHeight w:val="475"/>
+        </w:trPr>
+        <w:tc>
+          <w:tcPr>
+            <w:tcW w:w="2250" w:type="dxa"/>
+            <w:tcBorders>
+              <w:top w:val="single" w:sz="6" w:space="0" w:color="DDDDDD"/>
+              <w:left w:val="single" w:sz="6" w:space="0" w:color="DDDDDD"/>
+              <w:bottom w:val="single" w:sz="6" w:space="0" w:color="DDDDDD"/>
+              <w:right w:val="single" w:sz="6" w:space="0" w:color="DDDDDD"/>
+            </w:tcBorders>
+            <w:shd w:val="clear" w:color="auto" w:fill="F2F2F2"/>
+          </w:tcPr>
+          <w:p>
+            <w:pPr>
+              <w:spacing w:line="259" w:lineRule="auto"/>
+              <w:ind w:right="-23"/>
+            </w:pPr>
+            <w:r>
+              <w:rPr>
+                <w:rFonts w:ascii="Calibri" w:eastAsia="Calibri" w:hAnsi="Calibri" w:cs="Calibri"/>
+                <w:b/>
+              </w:rPr>
+              <w:t xml:space="preserve">Column </w:t>
+            </w:r>
+          </w:p>
+        </w:tc>
+        <w:tc>
+          <w:tcPr>
+            <w:tcW w:w="1997" w:type="dxa"/>
+            <w:tcBorders>
+              <w:top w:val="single" w:sz="6" w:space="0" w:color="DDDDDD"/>
+              <w:left w:val="single" w:sz="6" w:space="0" w:color="DDDDDD"/>
+              <w:bottom w:val="single" w:sz="6" w:space="0" w:color="DDDDDD"/>
+              <w:right w:val="single" w:sz="6" w:space="0" w:color="DDDDDD"/>
+            </w:tcBorders>
+            <w:shd w:val="clear" w:color="auto" w:fill="F2F2F2"/>
+          </w:tcPr>
+          <w:p>
+            <w:pPr>
+              <w:spacing w:line="259" w:lineRule="auto"/>
+              <w:ind w:left="2" w:right="-23"/>
+            </w:pPr>
+            <w:r>
+              <w:rPr>
+                <w:rFonts w:ascii="Calibri" w:eastAsia="Calibri" w:hAnsi="Calibri" w:cs="Calibri"/>
+                <w:b/>
+              </w:rPr>
+              <w:t xml:space="preserve">Type </w:t>
+            </w:r>
+          </w:p>
+        </w:tc>
+        <w:tc>
+          <w:tcPr>
+            <w:tcW w:w="1680" w:type="dxa"/>
+            <w:tcBorders>
+              <w:top w:val="single" w:sz="6" w:space="0" w:color="DDDDDD"/>
+              <w:left w:val="single" w:sz="6" w:space="0" w:color="DDDDDD"/>
+              <w:bottom w:val="single" w:sz="6" w:space="0" w:color="DDDDDD"/>
+              <w:right w:val="single" w:sz="6" w:space="0" w:color="DDDDDD"/>
+            </w:tcBorders>
+            <w:shd w:val="clear" w:color="auto" w:fill="F2F2F2"/>
+          </w:tcPr>
+          <w:p>
+            <w:pPr>
+              <w:spacing w:line="259" w:lineRule="auto"/>
+              <w:ind w:left="2" w:right="-23"/>
+            </w:pPr>
+            <w:r>
+              <w:rPr>
+                <w:rFonts w:ascii="Calibri" w:eastAsia="Calibri" w:hAnsi="Calibri" w:cs="Calibri"/>
+                <w:b/>
+              </w:rPr>
+              <w:t xml:space="preserve">Constraint </w:t>
+            </w:r>
+          </w:p>
+        </w:tc>
+        <w:tc>
+          <w:tcPr>
+            <w:tcW w:w="4523" w:type="dxa"/>
+            <w:tcBorders>
+              <w:top w:val="single" w:sz="6" w:space="0" w:color="DDDDDD"/>
+              <w:left w:val="single" w:sz="6" w:space="0" w:color="DDDDDD"/>
+              <w:bottom w:val="single" w:sz="6" w:space="0" w:color="DDDDDD"/>
+              <w:right w:val="single" w:sz="6" w:space="0" w:color="DDDDDD"/>
+            </w:tcBorders>
+            <w:shd w:val="clear" w:color="auto" w:fill="F2F2F2"/>
+          </w:tcPr>
+          <w:p>
+            <w:pPr>
+              <w:spacing w:line="259" w:lineRule="auto"/>
+              <w:ind w:left="2" w:right="-23"/>
+            </w:pPr>
+            <w:r>
+              <w:rPr>
+                <w:rFonts w:ascii="Calibri" w:eastAsia="Calibri" w:hAnsi="Calibri" w:cs="Calibri"/>
+                <w:b/>
+              </w:rPr>
+              <w:t xml:space="preserve">Description </w:t>
+            </w:r>
+          </w:p>
+        </w:tc>
+      </w:tr>
+      <w:tr>
+        <w:trPr>
+          <w:trHeight w:val="570"/>
+        </w:trPr>
+        <w:tc>
+          <w:tcPr>
+            <w:tcW w:w="2250" w:type="dxa"/>
+            <w:tcBorders>
+              <w:top w:val="single" w:sz="6" w:space="0" w:color="DDDDDD"/>
+              <w:left w:val="single" w:sz="6" w:space="0" w:color="DDDDDD"/>
+              <w:bottom w:val="single" w:sz="6" w:space="0" w:color="DDDDDD"/>
+              <w:right w:val="single" w:sz="6" w:space="0" w:color="DDDDDD"/>
+            </w:tcBorders>
+            <w:vAlign w:val="center"/>
+          </w:tcPr>
+          <w:p>
+            <w:pPr>
+              <w:spacing w:line="259" w:lineRule="auto"/>
+              <w:ind w:right="-23"/>
+            </w:pPr>
+            <w:proofErr w:type="spellStart"/>
+            <w:r>
+              <w:t>CarPictureId</w:t>
+            </w:r>
+            <w:proofErr w:type="spellEnd"/>
+          </w:p>
+        </w:tc>
+        <w:tc>
+          <w:tcPr>
+            <w:tcW w:w="1997" w:type="dxa"/>
+            <w:tcBorders>
+              <w:top w:val="single" w:sz="6" w:space="0" w:color="DDDDDD"/>
+              <w:left w:val="single" w:sz="6" w:space="0" w:color="DDDDDD"/>
+              <w:bottom w:val="single" w:sz="6" w:space="0" w:color="DDDDDD"/>
+              <w:right w:val="single" w:sz="6" w:space="0" w:color="DDDDDD"/>
+            </w:tcBorders>
+            <w:vAlign w:val="center"/>
+          </w:tcPr>
+          <w:p>
+            <w:pPr>
+              <w:spacing w:line="259" w:lineRule="auto"/>
+              <w:ind w:left="2" w:right="-23"/>
+            </w:pPr>
+            <w:r>
+              <w:t xml:space="preserve"> </w:t>
+            </w:r>
+            <w:r>
+              <w:t>int</w:t>
+            </w:r>
+          </w:p>
+        </w:tc>
+        <w:tc>
+          <w:tcPr>
+            <w:tcW w:w="1680" w:type="dxa"/>
+            <w:tcBorders>
+              <w:top w:val="single" w:sz="6" w:space="0" w:color="DDDDDD"/>
+              <w:left w:val="single" w:sz="6" w:space="0" w:color="DDDDDD"/>
+              <w:bottom w:val="single" w:sz="6" w:space="0" w:color="DDDDDD"/>
+              <w:right w:val="single" w:sz="6" w:space="0" w:color="DDDDDD"/>
+            </w:tcBorders>
+            <w:vAlign w:val="center"/>
+          </w:tcPr>
+          <w:p>
+            <w:pPr>
+              <w:spacing w:line="259" w:lineRule="auto"/>
+              <w:ind w:left="2" w:right="-23"/>
+            </w:pPr>
+            <w:r>
+              <w:t xml:space="preserve">PRIMARY KEY </w:t>
+            </w:r>
+          </w:p>
+        </w:tc>
+        <w:tc>
+          <w:tcPr>
+            <w:tcW w:w="4523" w:type="dxa"/>
+            <w:tcBorders>
+              <w:top w:val="single" w:sz="6" w:space="0" w:color="DDDDDD"/>
+              <w:left w:val="single" w:sz="6" w:space="0" w:color="DDDDDD"/>
+              <w:bottom w:val="single" w:sz="6" w:space="0" w:color="DDDDDD"/>
+              <w:right w:val="single" w:sz="6" w:space="0" w:color="DDDDDD"/>
+            </w:tcBorders>
+            <w:vAlign w:val="center"/>
+          </w:tcPr>
+          <w:p>
+            <w:pPr>
+              <w:spacing w:line="259" w:lineRule="auto"/>
+              <w:ind w:left="2" w:right="-23"/>
+            </w:pPr>
+            <w:r>
+              <w:t xml:space="preserve">Unique identifier for each </w:t>
+            </w:r>
+            <w:r>
+              <w:t>image</w:t>
+            </w:r>
+          </w:p>
+        </w:tc>
+      </w:tr>
+      <w:tr>
+        <w:trPr>
+          <w:trHeight w:val="524"/>
+        </w:trPr>
+        <w:tc>
+          <w:tcPr>
+            <w:tcW w:w="2250" w:type="dxa"/>
+            <w:tcBorders>
+              <w:top w:val="single" w:sz="6" w:space="0" w:color="DDDDDD"/>
+              <w:left w:val="single" w:sz="6" w:space="0" w:color="DDDDDD"/>
+              <w:bottom w:val="single" w:sz="6" w:space="0" w:color="DDDDDD"/>
+              <w:right w:val="single" w:sz="6" w:space="0" w:color="DDDDDD"/>
+            </w:tcBorders>
+            <w:vAlign w:val="center"/>
+          </w:tcPr>
+          <w:p>
+            <w:pPr>
+              <w:spacing w:line="259" w:lineRule="auto"/>
+              <w:ind w:right="-23"/>
+            </w:pPr>
+            <w:r>
+              <w:t>Picture</w:t>
+            </w:r>
+          </w:p>
+        </w:tc>
+        <w:tc>
+          <w:tcPr>
+            <w:tcW w:w="1997" w:type="dxa"/>
+            <w:tcBorders>
+              <w:top w:val="single" w:sz="6" w:space="0" w:color="DDDDDD"/>
+              <w:left w:val="single" w:sz="6" w:space="0" w:color="DDDDDD"/>
+              <w:bottom w:val="single" w:sz="6" w:space="0" w:color="DDDDDD"/>
+              <w:right w:val="single" w:sz="6" w:space="0" w:color="DDDDDD"/>
+            </w:tcBorders>
+            <w:vAlign w:val="center"/>
+          </w:tcPr>
+          <w:p>
+            <w:pPr>
+              <w:spacing w:line="259" w:lineRule="auto"/>
+              <w:ind w:left="2" w:right="-23"/>
+            </w:pPr>
+            <w:proofErr w:type="spellStart"/>
+            <w:r>
+              <w:t>N</w:t>
+            </w:r>
+            <w:r>
+              <w:t>varchar</w:t>
+            </w:r>
+            <w:proofErr w:type="spellEnd"/>
+          </w:p>
+        </w:tc>
+        <w:tc>
+          <w:tcPr>
+            <w:tcW w:w="1680" w:type="dxa"/>
+            <w:tcBorders>
+              <w:top w:val="single" w:sz="6" w:space="0" w:color="DDDDDD"/>
+              <w:left w:val="single" w:sz="6" w:space="0" w:color="DDDDDD"/>
+              <w:bottom w:val="single" w:sz="6" w:space="0" w:color="DDDDDD"/>
+              <w:right w:val="single" w:sz="6" w:space="0" w:color="DDDDDD"/>
+            </w:tcBorders>
+            <w:vAlign w:val="center"/>
+          </w:tcPr>
+          <w:p>
+            <w:pPr>
+              <w:spacing w:line="259" w:lineRule="auto"/>
+              <w:ind w:left="2" w:right="-23"/>
+            </w:pPr>
+            <w:r>
+              <w:t>NULLABLE</w:t>
+            </w:r>
+          </w:p>
+        </w:tc>
+        <w:tc>
+          <w:tcPr>
+            <w:tcW w:w="4523" w:type="dxa"/>
+            <w:tcBorders>
+              <w:top w:val="single" w:sz="6" w:space="0" w:color="DDDDDD"/>
+              <w:left w:val="single" w:sz="6" w:space="0" w:color="DDDDDD"/>
+              <w:bottom w:val="single" w:sz="6" w:space="0" w:color="DDDDDD"/>
+              <w:right w:val="single" w:sz="6" w:space="0" w:color="DDDDDD"/>
+            </w:tcBorders>
+            <w:vAlign w:val="center"/>
+          </w:tcPr>
+          <w:p>
+            <w:pPr>
+              <w:spacing w:line="259" w:lineRule="auto"/>
+              <w:ind w:left="2" w:right="-23"/>
+            </w:pPr>
+            <w:r>
+              <w:t>The image per car model</w:t>
+            </w:r>
+          </w:p>
+        </w:tc>
+      </w:tr>
+      <w:tr>
+        <w:trPr>
+          <w:trHeight w:val="526"/>
+        </w:trPr>
+        <w:tc>
+          <w:tcPr>
+            <w:tcW w:w="2250" w:type="dxa"/>
+            <w:tcBorders>
+              <w:top w:val="single" w:sz="6" w:space="0" w:color="DDDDDD"/>
+              <w:left w:val="single" w:sz="6" w:space="0" w:color="DDDDDD"/>
+              <w:bottom w:val="single" w:sz="6" w:space="0" w:color="DDDDDD"/>
+              <w:right w:val="single" w:sz="6" w:space="0" w:color="DDDDDD"/>
+            </w:tcBorders>
+            <w:vAlign w:val="center"/>
+          </w:tcPr>
+          <w:p>
+            <w:pPr>
+              <w:spacing w:line="259" w:lineRule="auto"/>
+              <w:ind w:right="-23"/>
+            </w:pPr>
+            <w:proofErr w:type="spellStart"/>
+            <w:r>
+              <w:t>CarPromoPicture</w:t>
+            </w:r>
+            <w:proofErr w:type="spellEnd"/>
+          </w:p>
+        </w:tc>
+        <w:tc>
+          <w:tcPr>
+            <w:tcW w:w="1997" w:type="dxa"/>
+            <w:tcBorders>
+              <w:top w:val="single" w:sz="6" w:space="0" w:color="DDDDDD"/>
+              <w:left w:val="single" w:sz="6" w:space="0" w:color="DDDDDD"/>
+              <w:bottom w:val="single" w:sz="6" w:space="0" w:color="DDDDDD"/>
+              <w:right w:val="single" w:sz="6" w:space="0" w:color="DDDDDD"/>
+            </w:tcBorders>
+            <w:vAlign w:val="center"/>
+          </w:tcPr>
+          <w:p>
+            <w:pPr>
+              <w:spacing w:line="259" w:lineRule="auto"/>
+              <w:ind w:left="2" w:right="-23"/>
+            </w:pPr>
+            <w:proofErr w:type="spellStart"/>
+            <w:r>
+              <w:t>Nvarchar</w:t>
+            </w:r>
+            <w:proofErr w:type="spellEnd"/>
+          </w:p>
+        </w:tc>
+        <w:tc>
+          <w:tcPr>
+            <w:tcW w:w="1680" w:type="dxa"/>
+            <w:tcBorders>
+              <w:top w:val="single" w:sz="6" w:space="0" w:color="DDDDDD"/>
+              <w:left w:val="single" w:sz="6" w:space="0" w:color="DDDDDD"/>
+              <w:bottom w:val="single" w:sz="6" w:space="0" w:color="DDDDDD"/>
+              <w:right w:val="single" w:sz="6" w:space="0" w:color="DDDDDD"/>
+            </w:tcBorders>
+            <w:vAlign w:val="center"/>
+          </w:tcPr>
+          <w:p>
+            <w:pPr>
+              <w:spacing w:line="259" w:lineRule="auto"/>
+              <w:ind w:left="2" w:right="-23"/>
+            </w:pPr>
+            <w:r>
+              <w:t>NOT NULL</w:t>
+            </w:r>
+          </w:p>
+        </w:tc>
+        <w:tc>
+          <w:tcPr>
+            <w:tcW w:w="4523" w:type="dxa"/>
+            <w:tcBorders>
+              <w:top w:val="single" w:sz="6" w:space="0" w:color="DDDDDD"/>
+              <w:left w:val="single" w:sz="6" w:space="0" w:color="DDDDDD"/>
+              <w:bottom w:val="single" w:sz="6" w:space="0" w:color="DDDDDD"/>
+              <w:right w:val="single" w:sz="6" w:space="0" w:color="DDDDDD"/>
+            </w:tcBorders>
+            <w:vAlign w:val="center"/>
+          </w:tcPr>
+          <w:p>
+            <w:pPr>
+              <w:keepNext/>
+              <w:spacing w:line="259" w:lineRule="auto"/>
+              <w:ind w:left="2" w:right="-23"/>
+            </w:pPr>
+            <w:r>
+              <w:t>The promo picture per each vehicle</w:t>
+            </w:r>
+          </w:p>
+        </w:tc>
+      </w:tr>
+      <w:tr>
+        <w:trPr>
+          <w:trHeight w:val="526"/>
+        </w:trPr>
+        <w:tc>
+          <w:tcPr>
+            <w:tcW w:w="2250" w:type="dxa"/>
+            <w:tcBorders>
+              <w:top w:val="single" w:sz="6" w:space="0" w:color="DDDDDD"/>
+              <w:left w:val="single" w:sz="6" w:space="0" w:color="DDDDDD"/>
+              <w:bottom w:val="single" w:sz="6" w:space="0" w:color="DDDDDD"/>
+              <w:right w:val="single" w:sz="6" w:space="0" w:color="DDDDDD"/>
+            </w:tcBorders>
+            <w:vAlign w:val="center"/>
+          </w:tcPr>
+          <w:p>
+            <w:pPr>
+              <w:spacing w:line="259" w:lineRule="auto"/>
+              <w:ind w:right="-23"/>
+            </w:pPr>
+            <w:proofErr w:type="spellStart"/>
+            <w:r>
+              <w:t>CarPromoPictureId</w:t>
+            </w:r>
+            <w:proofErr w:type="spellEnd"/>
+          </w:p>
+        </w:tc>
+        <w:tc>
+          <w:tcPr>
+            <w:tcW w:w="1997" w:type="dxa"/>
+            <w:tcBorders>
+              <w:top w:val="single" w:sz="6" w:space="0" w:color="DDDDDD"/>
+              <w:left w:val="single" w:sz="6" w:space="0" w:color="DDDDDD"/>
+              <w:bottom w:val="single" w:sz="6" w:space="0" w:color="DDDDDD"/>
+              <w:right w:val="single" w:sz="6" w:space="0" w:color="DDDDDD"/>
+            </w:tcBorders>
+            <w:vAlign w:val="center"/>
+          </w:tcPr>
+          <w:p>
+            <w:pPr>
+              <w:spacing w:line="259" w:lineRule="auto"/>
+              <w:ind w:left="2" w:right="-23"/>
+            </w:pPr>
+            <w:r>
+              <w:t>Int</w:t>
+            </w:r>
+          </w:p>
+        </w:tc>
+        <w:tc>
+          <w:tcPr>
+            <w:tcW w:w="1680" w:type="dxa"/>
+            <w:tcBorders>
+              <w:top w:val="single" w:sz="6" w:space="0" w:color="DDDDDD"/>
+              <w:left w:val="single" w:sz="6" w:space="0" w:color="DDDDDD"/>
+              <w:bottom w:val="single" w:sz="6" w:space="0" w:color="DDDDDD"/>
+              <w:right w:val="single" w:sz="6" w:space="0" w:color="DDDDDD"/>
+            </w:tcBorders>
+            <w:vAlign w:val="center"/>
+          </w:tcPr>
+          <w:p>
+            <w:pPr>
+              <w:spacing w:line="259" w:lineRule="auto"/>
+              <w:ind w:left="2" w:right="-23"/>
+            </w:pPr>
+            <w:r>
+              <w:t>Foreign key</w:t>
+            </w:r>
+          </w:p>
+        </w:tc>
+        <w:tc>
+          <w:tcPr>
+            <w:tcW w:w="4523" w:type="dxa"/>
+            <w:tcBorders>
+              <w:top w:val="single" w:sz="6" w:space="0" w:color="DDDDDD"/>
+              <w:left w:val="single" w:sz="6" w:space="0" w:color="DDDDDD"/>
+              <w:bottom w:val="single" w:sz="6" w:space="0" w:color="DDDDDD"/>
+              <w:right w:val="single" w:sz="6" w:space="0" w:color="DDDDDD"/>
+            </w:tcBorders>
+            <w:vAlign w:val="center"/>
+          </w:tcPr>
+          <w:p>
+            <w:pPr>
+              <w:keepNext/>
+              <w:spacing w:line="259" w:lineRule="auto"/>
+              <w:ind w:left="2" w:right="-23"/>
+            </w:pPr>
+            <w:r>
+              <w:t>Relation to Cars table</w:t>
+            </w:r>
+          </w:p>
+        </w:tc>
+      </w:tr>
+    </w:tbl>
+    <w:p>
+      <w:pPr>
+        <w:pStyle w:val="Caption"/>
+        <w:ind w:right="-23"/>
+        <w:jc w:val="center"/>
+      </w:pPr>
+      <w:r>
+        <w:t xml:space="preserve">Table </w:t>
+      </w:r>
+      <w:r>
+        <w:fldChar w:fldCharType="begin"/>
+      </w:r>
+      <w:r>
+        <w:instrText xml:space="preserve"> SEQ Table \* ARABIC </w:instrText>
+      </w:r>
+      <w:r>
+        <w:fldChar w:fldCharType="separate"/>
+      </w:r>
+      <w:r>
+        <w:rPr>
+          <w:noProof/>
+        </w:rPr>
+        <w:t>3</w:t>
+      </w:r>
+      <w:r>
+        <w:fldChar w:fldCharType="end"/>
+      </w:r>
+      <w:r>
+        <w:t>: Gallery table</w:t>
+      </w:r>
+    </w:p>
+    <w:p>
+      <w:pPr>
+        <w:spacing w:line="360" w:lineRule="auto"/>
+        <w:ind w:right="-23"/>
+        <w:rPr>
+          <w:sz w:val="18"/>
+          <w:szCs w:val="18"/>
+        </w:rPr>
+      </w:pPr>
+    </w:p>
+    <w:p>
+      <w:pPr>
+        <w:spacing w:line="360" w:lineRule="auto"/>
+        <w:ind w:right="-23"/>
+        <w:rPr>
+          <w:sz w:val="18"/>
+          <w:szCs w:val="18"/>
+        </w:rPr>
+      </w:pPr>
+      <w:r>
+        <w:rPr>
+          <w:sz w:val="18"/>
+          <w:szCs w:val="18"/>
+        </w:rPr>
+        <w:lastRenderedPageBreak/>
+        <w:t>‘</w:t>
+      </w:r>
+      <w:r>
+        <w:rPr>
+          <w:sz w:val="18"/>
+          <w:szCs w:val="18"/>
+        </w:rPr>
+        <w:t>Manufacturer</w:t>
+      </w:r>
+      <w:r>
+        <w:rPr>
+          <w:sz w:val="18"/>
+          <w:szCs w:val="18"/>
+        </w:rPr>
+        <w:t>’</w:t>
+      </w:r>
+    </w:p>
+    <w:tbl>
+      <w:tblPr>
+        <w:tblStyle w:val="TableGrid"/>
+        <w:tblW w:w="10450" w:type="dxa"/>
+        <w:tblInd w:w="9" w:type="dxa"/>
+        <w:tblCellMar>
+          <w:top w:w="169" w:type="dxa"/>
+          <w:left w:w="118" w:type="dxa"/>
+          <w:bottom w:w="0" w:type="dxa"/>
+          <w:right w:w="115" w:type="dxa"/>
+        </w:tblCellMar>
+        <w:tblLook w:val="04A0" w:firstRow="1" w:lastRow="0" w:firstColumn="1" w:lastColumn="0" w:noHBand="0" w:noVBand="1"/>
+      </w:tblPr>
+      <w:tblGrid>
+        <w:gridCol w:w="2412"/>
+        <w:gridCol w:w="1962"/>
+        <w:gridCol w:w="1665"/>
+        <w:gridCol w:w="4411"/>
+      </w:tblGrid>
+      <w:tr>
+        <w:trPr>
+          <w:trHeight w:val="475"/>
+        </w:trPr>
+        <w:tc>
+          <w:tcPr>
+            <w:tcW w:w="2412" w:type="dxa"/>
+            <w:tcBorders>
+              <w:top w:val="single" w:sz="6" w:space="0" w:color="DDDDDD"/>
+              <w:left w:val="single" w:sz="6" w:space="0" w:color="DDDDDD"/>
+              <w:bottom w:val="single" w:sz="6" w:space="0" w:color="DDDDDD"/>
+              <w:right w:val="single" w:sz="6" w:space="0" w:color="DDDDDD"/>
+            </w:tcBorders>
+            <w:shd w:val="clear" w:color="auto" w:fill="F2F2F2"/>
+          </w:tcPr>
+          <w:p>
+            <w:pPr>
+              <w:spacing w:line="259" w:lineRule="auto"/>
+              <w:ind w:right="-23"/>
+            </w:pPr>
+            <w:r>
+              <w:rPr>
+                <w:rFonts w:ascii="Calibri" w:eastAsia="Calibri" w:hAnsi="Calibri" w:cs="Calibri"/>
+                <w:b/>
+              </w:rPr>
+              <w:t xml:space="preserve">Column </w:t>
+            </w:r>
+          </w:p>
+        </w:tc>
+        <w:tc>
+          <w:tcPr>
+            <w:tcW w:w="1962" w:type="dxa"/>
+            <w:tcBorders>
+              <w:top w:val="single" w:sz="6" w:space="0" w:color="DDDDDD"/>
+              <w:left w:val="single" w:sz="6" w:space="0" w:color="DDDDDD"/>
+              <w:bottom w:val="single" w:sz="6" w:space="0" w:color="DDDDDD"/>
+              <w:right w:val="single" w:sz="6" w:space="0" w:color="DDDDDD"/>
+            </w:tcBorders>
+            <w:shd w:val="clear" w:color="auto" w:fill="F2F2F2"/>
+          </w:tcPr>
+          <w:p>
+            <w:pPr>
+              <w:spacing w:line="259" w:lineRule="auto"/>
+              <w:ind w:left="2" w:right="-23"/>
+            </w:pPr>
+            <w:r>
+              <w:rPr>
+                <w:rFonts w:ascii="Calibri" w:eastAsia="Calibri" w:hAnsi="Calibri" w:cs="Calibri"/>
+                <w:b/>
+              </w:rPr>
+              <w:t xml:space="preserve">Type </w:t>
+            </w:r>
+          </w:p>
+        </w:tc>
+        <w:tc>
+          <w:tcPr>
+            <w:tcW w:w="1665" w:type="dxa"/>
+            <w:tcBorders>
+              <w:top w:val="single" w:sz="6" w:space="0" w:color="DDDDDD"/>
+              <w:left w:val="single" w:sz="6" w:space="0" w:color="DDDDDD"/>
+              <w:bottom w:val="single" w:sz="6" w:space="0" w:color="DDDDDD"/>
+              <w:right w:val="single" w:sz="6" w:space="0" w:color="DDDDDD"/>
+            </w:tcBorders>
+            <w:shd w:val="clear" w:color="auto" w:fill="F2F2F2"/>
+          </w:tcPr>
+          <w:p>
+            <w:pPr>
+              <w:spacing w:line="259" w:lineRule="auto"/>
+              <w:ind w:left="2" w:right="-23"/>
+            </w:pPr>
+            <w:r>
+              <w:rPr>
+                <w:rFonts w:ascii="Calibri" w:eastAsia="Calibri" w:hAnsi="Calibri" w:cs="Calibri"/>
+                <w:b/>
+              </w:rPr>
+              <w:t xml:space="preserve">Constraint </w:t>
+            </w:r>
+          </w:p>
+        </w:tc>
+        <w:tc>
+          <w:tcPr>
+            <w:tcW w:w="4411" w:type="dxa"/>
+            <w:tcBorders>
+              <w:top w:val="single" w:sz="6" w:space="0" w:color="DDDDDD"/>
+              <w:left w:val="single" w:sz="6" w:space="0" w:color="DDDDDD"/>
+              <w:bottom w:val="single" w:sz="6" w:space="0" w:color="DDDDDD"/>
+              <w:right w:val="single" w:sz="6" w:space="0" w:color="DDDDDD"/>
+            </w:tcBorders>
+            <w:shd w:val="clear" w:color="auto" w:fill="F2F2F2"/>
+          </w:tcPr>
+          <w:p>
+            <w:pPr>
+              <w:spacing w:line="259" w:lineRule="auto"/>
+              <w:ind w:left="2" w:right="-23"/>
+            </w:pPr>
+            <w:r>
+              <w:rPr>
+                <w:rFonts w:ascii="Calibri" w:eastAsia="Calibri" w:hAnsi="Calibri" w:cs="Calibri"/>
+                <w:b/>
+              </w:rPr>
+              <w:t xml:space="preserve">Description </w:t>
+            </w:r>
+          </w:p>
+        </w:tc>
+      </w:tr>
+      <w:tr>
+        <w:trPr>
+          <w:trHeight w:val="570"/>
+        </w:trPr>
+        <w:tc>
+          <w:tcPr>
+            <w:tcW w:w="2412" w:type="dxa"/>
+            <w:tcBorders>
+              <w:top w:val="single" w:sz="6" w:space="0" w:color="DDDDDD"/>
+              <w:left w:val="single" w:sz="6" w:space="0" w:color="DDDDDD"/>
+              <w:bottom w:val="single" w:sz="6" w:space="0" w:color="DDDDDD"/>
+              <w:right w:val="single" w:sz="6" w:space="0" w:color="DDDDDD"/>
+            </w:tcBorders>
+            <w:vAlign w:val="center"/>
+          </w:tcPr>
+          <w:p>
+            <w:pPr>
+              <w:spacing w:line="259" w:lineRule="auto"/>
+              <w:ind w:right="-23"/>
+            </w:pPr>
+            <w:proofErr w:type="spellStart"/>
+            <w:r>
+              <w:t>ManufacturerId</w:t>
+            </w:r>
+            <w:proofErr w:type="spellEnd"/>
+          </w:p>
+        </w:tc>
+        <w:tc>
+          <w:tcPr>
+            <w:tcW w:w="1962" w:type="dxa"/>
+            <w:tcBorders>
+              <w:top w:val="single" w:sz="6" w:space="0" w:color="DDDDDD"/>
+              <w:left w:val="single" w:sz="6" w:space="0" w:color="DDDDDD"/>
+              <w:bottom w:val="single" w:sz="6" w:space="0" w:color="DDDDDD"/>
+              <w:right w:val="single" w:sz="6" w:space="0" w:color="DDDDDD"/>
+            </w:tcBorders>
+            <w:vAlign w:val="center"/>
+          </w:tcPr>
+          <w:p>
+            <w:pPr>
+              <w:spacing w:line="259" w:lineRule="auto"/>
+              <w:ind w:left="2" w:right="-23"/>
+            </w:pPr>
+            <w:r>
+              <w:t xml:space="preserve"> </w:t>
+            </w:r>
+            <w:r>
+              <w:t>int</w:t>
+            </w:r>
+          </w:p>
+        </w:tc>
+        <w:tc>
+          <w:tcPr>
+            <w:tcW w:w="1665" w:type="dxa"/>
+            <w:tcBorders>
+              <w:top w:val="single" w:sz="6" w:space="0" w:color="DDDDDD"/>
+              <w:left w:val="single" w:sz="6" w:space="0" w:color="DDDDDD"/>
+              <w:bottom w:val="single" w:sz="6" w:space="0" w:color="DDDDDD"/>
+              <w:right w:val="single" w:sz="6" w:space="0" w:color="DDDDDD"/>
+            </w:tcBorders>
+            <w:vAlign w:val="center"/>
+          </w:tcPr>
+          <w:p>
+            <w:pPr>
+              <w:spacing w:line="259" w:lineRule="auto"/>
+              <w:ind w:left="2" w:right="-23"/>
+            </w:pPr>
+            <w:r>
+              <w:t xml:space="preserve">PRIMARY KEY </w:t>
+            </w:r>
+          </w:p>
+        </w:tc>
+        <w:tc>
+          <w:tcPr>
+            <w:tcW w:w="4411" w:type="dxa"/>
+            <w:tcBorders>
+              <w:top w:val="single" w:sz="6" w:space="0" w:color="DDDDDD"/>
+              <w:left w:val="single" w:sz="6" w:space="0" w:color="DDDDDD"/>
+              <w:bottom w:val="single" w:sz="6" w:space="0" w:color="DDDDDD"/>
+              <w:right w:val="single" w:sz="6" w:space="0" w:color="DDDDDD"/>
+            </w:tcBorders>
+            <w:vAlign w:val="center"/>
+          </w:tcPr>
+          <w:p>
+            <w:pPr>
+              <w:spacing w:line="259" w:lineRule="auto"/>
+              <w:ind w:left="2" w:right="-23"/>
+            </w:pPr>
+            <w:r>
+              <w:t xml:space="preserve">Unique identifier for each </w:t>
+            </w:r>
+            <w:r>
+              <w:t>manufacturer</w:t>
+            </w:r>
+          </w:p>
+        </w:tc>
+      </w:tr>
+      <w:tr>
+        <w:trPr>
+          <w:trHeight w:val="524"/>
+        </w:trPr>
+        <w:tc>
+          <w:tcPr>
+            <w:tcW w:w="2412" w:type="dxa"/>
+            <w:tcBorders>
+              <w:top w:val="single" w:sz="6" w:space="0" w:color="DDDDDD"/>
+              <w:left w:val="single" w:sz="6" w:space="0" w:color="DDDDDD"/>
+              <w:bottom w:val="single" w:sz="6" w:space="0" w:color="DDDDDD"/>
+              <w:right w:val="single" w:sz="6" w:space="0" w:color="DDDDDD"/>
+            </w:tcBorders>
+            <w:vAlign w:val="center"/>
+          </w:tcPr>
+          <w:p>
+            <w:pPr>
+              <w:spacing w:line="259" w:lineRule="auto"/>
+              <w:ind w:right="-23"/>
+            </w:pPr>
+            <w:proofErr w:type="spellStart"/>
+            <w:r>
+              <w:t>ManufacturerName</w:t>
+            </w:r>
+            <w:proofErr w:type="spellEnd"/>
+          </w:p>
+        </w:tc>
+        <w:tc>
+          <w:tcPr>
+            <w:tcW w:w="1962" w:type="dxa"/>
+            <w:tcBorders>
+              <w:top w:val="single" w:sz="6" w:space="0" w:color="DDDDDD"/>
+              <w:left w:val="single" w:sz="6" w:space="0" w:color="DDDDDD"/>
+              <w:bottom w:val="single" w:sz="6" w:space="0" w:color="DDDDDD"/>
+              <w:right w:val="single" w:sz="6" w:space="0" w:color="DDDDDD"/>
+            </w:tcBorders>
+            <w:vAlign w:val="center"/>
+          </w:tcPr>
+          <w:p>
+            <w:pPr>
+              <w:spacing w:line="259" w:lineRule="auto"/>
+              <w:ind w:left="2" w:right="-23"/>
+            </w:pPr>
+            <w:proofErr w:type="spellStart"/>
+            <w:r>
+              <w:t>Nvarchar</w:t>
+            </w:r>
+            <w:proofErr w:type="spellEnd"/>
+          </w:p>
+        </w:tc>
+        <w:tc>
+          <w:tcPr>
+            <w:tcW w:w="1665" w:type="dxa"/>
+            <w:tcBorders>
+              <w:top w:val="single" w:sz="6" w:space="0" w:color="DDDDDD"/>
+              <w:left w:val="single" w:sz="6" w:space="0" w:color="DDDDDD"/>
+              <w:bottom w:val="single" w:sz="6" w:space="0" w:color="DDDDDD"/>
+              <w:right w:val="single" w:sz="6" w:space="0" w:color="DDDDDD"/>
+            </w:tcBorders>
+            <w:vAlign w:val="center"/>
+          </w:tcPr>
+          <w:p>
+            <w:pPr>
+              <w:spacing w:line="259" w:lineRule="auto"/>
+              <w:ind w:left="2" w:right="-23"/>
+            </w:pPr>
+            <w:r>
+              <w:t>NOT NULL</w:t>
+            </w:r>
+          </w:p>
+        </w:tc>
+        <w:tc>
+          <w:tcPr>
+            <w:tcW w:w="4411" w:type="dxa"/>
+            <w:tcBorders>
+              <w:top w:val="single" w:sz="6" w:space="0" w:color="DDDDDD"/>
+              <w:left w:val="single" w:sz="6" w:space="0" w:color="DDDDDD"/>
+              <w:bottom w:val="single" w:sz="6" w:space="0" w:color="DDDDDD"/>
+              <w:right w:val="single" w:sz="6" w:space="0" w:color="DDDDDD"/>
+            </w:tcBorders>
+            <w:vAlign w:val="center"/>
+          </w:tcPr>
+          <w:p>
+            <w:pPr>
+              <w:spacing w:line="259" w:lineRule="auto"/>
+              <w:ind w:left="2" w:right="-23"/>
+            </w:pPr>
+            <w:r>
+              <w:t>The name of the manufacturer per car</w:t>
+            </w:r>
+          </w:p>
+        </w:tc>
+      </w:tr>
+      <w:tr>
+        <w:trPr>
+          <w:trHeight w:val="526"/>
+        </w:trPr>
+        <w:tc>
+          <w:tcPr>
+            <w:tcW w:w="2412" w:type="dxa"/>
+            <w:tcBorders>
+              <w:top w:val="single" w:sz="6" w:space="0" w:color="DDDDDD"/>
+              <w:left w:val="single" w:sz="6" w:space="0" w:color="DDDDDD"/>
+              <w:bottom w:val="single" w:sz="6" w:space="0" w:color="DDDDDD"/>
+              <w:right w:val="single" w:sz="6" w:space="0" w:color="DDDDDD"/>
+            </w:tcBorders>
+            <w:vAlign w:val="center"/>
+          </w:tcPr>
+          <w:p>
+            <w:pPr>
+              <w:spacing w:line="259" w:lineRule="auto"/>
+              <w:ind w:right="-23"/>
+            </w:pPr>
+            <w:proofErr w:type="spellStart"/>
+            <w:r>
+              <w:t>ManufacturerDescription</w:t>
+            </w:r>
+            <w:proofErr w:type="spellEnd"/>
+          </w:p>
+        </w:tc>
+        <w:tc>
+          <w:tcPr>
+            <w:tcW w:w="1962" w:type="dxa"/>
+            <w:tcBorders>
+              <w:top w:val="single" w:sz="6" w:space="0" w:color="DDDDDD"/>
+              <w:left w:val="single" w:sz="6" w:space="0" w:color="DDDDDD"/>
+              <w:bottom w:val="single" w:sz="6" w:space="0" w:color="DDDDDD"/>
+              <w:right w:val="single" w:sz="6" w:space="0" w:color="DDDDDD"/>
+            </w:tcBorders>
+            <w:vAlign w:val="center"/>
+          </w:tcPr>
+          <w:p>
+            <w:pPr>
+              <w:spacing w:line="259" w:lineRule="auto"/>
+              <w:ind w:left="2" w:right="-23"/>
+            </w:pPr>
+            <w:proofErr w:type="spellStart"/>
+            <w:r>
+              <w:t>Nvarchar</w:t>
+            </w:r>
+            <w:proofErr w:type="spellEnd"/>
+          </w:p>
+        </w:tc>
+        <w:tc>
+          <w:tcPr>
+            <w:tcW w:w="1665" w:type="dxa"/>
+            <w:tcBorders>
+              <w:top w:val="single" w:sz="6" w:space="0" w:color="DDDDDD"/>
+              <w:left w:val="single" w:sz="6" w:space="0" w:color="DDDDDD"/>
+              <w:bottom w:val="single" w:sz="6" w:space="0" w:color="DDDDDD"/>
+              <w:right w:val="single" w:sz="6" w:space="0" w:color="DDDDDD"/>
+            </w:tcBorders>
+            <w:vAlign w:val="center"/>
+          </w:tcPr>
+          <w:p>
+            <w:pPr>
+              <w:spacing w:line="259" w:lineRule="auto"/>
+              <w:ind w:left="2" w:right="-23"/>
+            </w:pPr>
+            <w:r>
+              <w:t>NULLABLE</w:t>
+            </w:r>
+          </w:p>
+        </w:tc>
+        <w:tc>
+          <w:tcPr>
+            <w:tcW w:w="4411" w:type="dxa"/>
+            <w:tcBorders>
+              <w:top w:val="single" w:sz="6" w:space="0" w:color="DDDDDD"/>
+              <w:left w:val="single" w:sz="6" w:space="0" w:color="DDDDDD"/>
+              <w:bottom w:val="single" w:sz="6" w:space="0" w:color="DDDDDD"/>
+              <w:right w:val="single" w:sz="6" w:space="0" w:color="DDDDDD"/>
+            </w:tcBorders>
+            <w:vAlign w:val="center"/>
+          </w:tcPr>
+          <w:p>
+            <w:pPr>
+              <w:keepNext/>
+              <w:spacing w:line="259" w:lineRule="auto"/>
+              <w:ind w:left="2" w:right="-23"/>
+            </w:pPr>
+            <w:r>
+              <w:t>Short description for each manufacturer</w:t>
+            </w:r>
+          </w:p>
+        </w:tc>
+      </w:tr>
+    </w:tbl>
+    <w:p>
+      <w:pPr>
+        <w:pStyle w:val="Caption"/>
+        <w:ind w:left="2880" w:right="-23" w:firstLine="720"/>
+      </w:pPr>
+      <w:r>
+        <w:t xml:space="preserve">Table </w:t>
+      </w:r>
+      <w:r>
+        <w:fldChar w:fldCharType="begin"/>
+      </w:r>
+      <w:r>
+        <w:instrText xml:space="preserve"> SEQ Table \* ARABIC </w:instrText>
+      </w:r>
+      <w:r>
+        <w:fldChar w:fldCharType="separate"/>
+      </w:r>
+      <w:r>
+        <w:rPr>
+          <w:noProof/>
+        </w:rPr>
+        <w:t>4</w:t>
+      </w:r>
+      <w:r>
+        <w:fldChar w:fldCharType="end"/>
+      </w:r>
+      <w:r>
+        <w:t>: Manufacturer table</w:t>
+      </w:r>
+    </w:p>
+    <w:p>
+      <w:pPr>
+        <w:spacing w:line="360" w:lineRule="auto"/>
+        <w:ind w:right="-23"/>
+        <w:rPr>
+          <w:sz w:val="18"/>
+          <w:szCs w:val="18"/>
+        </w:rPr>
+      </w:pPr>
+    </w:p>
+    <w:p>
+      <w:pPr>
+        <w:spacing w:line="360" w:lineRule="auto"/>
+        <w:ind w:right="-23"/>
+        <w:rPr>
+          <w:sz w:val="18"/>
+          <w:szCs w:val="18"/>
+        </w:rPr>
+      </w:pPr>
+      <w:r>
+        <w:rPr>
+          <w:sz w:val="18"/>
+          <w:szCs w:val="18"/>
+        </w:rPr>
+        <w:t>‘</w:t>
+      </w:r>
+      <w:r>
+        <w:rPr>
+          <w:sz w:val="18"/>
+          <w:szCs w:val="18"/>
+        </w:rPr>
+        <w:t>Roles</w:t>
+      </w:r>
+      <w:r>
+        <w:rPr>
+          <w:sz w:val="18"/>
+          <w:szCs w:val="18"/>
+        </w:rPr>
+        <w:t>’</w:t>
+      </w:r>
+    </w:p>
+    <w:tbl>
+      <w:tblPr>
+        <w:tblStyle w:val="TableGrid"/>
+        <w:tblW w:w="10450" w:type="dxa"/>
+        <w:tblInd w:w="9" w:type="dxa"/>
+        <w:tblCellMar>
+          <w:top w:w="169" w:type="dxa"/>
+          <w:left w:w="118" w:type="dxa"/>
+          <w:bottom w:w="0" w:type="dxa"/>
+          <w:right w:w="115" w:type="dxa"/>
+        </w:tblCellMar>
+        <w:tblLook w:val="04A0" w:firstRow="1" w:lastRow="0" w:firstColumn="1" w:lastColumn="0" w:noHBand="0" w:noVBand="1"/>
+      </w:tblPr>
+      <w:tblGrid>
+        <w:gridCol w:w="2250"/>
+        <w:gridCol w:w="1997"/>
+        <w:gridCol w:w="1680"/>
+        <w:gridCol w:w="4523"/>
+      </w:tblGrid>
+      <w:tr>
+        <w:trPr>
+          <w:trHeight w:val="475"/>
+        </w:trPr>
+        <w:tc>
+          <w:tcPr>
+            <w:tcW w:w="2250" w:type="dxa"/>
+            <w:tcBorders>
+              <w:top w:val="single" w:sz="6" w:space="0" w:color="DDDDDD"/>
+              <w:left w:val="single" w:sz="6" w:space="0" w:color="DDDDDD"/>
+              <w:bottom w:val="single" w:sz="6" w:space="0" w:color="DDDDDD"/>
+              <w:right w:val="single" w:sz="6" w:space="0" w:color="DDDDDD"/>
+            </w:tcBorders>
+            <w:shd w:val="clear" w:color="auto" w:fill="F2F2F2"/>
+          </w:tcPr>
+          <w:p>
+            <w:pPr>
+              <w:spacing w:line="259" w:lineRule="auto"/>
+              <w:ind w:right="-23"/>
+            </w:pPr>
+            <w:r>
+              <w:rPr>
+                <w:rFonts w:ascii="Calibri" w:eastAsia="Calibri" w:hAnsi="Calibri" w:cs="Calibri"/>
+                <w:b/>
+              </w:rPr>
+              <w:t xml:space="preserve">Column </w:t>
+            </w:r>
+          </w:p>
+        </w:tc>
+        <w:tc>
+          <w:tcPr>
+            <w:tcW w:w="1997" w:type="dxa"/>
+            <w:tcBorders>
+              <w:top w:val="single" w:sz="6" w:space="0" w:color="DDDDDD"/>
+              <w:left w:val="single" w:sz="6" w:space="0" w:color="DDDDDD"/>
+              <w:bottom w:val="single" w:sz="6" w:space="0" w:color="DDDDDD"/>
+              <w:right w:val="single" w:sz="6" w:space="0" w:color="DDDDDD"/>
+            </w:tcBorders>
+            <w:shd w:val="clear" w:color="auto" w:fill="F2F2F2"/>
+          </w:tcPr>
+          <w:p>
+            <w:pPr>
+              <w:spacing w:line="259" w:lineRule="auto"/>
+              <w:ind w:left="2" w:right="-23"/>
+            </w:pPr>
+            <w:r>
+              <w:rPr>
+                <w:rFonts w:ascii="Calibri" w:eastAsia="Calibri" w:hAnsi="Calibri" w:cs="Calibri"/>
+                <w:b/>
+              </w:rPr>
+              <w:t xml:space="preserve">Type </w:t>
+            </w:r>
+          </w:p>
+        </w:tc>
+        <w:tc>
+          <w:tcPr>
+            <w:tcW w:w="1680" w:type="dxa"/>
+            <w:tcBorders>
+              <w:top w:val="single" w:sz="6" w:space="0" w:color="DDDDDD"/>
+              <w:left w:val="single" w:sz="6" w:space="0" w:color="DDDDDD"/>
+              <w:bottom w:val="single" w:sz="6" w:space="0" w:color="DDDDDD"/>
+              <w:right w:val="single" w:sz="6" w:space="0" w:color="DDDDDD"/>
+            </w:tcBorders>
+            <w:shd w:val="clear" w:color="auto" w:fill="F2F2F2"/>
+          </w:tcPr>
+          <w:p>
+            <w:pPr>
+              <w:spacing w:line="259" w:lineRule="auto"/>
+              <w:ind w:left="2" w:right="-23"/>
+            </w:pPr>
+            <w:r>
+              <w:rPr>
+                <w:rFonts w:ascii="Calibri" w:eastAsia="Calibri" w:hAnsi="Calibri" w:cs="Calibri"/>
+                <w:b/>
+              </w:rPr>
+              <w:t xml:space="preserve">Constraint </w:t>
+            </w:r>
+          </w:p>
+        </w:tc>
+        <w:tc>
+          <w:tcPr>
+            <w:tcW w:w="4523" w:type="dxa"/>
+            <w:tcBorders>
+              <w:top w:val="single" w:sz="6" w:space="0" w:color="DDDDDD"/>
+              <w:left w:val="single" w:sz="6" w:space="0" w:color="DDDDDD"/>
+              <w:bottom w:val="single" w:sz="6" w:space="0" w:color="DDDDDD"/>
+              <w:right w:val="single" w:sz="6" w:space="0" w:color="DDDDDD"/>
+            </w:tcBorders>
+            <w:shd w:val="clear" w:color="auto" w:fill="F2F2F2"/>
+          </w:tcPr>
+          <w:p>
+            <w:pPr>
+              <w:spacing w:line="259" w:lineRule="auto"/>
+              <w:ind w:left="2" w:right="-23"/>
+            </w:pPr>
+            <w:r>
+              <w:rPr>
+                <w:rFonts w:ascii="Calibri" w:eastAsia="Calibri" w:hAnsi="Calibri" w:cs="Calibri"/>
+                <w:b/>
+              </w:rPr>
+              <w:t xml:space="preserve">Description </w:t>
+            </w:r>
+          </w:p>
+        </w:tc>
+      </w:tr>
+      <w:tr>
+        <w:trPr>
+          <w:trHeight w:val="570"/>
+        </w:trPr>
+        <w:tc>
+          <w:tcPr>
+            <w:tcW w:w="2250" w:type="dxa"/>
+            <w:tcBorders>
+              <w:top w:val="single" w:sz="6" w:space="0" w:color="DDDDDD"/>
+              <w:left w:val="single" w:sz="6" w:space="0" w:color="DDDDDD"/>
+              <w:bottom w:val="single" w:sz="6" w:space="0" w:color="DDDDDD"/>
+              <w:right w:val="single" w:sz="6" w:space="0" w:color="DDDDDD"/>
+            </w:tcBorders>
+            <w:vAlign w:val="center"/>
+          </w:tcPr>
+          <w:p>
+            <w:pPr>
+              <w:spacing w:line="259" w:lineRule="auto"/>
+              <w:ind w:right="-23"/>
+            </w:pPr>
+            <w:r>
+              <w:t xml:space="preserve">Id </w:t>
+            </w:r>
+          </w:p>
+        </w:tc>
+        <w:tc>
+          <w:tcPr>
+            <w:tcW w:w="1997" w:type="dxa"/>
+            <w:tcBorders>
+              <w:top w:val="single" w:sz="6" w:space="0" w:color="DDDDDD"/>
+              <w:left w:val="single" w:sz="6" w:space="0" w:color="DDDDDD"/>
+              <w:bottom w:val="single" w:sz="6" w:space="0" w:color="DDDDDD"/>
+              <w:right w:val="single" w:sz="6" w:space="0" w:color="DDDDDD"/>
+            </w:tcBorders>
+            <w:vAlign w:val="center"/>
+          </w:tcPr>
+          <w:p>
+            <w:pPr>
+              <w:spacing w:line="259" w:lineRule="auto"/>
+              <w:ind w:left="2" w:right="-23"/>
+            </w:pPr>
+            <w:proofErr w:type="gramStart"/>
+            <w:r>
+              <w:t>NVARCHAR(</w:t>
+            </w:r>
+            <w:proofErr w:type="gramEnd"/>
+            <w:r>
+              <w:t xml:space="preserve">450) </w:t>
+            </w:r>
+          </w:p>
+        </w:tc>
+        <w:tc>
+          <w:tcPr>
+            <w:tcW w:w="1680" w:type="dxa"/>
+            <w:tcBorders>
+              <w:top w:val="single" w:sz="6" w:space="0" w:color="DDDDDD"/>
+              <w:left w:val="single" w:sz="6" w:space="0" w:color="DDDDDD"/>
+              <w:bottom w:val="single" w:sz="6" w:space="0" w:color="DDDDDD"/>
+              <w:right w:val="single" w:sz="6" w:space="0" w:color="DDDDDD"/>
+            </w:tcBorders>
+            <w:vAlign w:val="center"/>
+          </w:tcPr>
+          <w:p>
+            <w:pPr>
+              <w:spacing w:line="259" w:lineRule="auto"/>
+              <w:ind w:left="2" w:right="-23"/>
+            </w:pPr>
+            <w:r>
+              <w:t xml:space="preserve">PRIMARY KEY </w:t>
+            </w:r>
+          </w:p>
+        </w:tc>
+        <w:tc>
+          <w:tcPr>
+            <w:tcW w:w="4523" w:type="dxa"/>
+            <w:tcBorders>
+              <w:top w:val="single" w:sz="6" w:space="0" w:color="DDDDDD"/>
+              <w:left w:val="single" w:sz="6" w:space="0" w:color="DDDDDD"/>
+              <w:bottom w:val="single" w:sz="6" w:space="0" w:color="DDDDDD"/>
+              <w:right w:val="single" w:sz="6" w:space="0" w:color="DDDDDD"/>
+            </w:tcBorders>
+            <w:vAlign w:val="center"/>
+          </w:tcPr>
+          <w:p>
+            <w:pPr>
+              <w:spacing w:line="259" w:lineRule="auto"/>
+              <w:ind w:left="2" w:right="-23"/>
+            </w:pPr>
+            <w:r>
+              <w:t xml:space="preserve">Role id </w:t>
+            </w:r>
+          </w:p>
+        </w:tc>
+      </w:tr>
+      <w:tr>
+        <w:trPr>
+          <w:trHeight w:val="524"/>
+        </w:trPr>
+        <w:tc>
+          <w:tcPr>
+            <w:tcW w:w="2250" w:type="dxa"/>
+            <w:tcBorders>
+              <w:top w:val="single" w:sz="6" w:space="0" w:color="DDDDDD"/>
+              <w:left w:val="single" w:sz="6" w:space="0" w:color="DDDDDD"/>
+              <w:bottom w:val="single" w:sz="6" w:space="0" w:color="DDDDDD"/>
+              <w:right w:val="single" w:sz="6" w:space="0" w:color="DDDDDD"/>
+            </w:tcBorders>
+            <w:vAlign w:val="center"/>
+          </w:tcPr>
+          <w:p>
+            <w:pPr>
+              <w:spacing w:line="259" w:lineRule="auto"/>
+              <w:ind w:right="-23"/>
+            </w:pPr>
+            <w:r>
+              <w:t xml:space="preserve">Name </w:t>
+            </w:r>
+          </w:p>
+        </w:tc>
+        <w:tc>
+          <w:tcPr>
+            <w:tcW w:w="1997" w:type="dxa"/>
+            <w:tcBorders>
+              <w:top w:val="single" w:sz="6" w:space="0" w:color="DDDDDD"/>
+              <w:left w:val="single" w:sz="6" w:space="0" w:color="DDDDDD"/>
+              <w:bottom w:val="single" w:sz="6" w:space="0" w:color="DDDDDD"/>
+              <w:right w:val="single" w:sz="6" w:space="0" w:color="DDDDDD"/>
+            </w:tcBorders>
+            <w:vAlign w:val="center"/>
+          </w:tcPr>
+          <w:p>
+            <w:pPr>
+              <w:spacing w:line="259" w:lineRule="auto"/>
+              <w:ind w:left="2" w:right="-23"/>
+            </w:pPr>
+            <w:proofErr w:type="gramStart"/>
+            <w:r>
+              <w:t>NVARCHAR(</w:t>
+            </w:r>
+            <w:proofErr w:type="gramEnd"/>
+            <w:r>
+              <w:t xml:space="preserve">256) </w:t>
+            </w:r>
+          </w:p>
+        </w:tc>
+        <w:tc>
+          <w:tcPr>
+            <w:tcW w:w="1680" w:type="dxa"/>
+            <w:tcBorders>
+              <w:top w:val="single" w:sz="6" w:space="0" w:color="DDDDDD"/>
+              <w:left w:val="single" w:sz="6" w:space="0" w:color="DDDDDD"/>
+              <w:bottom w:val="single" w:sz="6" w:space="0" w:color="DDDDDD"/>
+              <w:right w:val="single" w:sz="6" w:space="0" w:color="DDDDDD"/>
+            </w:tcBorders>
+            <w:vAlign w:val="center"/>
+          </w:tcPr>
+          <w:p>
+            <w:pPr>
+              <w:spacing w:line="259" w:lineRule="auto"/>
+              <w:ind w:left="2" w:right="-23"/>
+            </w:pPr>
+            <w:r>
+              <w:t xml:space="preserve">NULL </w:t>
+            </w:r>
+          </w:p>
+        </w:tc>
+        <w:tc>
+          <w:tcPr>
+            <w:tcW w:w="4523" w:type="dxa"/>
+            <w:tcBorders>
+              <w:top w:val="single" w:sz="6" w:space="0" w:color="DDDDDD"/>
+              <w:left w:val="single" w:sz="6" w:space="0" w:color="DDDDDD"/>
+              <w:bottom w:val="single" w:sz="6" w:space="0" w:color="DDDDDD"/>
+              <w:right w:val="single" w:sz="6" w:space="0" w:color="DDDDDD"/>
+            </w:tcBorders>
+            <w:vAlign w:val="center"/>
+          </w:tcPr>
+          <w:p>
+            <w:pPr>
+              <w:spacing w:line="259" w:lineRule="auto"/>
+              <w:ind w:left="2" w:right="-23"/>
+            </w:pPr>
+            <w:r>
+              <w:t xml:space="preserve">Role name </w:t>
+            </w:r>
+          </w:p>
+        </w:tc>
+      </w:tr>
+      <w:tr>
+        <w:trPr>
+          <w:trHeight w:val="526"/>
+        </w:trPr>
+        <w:tc>
+          <w:tcPr>
+            <w:tcW w:w="2250" w:type="dxa"/>
+            <w:tcBorders>
+              <w:top w:val="single" w:sz="6" w:space="0" w:color="DDDDDD"/>
+              <w:left w:val="single" w:sz="6" w:space="0" w:color="DDDDDD"/>
+              <w:bottom w:val="single" w:sz="6" w:space="0" w:color="DDDDDD"/>
+              <w:right w:val="single" w:sz="6" w:space="0" w:color="DDDDDD"/>
+            </w:tcBorders>
+            <w:vAlign w:val="center"/>
+          </w:tcPr>
+          <w:p>
+            <w:pPr>
+              <w:spacing w:line="259" w:lineRule="auto"/>
+              <w:ind w:right="-23"/>
+            </w:pPr>
+            <w:proofErr w:type="spellStart"/>
+            <w:r>
+              <w:t>NormalizedName</w:t>
+            </w:r>
+            <w:proofErr w:type="spellEnd"/>
+            <w:r>
+              <w:t xml:space="preserve"> </w:t>
+            </w:r>
+          </w:p>
+        </w:tc>
+        <w:tc>
+          <w:tcPr>
+            <w:tcW w:w="1997" w:type="dxa"/>
+            <w:tcBorders>
+              <w:top w:val="single" w:sz="6" w:space="0" w:color="DDDDDD"/>
+              <w:left w:val="single" w:sz="6" w:space="0" w:color="DDDDDD"/>
+              <w:bottom w:val="single" w:sz="6" w:space="0" w:color="DDDDDD"/>
+              <w:right w:val="single" w:sz="6" w:space="0" w:color="DDDDDD"/>
+            </w:tcBorders>
+            <w:vAlign w:val="center"/>
+          </w:tcPr>
+          <w:p>
+            <w:pPr>
+              <w:spacing w:line="259" w:lineRule="auto"/>
+              <w:ind w:left="2" w:right="-23"/>
+            </w:pPr>
+            <w:proofErr w:type="gramStart"/>
+            <w:r>
+              <w:t>NVARCHAR(</w:t>
+            </w:r>
+            <w:proofErr w:type="gramEnd"/>
+            <w:r>
+              <w:t xml:space="preserve">256) </w:t>
+            </w:r>
+          </w:p>
+        </w:tc>
+        <w:tc>
+          <w:tcPr>
+            <w:tcW w:w="1680" w:type="dxa"/>
+            <w:tcBorders>
+              <w:top w:val="single" w:sz="6" w:space="0" w:color="DDDDDD"/>
+              <w:left w:val="single" w:sz="6" w:space="0" w:color="DDDDDD"/>
+              <w:bottom w:val="single" w:sz="6" w:space="0" w:color="DDDDDD"/>
+              <w:right w:val="single" w:sz="6" w:space="0" w:color="DDDDDD"/>
+            </w:tcBorders>
+            <w:vAlign w:val="center"/>
+          </w:tcPr>
+          <w:p>
+            <w:pPr>
+              <w:spacing w:line="259" w:lineRule="auto"/>
+              <w:ind w:left="2" w:right="-23"/>
+            </w:pPr>
+            <w:r>
+              <w:t xml:space="preserve">NULL </w:t>
+            </w:r>
+          </w:p>
+        </w:tc>
+        <w:tc>
+          <w:tcPr>
+            <w:tcW w:w="4523" w:type="dxa"/>
+            <w:tcBorders>
+              <w:top w:val="single" w:sz="6" w:space="0" w:color="DDDDDD"/>
+              <w:left w:val="single" w:sz="6" w:space="0" w:color="DDDDDD"/>
+              <w:bottom w:val="single" w:sz="6" w:space="0" w:color="DDDDDD"/>
+              <w:right w:val="single" w:sz="6" w:space="0" w:color="DDDDDD"/>
+            </w:tcBorders>
+            <w:vAlign w:val="center"/>
+          </w:tcPr>
+          <w:p>
+            <w:pPr>
+              <w:spacing w:line="259" w:lineRule="auto"/>
+              <w:ind w:left="2" w:right="-23"/>
+            </w:pPr>
+            <w:r>
+              <w:t xml:space="preserve">Normalized name (standard comparison) </w:t>
+            </w:r>
+          </w:p>
+        </w:tc>
+      </w:tr>
+      <w:tr>
+        <w:trPr>
+          <w:trHeight w:val="523"/>
+        </w:trPr>
+        <w:tc>
+          <w:tcPr>
+            <w:tcW w:w="2250" w:type="dxa"/>
+            <w:tcBorders>
+              <w:top w:val="single" w:sz="6" w:space="0" w:color="DDDDDD"/>
+              <w:left w:val="single" w:sz="6" w:space="0" w:color="DDDDDD"/>
+              <w:bottom w:val="single" w:sz="6" w:space="0" w:color="DDDDDD"/>
+              <w:right w:val="single" w:sz="6" w:space="0" w:color="DDDDDD"/>
+            </w:tcBorders>
+            <w:vAlign w:val="center"/>
+          </w:tcPr>
+          <w:p>
+            <w:pPr>
+              <w:spacing w:line="259" w:lineRule="auto"/>
+              <w:ind w:right="-23"/>
+            </w:pPr>
+            <w:proofErr w:type="spellStart"/>
+            <w:r>
+              <w:t>ConcurrencyStamp</w:t>
+            </w:r>
+            <w:proofErr w:type="spellEnd"/>
+            <w:r>
+              <w:t xml:space="preserve"> </w:t>
+            </w:r>
+          </w:p>
+        </w:tc>
+        <w:tc>
+          <w:tcPr>
+            <w:tcW w:w="1997" w:type="dxa"/>
+            <w:tcBorders>
+              <w:top w:val="single" w:sz="6" w:space="0" w:color="DDDDDD"/>
+              <w:left w:val="single" w:sz="6" w:space="0" w:color="DDDDDD"/>
+              <w:bottom w:val="single" w:sz="6" w:space="0" w:color="DDDDDD"/>
+              <w:right w:val="single" w:sz="6" w:space="0" w:color="DDDDDD"/>
+            </w:tcBorders>
+            <w:vAlign w:val="center"/>
+          </w:tcPr>
+          <w:p>
+            <w:pPr>
+              <w:spacing w:line="259" w:lineRule="auto"/>
+              <w:ind w:left="2" w:right="-23"/>
+            </w:pPr>
+            <w:r>
+              <w:t xml:space="preserve">LONGTEXT </w:t>
+            </w:r>
+          </w:p>
+        </w:tc>
+        <w:tc>
+          <w:tcPr>
+            <w:tcW w:w="1680" w:type="dxa"/>
+            <w:tcBorders>
+              <w:top w:val="single" w:sz="6" w:space="0" w:color="DDDDDD"/>
+              <w:left w:val="single" w:sz="6" w:space="0" w:color="DDDDDD"/>
+              <w:bottom w:val="single" w:sz="6" w:space="0" w:color="DDDDDD"/>
+              <w:right w:val="single" w:sz="6" w:space="0" w:color="DDDDDD"/>
+            </w:tcBorders>
+            <w:vAlign w:val="center"/>
+          </w:tcPr>
+          <w:p>
+            <w:pPr>
+              <w:spacing w:line="259" w:lineRule="auto"/>
+              <w:ind w:left="2" w:right="-23"/>
+            </w:pPr>
+            <w:r>
+              <w:t xml:space="preserve">NULL </w:t>
+            </w:r>
+          </w:p>
+        </w:tc>
+        <w:tc>
+          <w:tcPr>
+            <w:tcW w:w="4523" w:type="dxa"/>
+            <w:tcBorders>
+              <w:top w:val="single" w:sz="6" w:space="0" w:color="DDDDDD"/>
+              <w:left w:val="single" w:sz="6" w:space="0" w:color="DDDDDD"/>
+              <w:bottom w:val="single" w:sz="6" w:space="0" w:color="DDDDDD"/>
+              <w:right w:val="single" w:sz="6" w:space="0" w:color="DDDDDD"/>
+            </w:tcBorders>
+            <w:vAlign w:val="center"/>
+          </w:tcPr>
+          <w:p>
+            <w:pPr>
+              <w:keepNext/>
+              <w:spacing w:line="259" w:lineRule="auto"/>
+              <w:ind w:left="2" w:right="-23"/>
+            </w:pPr>
+            <w:r>
+              <w:t xml:space="preserve">Stamp for concurrency check </w:t>
+            </w:r>
+          </w:p>
+        </w:tc>
+      </w:tr>
+    </w:tbl>
+    <w:p>
+      <w:pPr>
+        <w:pStyle w:val="Caption"/>
+        <w:ind w:left="284" w:right="-23" w:hanging="142"/>
+        <w:jc w:val="center"/>
+        <w:rPr>
+          <w:b/>
+          <w:bCs/>
+        </w:rPr>
+      </w:pPr>
+      <w:r>
+        <w:t xml:space="preserve">Table </w:t>
+      </w:r>
+      <w:r>
+        <w:fldChar w:fldCharType="begin"/>
+      </w:r>
+      <w:r>
+        <w:instrText xml:space="preserve"> SEQ Table \* ARABIC </w:instrText>
+      </w:r>
+      <w:r>
+        <w:fldChar w:fldCharType="separate"/>
+      </w:r>
+      <w:r>
+        <w:rPr>
+          <w:noProof/>
+        </w:rPr>
+        <w:t>5</w:t>
+      </w:r>
+      <w:r>
+        <w:fldChar w:fldCharType="end"/>
+      </w:r>
+      <w:r>
+        <w:t>: Roles table</w:t>
+      </w:r>
+    </w:p>
+    <w:p>
+      <w:pPr>
+        <w:spacing w:after="1" w:line="259" w:lineRule="auto"/>
+        <w:ind w:left="19" w:right="-23"/>
+        <w:rPr>
+          <w:rFonts w:ascii="Times New Roman" w:hAnsi="Times New Roman"/>
+          <w:sz w:val="24"/>
+        </w:rPr>
+      </w:pPr>
+      <w:r>
+        <w:rPr>
+          <w:rFonts w:ascii="Times New Roman" w:hAnsi="Times New Roman"/>
+          <w:sz w:val="24"/>
+        </w:rPr>
+        <w:t>‘</w:t>
+      </w:r>
+      <w:proofErr w:type="spellStart"/>
+      <w:r>
+        <w:rPr>
+          <w:rFonts w:ascii="Times New Roman" w:hAnsi="Times New Roman"/>
+          <w:sz w:val="24"/>
+        </w:rPr>
+        <w:t>UserRoles</w:t>
+      </w:r>
+      <w:proofErr w:type="spellEnd"/>
+      <w:r>
+        <w:rPr>
+          <w:rFonts w:ascii="Times New Roman" w:hAnsi="Times New Roman"/>
+          <w:sz w:val="24"/>
+        </w:rPr>
+        <w:t xml:space="preserve">’:  </w:t>
+      </w:r>
+    </w:p>
+    <w:tbl>
+      <w:tblPr>
+        <w:tblStyle w:val="TableGrid"/>
+        <w:tblW w:w="9367" w:type="dxa"/>
+        <w:tblInd w:w="24" w:type="dxa"/>
+        <w:tblCellMar>
+          <w:top w:w="144" w:type="dxa"/>
+          <w:left w:w="0" w:type="dxa"/>
+          <w:bottom w:w="0" w:type="dxa"/>
+          <w:right w:w="0" w:type="dxa"/>
+        </w:tblCellMar>
+        <w:tblLook w:val="04A0" w:firstRow="1" w:lastRow="0" w:firstColumn="1" w:lastColumn="0" w:noHBand="0" w:noVBand="1"/>
+      </w:tblPr>
+      <w:tblGrid>
+        <w:gridCol w:w="1472"/>
+        <w:gridCol w:w="1563"/>
+        <w:gridCol w:w="5052"/>
+        <w:gridCol w:w="1280"/>
+      </w:tblGrid>
+      <w:tr>
+        <w:trPr>
+          <w:trHeight w:val="713"/>
+        </w:trPr>
+        <w:tc>
+          <w:tcPr>
+            <w:tcW w:w="1472" w:type="dxa"/>
+            <w:tcBorders>
+              <w:top w:val="single" w:sz="4" w:space="0" w:color="000000"/>
+              <w:left w:val="single" w:sz="4" w:space="0" w:color="000000"/>
+              <w:bottom w:val="single" w:sz="4" w:space="0" w:color="000000"/>
+              <w:right w:val="single" w:sz="4" w:space="0" w:color="000000"/>
+            </w:tcBorders>
+          </w:tcPr>
+          <w:p>
+            <w:pPr>
+              <w:spacing w:line="259" w:lineRule="auto"/>
+              <w:ind w:left="108" w:right="-23"/>
+            </w:pPr>
+            <w:r>
+              <w:t xml:space="preserve">Column   </w:t>
+            </w:r>
+          </w:p>
+        </w:tc>
+        <w:tc>
+          <w:tcPr>
+            <w:tcW w:w="1558" w:type="dxa"/>
+            <w:tcBorders>
+              <w:top w:val="single" w:sz="4" w:space="0" w:color="000000"/>
+              <w:left w:val="single" w:sz="4" w:space="0" w:color="000000"/>
+              <w:bottom w:val="single" w:sz="4" w:space="0" w:color="000000"/>
+              <w:right w:val="single" w:sz="4" w:space="0" w:color="000000"/>
+            </w:tcBorders>
+          </w:tcPr>
+          <w:p>
+            <w:pPr>
+              <w:spacing w:line="259" w:lineRule="auto"/>
+              <w:ind w:left="108" w:right="-23"/>
+            </w:pPr>
+            <w:r>
+              <w:t xml:space="preserve">Type   </w:t>
+            </w:r>
+          </w:p>
+        </w:tc>
+        <w:tc>
+          <w:tcPr>
+            <w:tcW w:w="5058" w:type="dxa"/>
+            <w:tcBorders>
+              <w:top w:val="single" w:sz="4" w:space="0" w:color="000000"/>
+              <w:left w:val="single" w:sz="4" w:space="0" w:color="000000"/>
+              <w:bottom w:val="single" w:sz="4" w:space="0" w:color="000000"/>
+              <w:right w:val="single" w:sz="4" w:space="0" w:color="000000"/>
+            </w:tcBorders>
+          </w:tcPr>
+          <w:p>
+            <w:pPr>
+              <w:spacing w:line="259" w:lineRule="auto"/>
+              <w:ind w:left="109" w:right="-23"/>
+            </w:pPr>
+            <w:r>
+              <w:t xml:space="preserve">Description   </w:t>
+            </w:r>
+          </w:p>
+        </w:tc>
+        <w:tc>
+          <w:tcPr>
+            <w:tcW w:w="1280" w:type="dxa"/>
+            <w:tcBorders>
+              <w:top w:val="single" w:sz="4" w:space="0" w:color="000000"/>
+              <w:left w:val="single" w:sz="4" w:space="0" w:color="000000"/>
+              <w:bottom w:val="single" w:sz="4" w:space="0" w:color="000000"/>
+              <w:right w:val="single" w:sz="4" w:space="0" w:color="000000"/>
+            </w:tcBorders>
+          </w:tcPr>
+          <w:p>
+            <w:pPr>
+              <w:spacing w:line="259" w:lineRule="auto"/>
+              <w:ind w:left="108" w:right="-23"/>
+            </w:pPr>
+            <w:r>
+              <w:t xml:space="preserve">Constraints   </w:t>
+            </w:r>
+          </w:p>
+        </w:tc>
+      </w:tr>
+      <w:tr>
+        <w:trPr>
+          <w:trHeight w:val="1249"/>
+        </w:trPr>
+        <w:tc>
+          <w:tcPr>
+            <w:tcW w:w="1472" w:type="dxa"/>
+            <w:tcBorders>
+              <w:top w:val="single" w:sz="4" w:space="0" w:color="000000"/>
+              <w:left w:val="single" w:sz="4" w:space="0" w:color="000000"/>
+              <w:bottom w:val="single" w:sz="4" w:space="0" w:color="000000"/>
+              <w:right w:val="single" w:sz="4" w:space="0" w:color="000000"/>
+            </w:tcBorders>
+          </w:tcPr>
+          <w:p>
+            <w:pPr>
+              <w:spacing w:line="259" w:lineRule="auto"/>
+              <w:ind w:left="108" w:right="-23"/>
+            </w:pPr>
+            <w:r>
+              <w:t xml:space="preserve">id   </w:t>
+            </w:r>
+          </w:p>
+        </w:tc>
+        <w:tc>
+          <w:tcPr>
+            <w:tcW w:w="1558" w:type="dxa"/>
+            <w:tcBorders>
+              <w:top w:val="single" w:sz="4" w:space="0" w:color="000000"/>
+              <w:left w:val="single" w:sz="4" w:space="0" w:color="000000"/>
+              <w:bottom w:val="single" w:sz="4" w:space="0" w:color="000000"/>
+              <w:right w:val="single" w:sz="4" w:space="0" w:color="000000"/>
+            </w:tcBorders>
+          </w:tcPr>
+          <w:p>
+            <w:pPr>
+              <w:spacing w:line="259" w:lineRule="auto"/>
+              <w:ind w:left="108" w:right="-23"/>
+            </w:pPr>
+            <w:proofErr w:type="gramStart"/>
+            <w:r>
+              <w:t>VARCHAR(</w:t>
+            </w:r>
+            <w:proofErr w:type="gramEnd"/>
+            <w:r>
+              <w:t xml:space="preserve">255)  </w:t>
+            </w:r>
+          </w:p>
+        </w:tc>
+        <w:tc>
+          <w:tcPr>
+            <w:tcW w:w="5058" w:type="dxa"/>
+            <w:tcBorders>
+              <w:top w:val="single" w:sz="4" w:space="0" w:color="000000"/>
+              <w:left w:val="single" w:sz="4" w:space="0" w:color="000000"/>
+              <w:bottom w:val="single" w:sz="4" w:space="0" w:color="000000"/>
+              <w:right w:val="single" w:sz="4" w:space="0" w:color="000000"/>
+            </w:tcBorders>
+          </w:tcPr>
+          <w:p>
+            <w:pPr>
+              <w:spacing w:line="259" w:lineRule="auto"/>
+              <w:ind w:left="-10" w:right="-23"/>
+            </w:pPr>
+            <w:r>
+              <w:t xml:space="preserve"> Primary key, unique identifier for the job batch.   </w:t>
+            </w:r>
+          </w:p>
+        </w:tc>
+        <w:tc>
+          <w:tcPr>
+            <w:tcW w:w="1280" w:type="dxa"/>
+            <w:tcBorders>
+              <w:top w:val="single" w:sz="4" w:space="0" w:color="000000"/>
+              <w:left w:val="single" w:sz="4" w:space="0" w:color="000000"/>
+              <w:bottom w:val="single" w:sz="4" w:space="0" w:color="000000"/>
+              <w:right w:val="single" w:sz="4" w:space="0" w:color="000000"/>
+            </w:tcBorders>
+          </w:tcPr>
+          <w:p>
+            <w:pPr>
+              <w:spacing w:after="244" w:line="259" w:lineRule="auto"/>
+              <w:ind w:left="108" w:right="-23"/>
+            </w:pPr>
+            <w:r>
+              <w:t xml:space="preserve">Primary   </w:t>
+            </w:r>
+          </w:p>
+          <w:p>
+            <w:pPr>
+              <w:spacing w:line="259" w:lineRule="auto"/>
+              <w:ind w:left="108" w:right="-23"/>
+            </w:pPr>
+            <w:r>
+              <w:t xml:space="preserve">Key   </w:t>
+            </w:r>
+          </w:p>
+        </w:tc>
+      </w:tr>
+      <w:tr>
+        <w:trPr>
+          <w:trHeight w:val="713"/>
+        </w:trPr>
+        <w:tc>
+          <w:tcPr>
+            <w:tcW w:w="1472" w:type="dxa"/>
+            <w:tcBorders>
+              <w:top w:val="single" w:sz="4" w:space="0" w:color="000000"/>
+              <w:left w:val="single" w:sz="4" w:space="0" w:color="000000"/>
+              <w:bottom w:val="single" w:sz="4" w:space="0" w:color="000000"/>
+              <w:right w:val="single" w:sz="4" w:space="0" w:color="000000"/>
+            </w:tcBorders>
+          </w:tcPr>
+          <w:p>
+            <w:pPr>
+              <w:spacing w:line="259" w:lineRule="auto"/>
+              <w:ind w:left="108" w:right="-23"/>
+            </w:pPr>
+            <w:r>
+              <w:t xml:space="preserve">name   </w:t>
+            </w:r>
+          </w:p>
+        </w:tc>
+        <w:tc>
+          <w:tcPr>
+            <w:tcW w:w="1558" w:type="dxa"/>
+            <w:tcBorders>
+              <w:top w:val="single" w:sz="4" w:space="0" w:color="000000"/>
+              <w:left w:val="single" w:sz="4" w:space="0" w:color="000000"/>
+              <w:bottom w:val="single" w:sz="4" w:space="0" w:color="000000"/>
+              <w:right w:val="single" w:sz="4" w:space="0" w:color="000000"/>
+            </w:tcBorders>
+          </w:tcPr>
+          <w:p>
+            <w:pPr>
+              <w:spacing w:line="259" w:lineRule="auto"/>
+              <w:ind w:left="108" w:right="-23"/>
+            </w:pPr>
+            <w:proofErr w:type="gramStart"/>
+            <w:r>
+              <w:t>VARCHAR(</w:t>
+            </w:r>
+            <w:proofErr w:type="gramEnd"/>
+            <w:r>
+              <w:t xml:space="preserve">255)  </w:t>
+            </w:r>
+          </w:p>
+        </w:tc>
+        <w:tc>
+          <w:tcPr>
+            <w:tcW w:w="5058" w:type="dxa"/>
+            <w:tcBorders>
+              <w:top w:val="single" w:sz="4" w:space="0" w:color="000000"/>
+              <w:left w:val="single" w:sz="4" w:space="0" w:color="000000"/>
+              <w:bottom w:val="single" w:sz="4" w:space="0" w:color="000000"/>
+              <w:right w:val="single" w:sz="4" w:space="0" w:color="000000"/>
+            </w:tcBorders>
+          </w:tcPr>
+          <w:p>
+            <w:pPr>
+              <w:spacing w:line="259" w:lineRule="auto"/>
+              <w:ind w:left="-10" w:right="-23"/>
+            </w:pPr>
+            <w:r>
+              <w:t xml:space="preserve"> A descriptive name for the job batch.   </w:t>
+            </w:r>
+          </w:p>
+        </w:tc>
+        <w:tc>
+          <w:tcPr>
+            <w:tcW w:w="1280" w:type="dxa"/>
+            <w:tcBorders>
+              <w:top w:val="single" w:sz="4" w:space="0" w:color="000000"/>
+              <w:left w:val="single" w:sz="4" w:space="0" w:color="000000"/>
+              <w:bottom w:val="single" w:sz="4" w:space="0" w:color="000000"/>
+              <w:right w:val="single" w:sz="4" w:space="0" w:color="000000"/>
+            </w:tcBorders>
+          </w:tcPr>
+          <w:p>
+            <w:pPr>
+              <w:spacing w:line="259" w:lineRule="auto"/>
+              <w:ind w:left="108" w:right="-23"/>
+            </w:pPr>
+            <w:r>
+              <w:t xml:space="preserve">Not Null   </w:t>
+            </w:r>
+          </w:p>
+        </w:tc>
+      </w:tr>
+      <w:tr>
+        <w:trPr>
+          <w:trHeight w:val="710"/>
+        </w:trPr>
+        <w:tc>
+          <w:tcPr>
+            <w:tcW w:w="1472" w:type="dxa"/>
+            <w:tcBorders>
+              <w:top w:val="single" w:sz="4" w:space="0" w:color="000000"/>
+              <w:left w:val="single" w:sz="4" w:space="0" w:color="000000"/>
+              <w:bottom w:val="single" w:sz="4" w:space="0" w:color="000000"/>
+              <w:right w:val="single" w:sz="4" w:space="0" w:color="000000"/>
+            </w:tcBorders>
+          </w:tcPr>
+          <w:p>
+            <w:pPr>
+              <w:spacing w:line="259" w:lineRule="auto"/>
+              <w:ind w:left="108" w:right="-23"/>
+            </w:pPr>
+            <w:proofErr w:type="spellStart"/>
+            <w:r>
+              <w:t>total_jobs</w:t>
+            </w:r>
+            <w:proofErr w:type="spellEnd"/>
+            <w:r>
+              <w:t xml:space="preserve">   </w:t>
+            </w:r>
+          </w:p>
+        </w:tc>
+        <w:tc>
+          <w:tcPr>
+            <w:tcW w:w="1558" w:type="dxa"/>
+            <w:tcBorders>
+              <w:top w:val="single" w:sz="4" w:space="0" w:color="000000"/>
+              <w:left w:val="single" w:sz="4" w:space="0" w:color="000000"/>
+              <w:bottom w:val="single" w:sz="4" w:space="0" w:color="000000"/>
+              <w:right w:val="single" w:sz="4" w:space="0" w:color="000000"/>
+            </w:tcBorders>
+          </w:tcPr>
+          <w:p>
+            <w:pPr>
+              <w:spacing w:line="259" w:lineRule="auto"/>
+              <w:ind w:left="108" w:right="-23"/>
+            </w:pPr>
+            <w:r>
+              <w:t xml:space="preserve">INT   </w:t>
+            </w:r>
+          </w:p>
+        </w:tc>
+        <w:tc>
+          <w:tcPr>
+            <w:tcW w:w="5058" w:type="dxa"/>
+            <w:tcBorders>
+              <w:top w:val="single" w:sz="4" w:space="0" w:color="000000"/>
+              <w:left w:val="single" w:sz="4" w:space="0" w:color="000000"/>
+              <w:bottom w:val="single" w:sz="4" w:space="0" w:color="000000"/>
+              <w:right w:val="single" w:sz="4" w:space="0" w:color="000000"/>
+            </w:tcBorders>
+          </w:tcPr>
+          <w:p>
+            <w:pPr>
+              <w:spacing w:line="259" w:lineRule="auto"/>
+              <w:ind w:left="109" w:right="-23"/>
+            </w:pPr>
+            <w:r>
+              <w:t xml:space="preserve">The total number of jobs in the batch.   </w:t>
+            </w:r>
+          </w:p>
+        </w:tc>
+        <w:tc>
+          <w:tcPr>
+            <w:tcW w:w="1280" w:type="dxa"/>
+            <w:tcBorders>
+              <w:top w:val="single" w:sz="4" w:space="0" w:color="000000"/>
+              <w:left w:val="single" w:sz="4" w:space="0" w:color="000000"/>
+              <w:bottom w:val="single" w:sz="4" w:space="0" w:color="000000"/>
+              <w:right w:val="single" w:sz="4" w:space="0" w:color="000000"/>
+            </w:tcBorders>
+          </w:tcPr>
+          <w:p>
+            <w:pPr>
+              <w:spacing w:line="259" w:lineRule="auto"/>
+              <w:ind w:left="108" w:right="-23"/>
+            </w:pPr>
+            <w:r>
+              <w:t xml:space="preserve">Not Null   </w:t>
+            </w:r>
+          </w:p>
+        </w:tc>
+      </w:tr>
+      <w:tr>
+        <w:trPr>
+          <w:trHeight w:val="708"/>
+        </w:trPr>
+        <w:tc>
+          <w:tcPr>
+            <w:tcW w:w="1472" w:type="dxa"/>
+            <w:tcBorders>
+              <w:top w:val="single" w:sz="4" w:space="0" w:color="000000"/>
+              <w:left w:val="single" w:sz="4" w:space="0" w:color="000000"/>
+              <w:bottom w:val="single" w:sz="4" w:space="0" w:color="000000"/>
+              <w:right w:val="single" w:sz="4" w:space="0" w:color="000000"/>
+            </w:tcBorders>
+          </w:tcPr>
+          <w:p>
+            <w:pPr>
+              <w:spacing w:line="259" w:lineRule="auto"/>
+              <w:ind w:left="108" w:right="-23"/>
+            </w:pPr>
+            <w:proofErr w:type="spellStart"/>
+            <w:r>
+              <w:lastRenderedPageBreak/>
+              <w:t>pending_jobs</w:t>
+            </w:r>
+            <w:proofErr w:type="spellEnd"/>
+            <w:r>
+              <w:t xml:space="preserve">   </w:t>
+            </w:r>
+          </w:p>
+        </w:tc>
+        <w:tc>
+          <w:tcPr>
+            <w:tcW w:w="1558" w:type="dxa"/>
+            <w:tcBorders>
+              <w:top w:val="single" w:sz="4" w:space="0" w:color="000000"/>
+              <w:left w:val="single" w:sz="4" w:space="0" w:color="000000"/>
+              <w:bottom w:val="single" w:sz="4" w:space="0" w:color="000000"/>
+              <w:right w:val="single" w:sz="4" w:space="0" w:color="000000"/>
+            </w:tcBorders>
+          </w:tcPr>
+          <w:p>
+            <w:pPr>
+              <w:spacing w:line="259" w:lineRule="auto"/>
+              <w:ind w:left="108" w:right="-23"/>
+            </w:pPr>
+            <w:r>
+              <w:t xml:space="preserve">INT   </w:t>
+            </w:r>
+          </w:p>
+        </w:tc>
+        <w:tc>
+          <w:tcPr>
+            <w:tcW w:w="5058" w:type="dxa"/>
+            <w:tcBorders>
+              <w:top w:val="single" w:sz="4" w:space="0" w:color="000000"/>
+              <w:left w:val="single" w:sz="4" w:space="0" w:color="000000"/>
+              <w:bottom w:val="single" w:sz="4" w:space="0" w:color="000000"/>
+              <w:right w:val="single" w:sz="4" w:space="0" w:color="000000"/>
+            </w:tcBorders>
+          </w:tcPr>
+          <w:p>
+            <w:pPr>
+              <w:spacing w:line="259" w:lineRule="auto"/>
+              <w:ind w:left="109" w:right="-23"/>
+            </w:pPr>
+            <w:r>
+              <w:t xml:space="preserve">The number of jobs in the batch that are still pending.   </w:t>
+            </w:r>
+          </w:p>
+        </w:tc>
+        <w:tc>
+          <w:tcPr>
+            <w:tcW w:w="1280" w:type="dxa"/>
+            <w:tcBorders>
+              <w:top w:val="single" w:sz="4" w:space="0" w:color="000000"/>
+              <w:left w:val="single" w:sz="4" w:space="0" w:color="000000"/>
+              <w:bottom w:val="single" w:sz="4" w:space="0" w:color="000000"/>
+              <w:right w:val="single" w:sz="4" w:space="0" w:color="000000"/>
+            </w:tcBorders>
+          </w:tcPr>
+          <w:p>
+            <w:pPr>
+              <w:spacing w:line="259" w:lineRule="auto"/>
+              <w:ind w:left="108" w:right="-23"/>
+            </w:pPr>
+            <w:r>
+              <w:t xml:space="preserve">Not Null   </w:t>
+            </w:r>
+          </w:p>
+        </w:tc>
+      </w:tr>
+      <w:tr>
+        <w:trPr>
+          <w:trHeight w:val="713"/>
+        </w:trPr>
+        <w:tc>
+          <w:tcPr>
+            <w:tcW w:w="1472" w:type="dxa"/>
+            <w:tcBorders>
+              <w:top w:val="single" w:sz="4" w:space="0" w:color="000000"/>
+              <w:left w:val="single" w:sz="4" w:space="0" w:color="000000"/>
+              <w:bottom w:val="single" w:sz="4" w:space="0" w:color="000000"/>
+              <w:right w:val="single" w:sz="4" w:space="0" w:color="000000"/>
+            </w:tcBorders>
+          </w:tcPr>
+          <w:p>
+            <w:pPr>
+              <w:spacing w:line="259" w:lineRule="auto"/>
+              <w:ind w:left="108" w:right="-23"/>
+            </w:pPr>
+            <w:proofErr w:type="spellStart"/>
+            <w:r>
+              <w:t>failed_jobs</w:t>
+            </w:r>
+            <w:proofErr w:type="spellEnd"/>
+            <w:r>
+              <w:t xml:space="preserve">   </w:t>
+            </w:r>
+          </w:p>
+        </w:tc>
+        <w:tc>
+          <w:tcPr>
+            <w:tcW w:w="1558" w:type="dxa"/>
+            <w:tcBorders>
+              <w:top w:val="single" w:sz="4" w:space="0" w:color="000000"/>
+              <w:left w:val="single" w:sz="4" w:space="0" w:color="000000"/>
+              <w:bottom w:val="single" w:sz="4" w:space="0" w:color="000000"/>
+              <w:right w:val="single" w:sz="4" w:space="0" w:color="000000"/>
+            </w:tcBorders>
+          </w:tcPr>
+          <w:p>
+            <w:pPr>
+              <w:spacing w:line="259" w:lineRule="auto"/>
+              <w:ind w:left="108" w:right="-23"/>
+            </w:pPr>
+            <w:r>
+              <w:t xml:space="preserve">INT   </w:t>
+            </w:r>
+          </w:p>
+        </w:tc>
+        <w:tc>
+          <w:tcPr>
+            <w:tcW w:w="5058" w:type="dxa"/>
+            <w:tcBorders>
+              <w:top w:val="single" w:sz="4" w:space="0" w:color="000000"/>
+              <w:left w:val="single" w:sz="4" w:space="0" w:color="000000"/>
+              <w:bottom w:val="single" w:sz="4" w:space="0" w:color="000000"/>
+              <w:right w:val="single" w:sz="4" w:space="0" w:color="000000"/>
+            </w:tcBorders>
+          </w:tcPr>
+          <w:p>
+            <w:pPr>
+              <w:spacing w:line="259" w:lineRule="auto"/>
+              <w:ind w:left="109" w:right="-23"/>
+            </w:pPr>
+            <w:r>
+              <w:t xml:space="preserve">The number of jobs in the batch that have failed.   </w:t>
+            </w:r>
+          </w:p>
+        </w:tc>
+        <w:tc>
+          <w:tcPr>
+            <w:tcW w:w="1280" w:type="dxa"/>
+            <w:tcBorders>
+              <w:top w:val="single" w:sz="4" w:space="0" w:color="000000"/>
+              <w:left w:val="single" w:sz="4" w:space="0" w:color="000000"/>
+              <w:bottom w:val="single" w:sz="4" w:space="0" w:color="000000"/>
+              <w:right w:val="single" w:sz="4" w:space="0" w:color="000000"/>
+            </w:tcBorders>
+          </w:tcPr>
+          <w:p>
+            <w:pPr>
+              <w:spacing w:line="259" w:lineRule="auto"/>
+              <w:ind w:left="108" w:right="-23"/>
+            </w:pPr>
+            <w:r>
+              <w:t xml:space="preserve">Not Null   </w:t>
+            </w:r>
+          </w:p>
+        </w:tc>
+      </w:tr>
+      <w:tr>
+        <w:trPr>
+          <w:trHeight w:val="982"/>
+        </w:trPr>
+        <w:tc>
+          <w:tcPr>
+            <w:tcW w:w="1472" w:type="dxa"/>
+            <w:tcBorders>
+              <w:top w:val="single" w:sz="4" w:space="0" w:color="000000"/>
+              <w:left w:val="single" w:sz="4" w:space="0" w:color="000000"/>
+              <w:bottom w:val="single" w:sz="4" w:space="0" w:color="000000"/>
+              <w:right w:val="single" w:sz="4" w:space="0" w:color="000000"/>
+            </w:tcBorders>
+          </w:tcPr>
+          <w:p>
+            <w:pPr>
+              <w:spacing w:line="259" w:lineRule="auto"/>
+              <w:ind w:left="108" w:right="-23"/>
+            </w:pPr>
+            <w:proofErr w:type="spellStart"/>
+            <w:r>
+              <w:t>failed_job_ids</w:t>
+            </w:r>
+            <w:proofErr w:type="spellEnd"/>
+            <w:r>
+              <w:t xml:space="preserve">  </w:t>
+            </w:r>
+          </w:p>
+        </w:tc>
+        <w:tc>
+          <w:tcPr>
+            <w:tcW w:w="1558" w:type="dxa"/>
+            <w:tcBorders>
+              <w:top w:val="single" w:sz="4" w:space="0" w:color="000000"/>
+              <w:left w:val="single" w:sz="4" w:space="0" w:color="000000"/>
+              <w:bottom w:val="single" w:sz="4" w:space="0" w:color="000000"/>
+              <w:right w:val="single" w:sz="4" w:space="0" w:color="000000"/>
+            </w:tcBorders>
+          </w:tcPr>
+          <w:p>
+            <w:pPr>
+              <w:spacing w:line="259" w:lineRule="auto"/>
+              <w:ind w:left="-10" w:right="-23"/>
+            </w:pPr>
+            <w:r>
+              <w:t xml:space="preserve"> LONGTEXT   </w:t>
+            </w:r>
+          </w:p>
+        </w:tc>
+        <w:tc>
+          <w:tcPr>
+            <w:tcW w:w="5058" w:type="dxa"/>
+            <w:tcBorders>
+              <w:top w:val="single" w:sz="4" w:space="0" w:color="000000"/>
+              <w:left w:val="single" w:sz="4" w:space="0" w:color="000000"/>
+              <w:bottom w:val="single" w:sz="4" w:space="0" w:color="000000"/>
+              <w:right w:val="single" w:sz="4" w:space="0" w:color="000000"/>
+            </w:tcBorders>
+          </w:tcPr>
+          <w:p>
+            <w:pPr>
+              <w:spacing w:line="259" w:lineRule="auto"/>
+              <w:ind w:left="109" w:right="-23"/>
+            </w:pPr>
+            <w:r>
+              <w:t xml:space="preserve">A serialized list of IDs of the failed jobs within the batch.   </w:t>
+            </w:r>
+          </w:p>
+        </w:tc>
+        <w:tc>
+          <w:tcPr>
+            <w:tcW w:w="1280" w:type="dxa"/>
+            <w:tcBorders>
+              <w:top w:val="single" w:sz="4" w:space="0" w:color="000000"/>
+              <w:left w:val="single" w:sz="4" w:space="0" w:color="000000"/>
+              <w:bottom w:val="single" w:sz="4" w:space="0" w:color="000000"/>
+              <w:right w:val="single" w:sz="4" w:space="0" w:color="000000"/>
+            </w:tcBorders>
+          </w:tcPr>
+          <w:p>
+            <w:pPr>
+              <w:spacing w:line="259" w:lineRule="auto"/>
+              <w:ind w:left="108" w:right="-23"/>
+            </w:pPr>
+            <w:r>
+              <w:t xml:space="preserve">Not Null   </w:t>
+            </w:r>
+          </w:p>
+        </w:tc>
+      </w:tr>
+      <w:tr>
+        <w:trPr>
+          <w:trHeight w:val="711"/>
+        </w:trPr>
+        <w:tc>
+          <w:tcPr>
+            <w:tcW w:w="1472" w:type="dxa"/>
+            <w:tcBorders>
+              <w:top w:val="single" w:sz="4" w:space="0" w:color="000000"/>
+              <w:left w:val="single" w:sz="4" w:space="0" w:color="000000"/>
+              <w:bottom w:val="single" w:sz="4" w:space="0" w:color="000000"/>
+              <w:right w:val="single" w:sz="4" w:space="0" w:color="000000"/>
+            </w:tcBorders>
+          </w:tcPr>
+          <w:p>
+            <w:pPr>
+              <w:spacing w:line="259" w:lineRule="auto"/>
+              <w:ind w:right="-23"/>
+            </w:pPr>
+            <w:r>
+              <w:t xml:space="preserve">options   </w:t>
+            </w:r>
+          </w:p>
+        </w:tc>
+        <w:tc>
+          <w:tcPr>
+            <w:tcW w:w="1558" w:type="dxa"/>
+            <w:tcBorders>
+              <w:top w:val="single" w:sz="4" w:space="0" w:color="000000"/>
+              <w:left w:val="single" w:sz="4" w:space="0" w:color="000000"/>
+              <w:bottom w:val="single" w:sz="4" w:space="0" w:color="000000"/>
+              <w:right w:val="single" w:sz="4" w:space="0" w:color="000000"/>
+            </w:tcBorders>
+          </w:tcPr>
+          <w:p>
+            <w:pPr>
+              <w:spacing w:line="259" w:lineRule="auto"/>
+              <w:ind w:right="-23"/>
+              <w:jc w:val="both"/>
+            </w:pPr>
+            <w:r>
+              <w:t xml:space="preserve">MEDIUMTEXT   </w:t>
+            </w:r>
+          </w:p>
+        </w:tc>
+        <w:tc>
+          <w:tcPr>
+            <w:tcW w:w="5058" w:type="dxa"/>
+            <w:tcBorders>
+              <w:top w:val="single" w:sz="4" w:space="0" w:color="000000"/>
+              <w:left w:val="single" w:sz="4" w:space="0" w:color="000000"/>
+              <w:bottom w:val="single" w:sz="4" w:space="0" w:color="000000"/>
+              <w:right w:val="single" w:sz="4" w:space="0" w:color="000000"/>
+            </w:tcBorders>
+          </w:tcPr>
+          <w:p>
+            <w:pPr>
+              <w:spacing w:line="259" w:lineRule="auto"/>
+              <w:ind w:left="1" w:right="-23"/>
+            </w:pPr>
+            <w:r>
+              <w:t xml:space="preserve">Configuration options for the job batch.   </w:t>
+            </w:r>
+          </w:p>
+        </w:tc>
+        <w:tc>
+          <w:tcPr>
+            <w:tcW w:w="1280" w:type="dxa"/>
+            <w:tcBorders>
+              <w:top w:val="single" w:sz="4" w:space="0" w:color="000000"/>
+              <w:left w:val="single" w:sz="4" w:space="0" w:color="000000"/>
+              <w:bottom w:val="single" w:sz="4" w:space="0" w:color="000000"/>
+              <w:right w:val="single" w:sz="4" w:space="0" w:color="000000"/>
+            </w:tcBorders>
+          </w:tcPr>
+          <w:p>
+            <w:pPr>
+              <w:spacing w:line="259" w:lineRule="auto"/>
+              <w:ind w:right="-23"/>
+            </w:pPr>
+            <w:r>
+              <w:t xml:space="preserve">Nullable   </w:t>
+            </w:r>
+          </w:p>
+        </w:tc>
+      </w:tr>
+      <w:tr>
+        <w:trPr>
+          <w:trHeight w:val="982"/>
+        </w:trPr>
+        <w:tc>
+          <w:tcPr>
+            <w:tcW w:w="1472" w:type="dxa"/>
+            <w:tcBorders>
+              <w:top w:val="single" w:sz="4" w:space="0" w:color="000000"/>
+              <w:left w:val="single" w:sz="4" w:space="0" w:color="000000"/>
+              <w:bottom w:val="single" w:sz="4" w:space="0" w:color="000000"/>
+              <w:right w:val="single" w:sz="4" w:space="0" w:color="000000"/>
+            </w:tcBorders>
+          </w:tcPr>
+          <w:p>
+            <w:pPr>
+              <w:spacing w:line="259" w:lineRule="auto"/>
+              <w:ind w:right="-23"/>
+            </w:pPr>
+            <w:proofErr w:type="spellStart"/>
+            <w:r>
+              <w:t>cancelled_at</w:t>
+            </w:r>
+            <w:proofErr w:type="spellEnd"/>
+            <w:r>
+              <w:t xml:space="preserve">   </w:t>
+            </w:r>
+          </w:p>
+        </w:tc>
+        <w:tc>
+          <w:tcPr>
+            <w:tcW w:w="1558" w:type="dxa"/>
+            <w:tcBorders>
+              <w:top w:val="single" w:sz="4" w:space="0" w:color="000000"/>
+              <w:left w:val="single" w:sz="4" w:space="0" w:color="000000"/>
+              <w:bottom w:val="single" w:sz="4" w:space="0" w:color="000000"/>
+              <w:right w:val="single" w:sz="4" w:space="0" w:color="000000"/>
+            </w:tcBorders>
+          </w:tcPr>
+          <w:p>
+            <w:pPr>
+              <w:spacing w:line="259" w:lineRule="auto"/>
+              <w:ind w:right="-23"/>
+            </w:pPr>
+            <w:r>
+              <w:t xml:space="preserve">INT   </w:t>
+            </w:r>
+          </w:p>
+        </w:tc>
+        <w:tc>
+          <w:tcPr>
+            <w:tcW w:w="5058" w:type="dxa"/>
+            <w:tcBorders>
+              <w:top w:val="single" w:sz="4" w:space="0" w:color="000000"/>
+              <w:left w:val="single" w:sz="4" w:space="0" w:color="000000"/>
+              <w:bottom w:val="single" w:sz="4" w:space="0" w:color="000000"/>
+              <w:right w:val="single" w:sz="4" w:space="0" w:color="000000"/>
+            </w:tcBorders>
+          </w:tcPr>
+          <w:p>
+            <w:pPr>
+              <w:spacing w:line="259" w:lineRule="auto"/>
+              <w:ind w:left="1" w:right="-23"/>
+            </w:pPr>
+            <w:r>
+              <w:t xml:space="preserve">Unix timestamp indicating when the job batch was cancelled.   </w:t>
+            </w:r>
+          </w:p>
+        </w:tc>
+        <w:tc>
+          <w:tcPr>
+            <w:tcW w:w="1280" w:type="dxa"/>
+            <w:tcBorders>
+              <w:top w:val="single" w:sz="4" w:space="0" w:color="000000"/>
+              <w:left w:val="single" w:sz="4" w:space="0" w:color="000000"/>
+              <w:bottom w:val="single" w:sz="4" w:space="0" w:color="000000"/>
+              <w:right w:val="single" w:sz="4" w:space="0" w:color="000000"/>
+            </w:tcBorders>
+          </w:tcPr>
+          <w:p>
+            <w:pPr>
+              <w:spacing w:line="259" w:lineRule="auto"/>
+              <w:ind w:right="-23"/>
+            </w:pPr>
+            <w:r>
+              <w:t xml:space="preserve">Nullable   </w:t>
+            </w:r>
+          </w:p>
+        </w:tc>
+      </w:tr>
+      <w:tr>
+        <w:trPr>
+          <w:trHeight w:val="979"/>
+        </w:trPr>
+        <w:tc>
+          <w:tcPr>
+            <w:tcW w:w="1472" w:type="dxa"/>
+            <w:tcBorders>
+              <w:top w:val="single" w:sz="4" w:space="0" w:color="000000"/>
+              <w:left w:val="single" w:sz="4" w:space="0" w:color="000000"/>
+              <w:bottom w:val="single" w:sz="4" w:space="0" w:color="000000"/>
+              <w:right w:val="single" w:sz="4" w:space="0" w:color="000000"/>
+            </w:tcBorders>
+          </w:tcPr>
+          <w:p>
+            <w:pPr>
+              <w:spacing w:line="259" w:lineRule="auto"/>
+              <w:ind w:right="-23"/>
+            </w:pPr>
+            <w:proofErr w:type="spellStart"/>
+            <w:r>
+              <w:t>created_at</w:t>
+            </w:r>
+            <w:proofErr w:type="spellEnd"/>
+            <w:r>
+              <w:t xml:space="preserve">   </w:t>
+            </w:r>
+          </w:p>
+        </w:tc>
+        <w:tc>
+          <w:tcPr>
+            <w:tcW w:w="1558" w:type="dxa"/>
+            <w:tcBorders>
+              <w:top w:val="single" w:sz="4" w:space="0" w:color="000000"/>
+              <w:left w:val="single" w:sz="4" w:space="0" w:color="000000"/>
+              <w:bottom w:val="single" w:sz="4" w:space="0" w:color="000000"/>
+              <w:right w:val="single" w:sz="4" w:space="0" w:color="000000"/>
+            </w:tcBorders>
+          </w:tcPr>
+          <w:p>
+            <w:pPr>
+              <w:spacing w:line="259" w:lineRule="auto"/>
+              <w:ind w:right="-23"/>
+            </w:pPr>
+            <w:r>
+              <w:t xml:space="preserve">INT   </w:t>
+            </w:r>
+          </w:p>
+        </w:tc>
+        <w:tc>
+          <w:tcPr>
+            <w:tcW w:w="5058" w:type="dxa"/>
+            <w:tcBorders>
+              <w:top w:val="single" w:sz="4" w:space="0" w:color="000000"/>
+              <w:left w:val="single" w:sz="4" w:space="0" w:color="000000"/>
+              <w:bottom w:val="single" w:sz="4" w:space="0" w:color="000000"/>
+              <w:right w:val="single" w:sz="4" w:space="0" w:color="000000"/>
+            </w:tcBorders>
+          </w:tcPr>
+          <w:p>
+            <w:pPr>
+              <w:spacing w:line="259" w:lineRule="auto"/>
+              <w:ind w:left="1" w:right="-23"/>
+            </w:pPr>
+            <w:r>
+              <w:t xml:space="preserve">Unix timestamp indicating when the job batch was created.   </w:t>
+            </w:r>
+          </w:p>
+        </w:tc>
+        <w:tc>
+          <w:tcPr>
+            <w:tcW w:w="1280" w:type="dxa"/>
+            <w:tcBorders>
+              <w:top w:val="single" w:sz="4" w:space="0" w:color="000000"/>
+              <w:left w:val="single" w:sz="4" w:space="0" w:color="000000"/>
+              <w:bottom w:val="single" w:sz="4" w:space="0" w:color="000000"/>
+              <w:right w:val="single" w:sz="4" w:space="0" w:color="000000"/>
+            </w:tcBorders>
+          </w:tcPr>
+          <w:p>
+            <w:pPr>
+              <w:spacing w:line="259" w:lineRule="auto"/>
+              <w:ind w:right="-23"/>
+            </w:pPr>
+            <w:r>
+              <w:t xml:space="preserve">Not Null   </w:t>
+            </w:r>
+          </w:p>
+        </w:tc>
+      </w:tr>
+      <w:tr>
+        <w:trPr>
+          <w:trHeight w:val="982"/>
+        </w:trPr>
+        <w:tc>
+          <w:tcPr>
+            <w:tcW w:w="1472" w:type="dxa"/>
+            <w:tcBorders>
+              <w:top w:val="single" w:sz="4" w:space="0" w:color="000000"/>
+              <w:left w:val="single" w:sz="4" w:space="0" w:color="000000"/>
+              <w:bottom w:val="single" w:sz="4" w:space="0" w:color="000000"/>
+              <w:right w:val="single" w:sz="4" w:space="0" w:color="000000"/>
+            </w:tcBorders>
+          </w:tcPr>
+          <w:p>
+            <w:pPr>
+              <w:spacing w:line="259" w:lineRule="auto"/>
+              <w:ind w:right="-23"/>
+            </w:pPr>
+            <w:proofErr w:type="spellStart"/>
+            <w:r>
+              <w:t>finished_at</w:t>
+            </w:r>
+            <w:proofErr w:type="spellEnd"/>
+            <w:r>
+              <w:t xml:space="preserve">   </w:t>
+            </w:r>
+          </w:p>
+        </w:tc>
+        <w:tc>
+          <w:tcPr>
+            <w:tcW w:w="1558" w:type="dxa"/>
+            <w:tcBorders>
+              <w:top w:val="single" w:sz="4" w:space="0" w:color="000000"/>
+              <w:left w:val="single" w:sz="4" w:space="0" w:color="000000"/>
+              <w:bottom w:val="single" w:sz="4" w:space="0" w:color="000000"/>
+              <w:right w:val="single" w:sz="4" w:space="0" w:color="000000"/>
+            </w:tcBorders>
+          </w:tcPr>
+          <w:p>
+            <w:pPr>
+              <w:spacing w:line="259" w:lineRule="auto"/>
+              <w:ind w:right="-23"/>
+            </w:pPr>
+            <w:r>
+              <w:t xml:space="preserve">INT   </w:t>
+            </w:r>
+          </w:p>
+        </w:tc>
+        <w:tc>
+          <w:tcPr>
+            <w:tcW w:w="5058" w:type="dxa"/>
+            <w:tcBorders>
+              <w:top w:val="single" w:sz="4" w:space="0" w:color="000000"/>
+              <w:left w:val="single" w:sz="4" w:space="0" w:color="000000"/>
+              <w:bottom w:val="single" w:sz="4" w:space="0" w:color="000000"/>
+              <w:right w:val="single" w:sz="4" w:space="0" w:color="000000"/>
+            </w:tcBorders>
+          </w:tcPr>
+          <w:p>
+            <w:pPr>
+              <w:spacing w:line="259" w:lineRule="auto"/>
+              <w:ind w:left="1" w:right="-23"/>
+            </w:pPr>
+            <w:r>
+              <w:t xml:space="preserve">Unix timestamp indicating when the job batch was completed.   </w:t>
+            </w:r>
+          </w:p>
+        </w:tc>
+        <w:tc>
+          <w:tcPr>
+            <w:tcW w:w="1280" w:type="dxa"/>
+            <w:tcBorders>
+              <w:top w:val="single" w:sz="4" w:space="0" w:color="000000"/>
+              <w:left w:val="single" w:sz="4" w:space="0" w:color="000000"/>
+              <w:bottom w:val="single" w:sz="4" w:space="0" w:color="000000"/>
+              <w:right w:val="single" w:sz="4" w:space="0" w:color="000000"/>
+            </w:tcBorders>
+          </w:tcPr>
+          <w:p>
+            <w:pPr>
+              <w:keepNext/>
+              <w:spacing w:line="259" w:lineRule="auto"/>
+              <w:ind w:right="-23"/>
+            </w:pPr>
+            <w:r>
+              <w:t xml:space="preserve">Nullable   </w:t>
+            </w:r>
+          </w:p>
+        </w:tc>
+      </w:tr>
+    </w:tbl>
+    <w:p>
+      <w:pPr>
+        <w:pStyle w:val="Caption"/>
+        <w:ind w:right="-23"/>
+        <w:jc w:val="center"/>
+        <w:rPr>
+          <w:rFonts w:ascii="Times New Roman" w:hAnsi="Times New Roman"/>
+          <w:sz w:val="24"/>
+        </w:rPr>
+      </w:pPr>
+      <w:r>
+        <w:t xml:space="preserve">Table </w:t>
+      </w:r>
+      <w:r>
+        <w:fldChar w:fldCharType="begin"/>
+      </w:r>
+      <w:r>
+        <w:instrText xml:space="preserve"> SEQ Table \* ARABIC </w:instrText>
+      </w:r>
+      <w:r>
+        <w:fldChar w:fldCharType="separate"/>
+      </w:r>
+      <w:r>
+        <w:rPr>
+          <w:noProof/>
+        </w:rPr>
+        <w:t>6</w:t>
+      </w:r>
+      <w:r>
+        <w:fldChar w:fldCharType="end"/>
+      </w:r>
+      <w:r>
+        <w:t xml:space="preserve">: </w:t>
+      </w:r>
+      <w:proofErr w:type="spellStart"/>
+      <w:r>
+        <w:t>UserRoles</w:t>
+      </w:r>
+      <w:proofErr w:type="spellEnd"/>
+      <w:r>
+        <w:t xml:space="preserve"> (pivot table)</w:t>
+      </w:r>
+    </w:p>
+    <w:p>
+      <w:pPr>
+        <w:spacing w:after="1" w:line="259" w:lineRule="auto"/>
+        <w:ind w:left="19" w:right="-23"/>
+      </w:pPr>
+      <w:r>
+        <w:rPr>
+          <w:rFonts w:ascii="Times New Roman" w:hAnsi="Times New Roman"/>
+          <w:sz w:val="24"/>
+        </w:rPr>
+        <w:t xml:space="preserve"> </w:t>
+      </w:r>
+    </w:p>
+    <w:p>
+      <w:pPr>
+        <w:spacing w:after="1" w:line="259" w:lineRule="auto"/>
+        <w:ind w:left="19" w:right="-23"/>
+      </w:pPr>
+      <w:r>
+        <w:rPr>
+          <w:rFonts w:ascii="Times New Roman" w:hAnsi="Times New Roman"/>
+          <w:sz w:val="24"/>
+        </w:rPr>
+        <w:t xml:space="preserve">‘Users’: </w:t>
+      </w:r>
+    </w:p>
+    <w:tbl>
+      <w:tblPr>
+        <w:tblStyle w:val="TableGrid"/>
+        <w:tblW w:w="10450" w:type="dxa"/>
+        <w:tblInd w:w="9" w:type="dxa"/>
+        <w:tblCellMar>
+          <w:top w:w="169" w:type="dxa"/>
+          <w:left w:w="118" w:type="dxa"/>
+          <w:bottom w:w="0" w:type="dxa"/>
+          <w:right w:w="115" w:type="dxa"/>
+        </w:tblCellMar>
+        <w:tblLook w:val="04A0" w:firstRow="1" w:lastRow="0" w:firstColumn="1" w:lastColumn="0" w:noHBand="0" w:noVBand="1"/>
+      </w:tblPr>
+      <w:tblGrid>
+        <w:gridCol w:w="2578"/>
+        <w:gridCol w:w="1825"/>
+        <w:gridCol w:w="2671"/>
+        <w:gridCol w:w="3376"/>
+      </w:tblGrid>
+      <w:tr>
+        <w:trPr>
+          <w:trHeight w:val="475"/>
+        </w:trPr>
+        <w:tc>
+          <w:tcPr>
+            <w:tcW w:w="2578" w:type="dxa"/>
+            <w:tcBorders>
+              <w:top w:val="single" w:sz="6" w:space="0" w:color="DDDDDD"/>
+              <w:left w:val="single" w:sz="6" w:space="0" w:color="DDDDDD"/>
+              <w:bottom w:val="single" w:sz="6" w:space="0" w:color="DDDDDD"/>
+              <w:right w:val="single" w:sz="6" w:space="0" w:color="DDDDDD"/>
+            </w:tcBorders>
+            <w:shd w:val="clear" w:color="auto" w:fill="F2F2F2"/>
+          </w:tcPr>
+          <w:p>
+            <w:pPr>
+              <w:spacing w:line="259" w:lineRule="auto"/>
+              <w:ind w:right="-23"/>
+            </w:pPr>
+            <w:r>
+              <w:rPr>
+                <w:rFonts w:ascii="Calibri" w:eastAsia="Calibri" w:hAnsi="Calibri" w:cs="Calibri"/>
+                <w:b/>
+              </w:rPr>
+              <w:t xml:space="preserve">Column </w:t>
+            </w:r>
+          </w:p>
+        </w:tc>
+        <w:tc>
+          <w:tcPr>
+            <w:tcW w:w="1825" w:type="dxa"/>
+            <w:tcBorders>
+              <w:top w:val="single" w:sz="6" w:space="0" w:color="DDDDDD"/>
+              <w:left w:val="single" w:sz="6" w:space="0" w:color="DDDDDD"/>
+              <w:bottom w:val="single" w:sz="6" w:space="0" w:color="DDDDDD"/>
+              <w:right w:val="single" w:sz="6" w:space="0" w:color="DDDDDD"/>
+            </w:tcBorders>
+            <w:shd w:val="clear" w:color="auto" w:fill="F2F2F2"/>
+          </w:tcPr>
+          <w:p>
+            <w:pPr>
+              <w:spacing w:line="259" w:lineRule="auto"/>
+              <w:ind w:left="2" w:right="-23"/>
+            </w:pPr>
+            <w:r>
+              <w:rPr>
+                <w:rFonts w:ascii="Calibri" w:eastAsia="Calibri" w:hAnsi="Calibri" w:cs="Calibri"/>
+                <w:b/>
+              </w:rPr>
+              <w:t xml:space="preserve">Type </w:t>
+            </w:r>
+          </w:p>
+        </w:tc>
+        <w:tc>
+          <w:tcPr>
+            <w:tcW w:w="2671" w:type="dxa"/>
+            <w:tcBorders>
+              <w:top w:val="single" w:sz="6" w:space="0" w:color="DDDDDD"/>
+              <w:left w:val="single" w:sz="6" w:space="0" w:color="DDDDDD"/>
+              <w:bottom w:val="single" w:sz="6" w:space="0" w:color="DDDDDD"/>
+              <w:right w:val="single" w:sz="6" w:space="0" w:color="DDDDDD"/>
+            </w:tcBorders>
+            <w:shd w:val="clear" w:color="auto" w:fill="F2F2F2"/>
+          </w:tcPr>
+          <w:p>
+            <w:pPr>
+              <w:spacing w:line="259" w:lineRule="auto"/>
+              <w:ind w:left="2" w:right="-23"/>
+            </w:pPr>
+            <w:r>
+              <w:rPr>
+                <w:rFonts w:ascii="Calibri" w:eastAsia="Calibri" w:hAnsi="Calibri" w:cs="Calibri"/>
+                <w:b/>
+              </w:rPr>
+              <w:t xml:space="preserve">Constraint </w:t>
+            </w:r>
+          </w:p>
+        </w:tc>
+        <w:tc>
+          <w:tcPr>
+            <w:tcW w:w="3376" w:type="dxa"/>
+            <w:tcBorders>
+              <w:top w:val="single" w:sz="6" w:space="0" w:color="DDDDDD"/>
+              <w:left w:val="single" w:sz="6" w:space="0" w:color="DDDDDD"/>
+              <w:bottom w:val="single" w:sz="6" w:space="0" w:color="DDDDDD"/>
+              <w:right w:val="single" w:sz="6" w:space="0" w:color="DDDDDD"/>
+            </w:tcBorders>
+            <w:shd w:val="clear" w:color="auto" w:fill="F2F2F2"/>
+          </w:tcPr>
+          <w:p>
+            <w:pPr>
+              <w:spacing w:line="259" w:lineRule="auto"/>
+              <w:ind w:left="3" w:right="-23"/>
+            </w:pPr>
+            <w:r>
+              <w:rPr>
+                <w:rFonts w:ascii="Calibri" w:eastAsia="Calibri" w:hAnsi="Calibri" w:cs="Calibri"/>
+                <w:b/>
+              </w:rPr>
+              <w:t xml:space="preserve">Description </w:t>
+            </w:r>
+          </w:p>
+        </w:tc>
+      </w:tr>
+      <w:tr>
+        <w:trPr>
+          <w:trHeight w:val="570"/>
+        </w:trPr>
+        <w:tc>
+          <w:tcPr>
+            <w:tcW w:w="2578" w:type="dxa"/>
+            <w:tcBorders>
+              <w:top w:val="single" w:sz="6" w:space="0" w:color="DDDDDD"/>
+              <w:left w:val="single" w:sz="6" w:space="0" w:color="DDDDDD"/>
+              <w:bottom w:val="single" w:sz="6" w:space="0" w:color="DDDDDD"/>
+              <w:right w:val="single" w:sz="6" w:space="0" w:color="DDDDDD"/>
+            </w:tcBorders>
+            <w:vAlign w:val="center"/>
+          </w:tcPr>
+          <w:p>
+            <w:pPr>
+              <w:spacing w:line="259" w:lineRule="auto"/>
+              <w:ind w:right="-23"/>
+            </w:pPr>
+            <w:r>
+              <w:t xml:space="preserve">Id </w:t>
+            </w:r>
+          </w:p>
+        </w:tc>
+        <w:tc>
+          <w:tcPr>
+            <w:tcW w:w="1825" w:type="dxa"/>
+            <w:tcBorders>
+              <w:top w:val="single" w:sz="6" w:space="0" w:color="DDDDDD"/>
+              <w:left w:val="single" w:sz="6" w:space="0" w:color="DDDDDD"/>
+              <w:bottom w:val="single" w:sz="6" w:space="0" w:color="DDDDDD"/>
+              <w:right w:val="single" w:sz="6" w:space="0" w:color="DDDDDD"/>
+            </w:tcBorders>
+            <w:vAlign w:val="center"/>
+          </w:tcPr>
+          <w:p>
+            <w:pPr>
+              <w:spacing w:line="259" w:lineRule="auto"/>
+              <w:ind w:left="2" w:right="-23"/>
+            </w:pPr>
+            <w:proofErr w:type="gramStart"/>
+            <w:r>
+              <w:t>NVARCHAR(</w:t>
+            </w:r>
+            <w:proofErr w:type="gramEnd"/>
+            <w:r>
+              <w:t xml:space="preserve">450) </w:t>
+            </w:r>
+          </w:p>
+        </w:tc>
+        <w:tc>
+          <w:tcPr>
+            <w:tcW w:w="2671" w:type="dxa"/>
+            <w:tcBorders>
+              <w:top w:val="single" w:sz="6" w:space="0" w:color="DDDDDD"/>
+              <w:left w:val="single" w:sz="6" w:space="0" w:color="DDDDDD"/>
+              <w:bottom w:val="single" w:sz="6" w:space="0" w:color="DDDDDD"/>
+              <w:right w:val="single" w:sz="6" w:space="0" w:color="DDDDDD"/>
+            </w:tcBorders>
+            <w:vAlign w:val="center"/>
+          </w:tcPr>
+          <w:p>
+            <w:pPr>
+              <w:spacing w:line="259" w:lineRule="auto"/>
+              <w:ind w:left="2" w:right="-23"/>
+            </w:pPr>
+            <w:r>
+              <w:t xml:space="preserve">PRIMARY KEY </w:t>
+            </w:r>
+          </w:p>
+        </w:tc>
+        <w:tc>
+          <w:tcPr>
+            <w:tcW w:w="3376" w:type="dxa"/>
+            <w:tcBorders>
+              <w:top w:val="single" w:sz="6" w:space="0" w:color="DDDDDD"/>
+              <w:left w:val="single" w:sz="6" w:space="0" w:color="DDDDDD"/>
+              <w:bottom w:val="single" w:sz="6" w:space="0" w:color="DDDDDD"/>
+              <w:right w:val="single" w:sz="6" w:space="0" w:color="DDDDDD"/>
+            </w:tcBorders>
+            <w:vAlign w:val="center"/>
+          </w:tcPr>
+          <w:p>
+            <w:pPr>
+              <w:spacing w:line="259" w:lineRule="auto"/>
+              <w:ind w:left="3" w:right="-23"/>
+            </w:pPr>
+            <w:r>
+              <w:t xml:space="preserve">User id </w:t>
+            </w:r>
+          </w:p>
+        </w:tc>
+      </w:tr>
+      <w:tr>
+        <w:trPr>
+          <w:trHeight w:val="523"/>
+        </w:trPr>
+        <w:tc>
+          <w:tcPr>
+            <w:tcW w:w="2578" w:type="dxa"/>
+            <w:tcBorders>
+              <w:top w:val="single" w:sz="6" w:space="0" w:color="DDDDDD"/>
+              <w:left w:val="single" w:sz="6" w:space="0" w:color="DDDDDD"/>
+              <w:bottom w:val="single" w:sz="6" w:space="0" w:color="DDDDDD"/>
+              <w:right w:val="single" w:sz="6" w:space="0" w:color="DDDDDD"/>
+            </w:tcBorders>
+            <w:vAlign w:val="center"/>
+          </w:tcPr>
+          <w:p>
+            <w:pPr>
+              <w:spacing w:line="259" w:lineRule="auto"/>
+              <w:ind w:right="-23"/>
+            </w:pPr>
+            <w:r>
+              <w:t xml:space="preserve">FirstName </w:t>
+            </w:r>
+          </w:p>
+        </w:tc>
+        <w:tc>
+          <w:tcPr>
+            <w:tcW w:w="1825" w:type="dxa"/>
+            <w:tcBorders>
+              <w:top w:val="single" w:sz="6" w:space="0" w:color="DDDDDD"/>
+              <w:left w:val="single" w:sz="6" w:space="0" w:color="DDDDDD"/>
+              <w:bottom w:val="single" w:sz="6" w:space="0" w:color="DDDDDD"/>
+              <w:right w:val="single" w:sz="6" w:space="0" w:color="DDDDDD"/>
+            </w:tcBorders>
+            <w:vAlign w:val="center"/>
+          </w:tcPr>
+          <w:p>
+            <w:pPr>
+              <w:spacing w:line="259" w:lineRule="auto"/>
+              <w:ind w:left="2" w:right="-23"/>
+            </w:pPr>
+            <w:r>
+              <w:t xml:space="preserve">LONGTEXT </w:t>
+            </w:r>
+          </w:p>
+        </w:tc>
+        <w:tc>
+          <w:tcPr>
+            <w:tcW w:w="2671" w:type="dxa"/>
+            <w:tcBorders>
+              <w:top w:val="single" w:sz="6" w:space="0" w:color="DDDDDD"/>
+              <w:left w:val="single" w:sz="6" w:space="0" w:color="DDDDDD"/>
+              <w:bottom w:val="single" w:sz="6" w:space="0" w:color="DDDDDD"/>
+              <w:right w:val="single" w:sz="6" w:space="0" w:color="DDDDDD"/>
+            </w:tcBorders>
+            <w:vAlign w:val="center"/>
+          </w:tcPr>
+          <w:p>
+            <w:pPr>
+              <w:spacing w:line="259" w:lineRule="auto"/>
+              <w:ind w:left="2" w:right="-23"/>
+            </w:pPr>
+            <w:r>
+              <w:t xml:space="preserve">NULL </w:t>
+            </w:r>
+          </w:p>
+        </w:tc>
+        <w:tc>
+          <w:tcPr>
+            <w:tcW w:w="3376" w:type="dxa"/>
+            <w:tcBorders>
+              <w:top w:val="single" w:sz="6" w:space="0" w:color="DDDDDD"/>
+              <w:left w:val="single" w:sz="6" w:space="0" w:color="DDDDDD"/>
+              <w:bottom w:val="single" w:sz="6" w:space="0" w:color="DDDDDD"/>
+              <w:right w:val="single" w:sz="6" w:space="0" w:color="DDDDDD"/>
+            </w:tcBorders>
+            <w:vAlign w:val="center"/>
+          </w:tcPr>
+          <w:p>
+            <w:pPr>
+              <w:spacing w:line="259" w:lineRule="auto"/>
+              <w:ind w:left="3" w:right="-23"/>
+            </w:pPr>
+            <w:r>
+              <w:t xml:space="preserve">First name </w:t>
+            </w:r>
+          </w:p>
+        </w:tc>
+      </w:tr>
+      <w:tr>
+        <w:trPr>
+          <w:trHeight w:val="523"/>
+        </w:trPr>
+        <w:tc>
+          <w:tcPr>
+            <w:tcW w:w="2578" w:type="dxa"/>
+            <w:tcBorders>
+              <w:top w:val="single" w:sz="6" w:space="0" w:color="DDDDDD"/>
+              <w:left w:val="single" w:sz="6" w:space="0" w:color="DDDDDD"/>
+              <w:bottom w:val="single" w:sz="6" w:space="0" w:color="DDDDDD"/>
+              <w:right w:val="single" w:sz="6" w:space="0" w:color="DDDDDD"/>
+            </w:tcBorders>
+            <w:vAlign w:val="center"/>
+          </w:tcPr>
+          <w:p>
+            <w:pPr>
+              <w:spacing w:line="259" w:lineRule="auto"/>
+              <w:ind w:right="-23"/>
+            </w:pPr>
+            <w:r>
+              <w:t xml:space="preserve">LastName </w:t>
+            </w:r>
+          </w:p>
+        </w:tc>
+        <w:tc>
+          <w:tcPr>
+            <w:tcW w:w="1825" w:type="dxa"/>
+            <w:tcBorders>
+              <w:top w:val="single" w:sz="6" w:space="0" w:color="DDDDDD"/>
+              <w:left w:val="single" w:sz="6" w:space="0" w:color="DDDDDD"/>
+              <w:bottom w:val="single" w:sz="6" w:space="0" w:color="DDDDDD"/>
+              <w:right w:val="single" w:sz="6" w:space="0" w:color="DDDDDD"/>
+            </w:tcBorders>
+            <w:vAlign w:val="center"/>
+          </w:tcPr>
+          <w:p>
+            <w:pPr>
+              <w:spacing w:line="259" w:lineRule="auto"/>
+              <w:ind w:left="2" w:right="-23"/>
+            </w:pPr>
+            <w:r>
+              <w:t xml:space="preserve">LONGTEXT </w:t>
+            </w:r>
+          </w:p>
+        </w:tc>
+        <w:tc>
+          <w:tcPr>
+            <w:tcW w:w="2671" w:type="dxa"/>
+            <w:tcBorders>
+              <w:top w:val="single" w:sz="6" w:space="0" w:color="DDDDDD"/>
+              <w:left w:val="single" w:sz="6" w:space="0" w:color="DDDDDD"/>
+              <w:bottom w:val="single" w:sz="6" w:space="0" w:color="DDDDDD"/>
+              <w:right w:val="single" w:sz="6" w:space="0" w:color="DDDDDD"/>
+            </w:tcBorders>
+            <w:vAlign w:val="center"/>
+          </w:tcPr>
+          <w:p>
+            <w:pPr>
+              <w:spacing w:line="259" w:lineRule="auto"/>
+              <w:ind w:left="2" w:right="-23"/>
+            </w:pPr>
+            <w:r>
+              <w:t xml:space="preserve">NULL </w:t>
+            </w:r>
+          </w:p>
+        </w:tc>
+        <w:tc>
+          <w:tcPr>
+            <w:tcW w:w="3376" w:type="dxa"/>
+            <w:tcBorders>
+              <w:top w:val="single" w:sz="6" w:space="0" w:color="DDDDDD"/>
+              <w:left w:val="single" w:sz="6" w:space="0" w:color="DDDDDD"/>
+              <w:bottom w:val="single" w:sz="6" w:space="0" w:color="DDDDDD"/>
+              <w:right w:val="single" w:sz="6" w:space="0" w:color="DDDDDD"/>
+            </w:tcBorders>
+            <w:vAlign w:val="center"/>
+          </w:tcPr>
+          <w:p>
+            <w:pPr>
+              <w:spacing w:line="259" w:lineRule="auto"/>
+              <w:ind w:left="3" w:right="-23"/>
+            </w:pPr>
+            <w:r>
+              <w:t xml:space="preserve">Last name </w:t>
+            </w:r>
+          </w:p>
+        </w:tc>
+      </w:tr>
+      <w:tr>
+        <w:trPr>
+          <w:trHeight w:val="524"/>
+        </w:trPr>
+        <w:tc>
+          <w:tcPr>
+            <w:tcW w:w="2578" w:type="dxa"/>
+            <w:tcBorders>
+              <w:top w:val="single" w:sz="6" w:space="0" w:color="DDDDDD"/>
+              <w:left w:val="single" w:sz="6" w:space="0" w:color="DDDDDD"/>
+              <w:bottom w:val="single" w:sz="6" w:space="0" w:color="DDDDDD"/>
+              <w:right w:val="single" w:sz="6" w:space="0" w:color="DDDDDD"/>
+            </w:tcBorders>
+            <w:vAlign w:val="center"/>
+          </w:tcPr>
+          <w:p>
+            <w:pPr>
+              <w:spacing w:line="259" w:lineRule="auto"/>
+              <w:ind w:right="-23"/>
+            </w:pPr>
+            <w:proofErr w:type="spellStart"/>
+            <w:r>
+              <w:t>CreatedAt</w:t>
+            </w:r>
+            <w:proofErr w:type="spellEnd"/>
+            <w:r>
+              <w:t xml:space="preserve"> </w:t>
+            </w:r>
+          </w:p>
+        </w:tc>
+        <w:tc>
+          <w:tcPr>
+            <w:tcW w:w="1825" w:type="dxa"/>
+            <w:tcBorders>
+              <w:top w:val="single" w:sz="6" w:space="0" w:color="DDDDDD"/>
+              <w:left w:val="single" w:sz="6" w:space="0" w:color="DDDDDD"/>
+              <w:bottom w:val="single" w:sz="6" w:space="0" w:color="DDDDDD"/>
+              <w:right w:val="single" w:sz="6" w:space="0" w:color="DDDDDD"/>
+            </w:tcBorders>
+            <w:vAlign w:val="center"/>
+          </w:tcPr>
+          <w:p>
+            <w:pPr>
+              <w:spacing w:line="259" w:lineRule="auto"/>
+              <w:ind w:left="2" w:right="-23"/>
+            </w:pPr>
+            <w:r>
+              <w:t xml:space="preserve">DATETIME </w:t>
+            </w:r>
+          </w:p>
+        </w:tc>
+        <w:tc>
+          <w:tcPr>
+            <w:tcW w:w="2671" w:type="dxa"/>
+            <w:tcBorders>
+              <w:top w:val="single" w:sz="6" w:space="0" w:color="DDDDDD"/>
+              <w:left w:val="single" w:sz="6" w:space="0" w:color="DDDDDD"/>
+              <w:bottom w:val="single" w:sz="6" w:space="0" w:color="DDDDDD"/>
+              <w:right w:val="single" w:sz="6" w:space="0" w:color="DDDDDD"/>
+            </w:tcBorders>
+            <w:vAlign w:val="center"/>
+          </w:tcPr>
+          <w:p>
+            <w:pPr>
+              <w:spacing w:line="259" w:lineRule="auto"/>
+              <w:ind w:left="2" w:right="-23"/>
+            </w:pPr>
+            <w:r>
+              <w:t xml:space="preserve">NOT NULL </w:t>
+            </w:r>
+          </w:p>
+        </w:tc>
+        <w:tc>
+          <w:tcPr>
+            <w:tcW w:w="3376" w:type="dxa"/>
+            <w:tcBorders>
+              <w:top w:val="single" w:sz="6" w:space="0" w:color="DDDDDD"/>
+              <w:left w:val="single" w:sz="6" w:space="0" w:color="DDDDDD"/>
+              <w:bottom w:val="single" w:sz="6" w:space="0" w:color="DDDDDD"/>
+              <w:right w:val="single" w:sz="6" w:space="0" w:color="DDDDDD"/>
+            </w:tcBorders>
+            <w:vAlign w:val="center"/>
+          </w:tcPr>
+          <w:p>
+            <w:pPr>
+              <w:spacing w:line="259" w:lineRule="auto"/>
+              <w:ind w:left="3" w:right="-23"/>
+            </w:pPr>
+            <w:r>
+              <w:t xml:space="preserve">Creation date </w:t>
+            </w:r>
+          </w:p>
+        </w:tc>
+      </w:tr>
+      <w:tr>
+        <w:trPr>
+          <w:trHeight w:val="526"/>
+        </w:trPr>
+        <w:tc>
+          <w:tcPr>
+            <w:tcW w:w="2578" w:type="dxa"/>
+            <w:tcBorders>
+              <w:top w:val="single" w:sz="6" w:space="0" w:color="DDDDDD"/>
+              <w:left w:val="single" w:sz="6" w:space="0" w:color="DDDDDD"/>
+              <w:bottom w:val="single" w:sz="6" w:space="0" w:color="DDDDDD"/>
+              <w:right w:val="single" w:sz="6" w:space="0" w:color="DDDDDD"/>
+            </w:tcBorders>
+            <w:vAlign w:val="center"/>
+          </w:tcPr>
+          <w:p>
+            <w:pPr>
+              <w:spacing w:line="259" w:lineRule="auto"/>
+              <w:ind w:right="-23"/>
+            </w:pPr>
+            <w:proofErr w:type="spellStart"/>
+            <w:r>
+              <w:t>LastLoginAt</w:t>
+            </w:r>
+            <w:proofErr w:type="spellEnd"/>
+            <w:r>
+              <w:t xml:space="preserve"> </w:t>
+            </w:r>
+          </w:p>
+        </w:tc>
+        <w:tc>
+          <w:tcPr>
+            <w:tcW w:w="1825" w:type="dxa"/>
+            <w:tcBorders>
+              <w:top w:val="single" w:sz="6" w:space="0" w:color="DDDDDD"/>
+              <w:left w:val="single" w:sz="6" w:space="0" w:color="DDDDDD"/>
+              <w:bottom w:val="single" w:sz="6" w:space="0" w:color="DDDDDD"/>
+              <w:right w:val="single" w:sz="6" w:space="0" w:color="DDDDDD"/>
+            </w:tcBorders>
+            <w:vAlign w:val="center"/>
+          </w:tcPr>
+          <w:p>
+            <w:pPr>
+              <w:spacing w:line="259" w:lineRule="auto"/>
+              <w:ind w:left="2" w:right="-23"/>
+            </w:pPr>
+            <w:r>
+              <w:t xml:space="preserve">DATETIME </w:t>
+            </w:r>
+          </w:p>
+        </w:tc>
+        <w:tc>
+          <w:tcPr>
+            <w:tcW w:w="2671" w:type="dxa"/>
+            <w:tcBorders>
+              <w:top w:val="single" w:sz="6" w:space="0" w:color="DDDDDD"/>
+              <w:left w:val="single" w:sz="6" w:space="0" w:color="DDDDDD"/>
+              <w:bottom w:val="single" w:sz="6" w:space="0" w:color="DDDDDD"/>
+              <w:right w:val="single" w:sz="6" w:space="0" w:color="DDDDDD"/>
+            </w:tcBorders>
+            <w:vAlign w:val="center"/>
+          </w:tcPr>
+          <w:p>
+            <w:pPr>
+              <w:spacing w:line="259" w:lineRule="auto"/>
+              <w:ind w:left="2" w:right="-23"/>
+            </w:pPr>
+            <w:r>
+              <w:t xml:space="preserve">NULL </w:t>
+            </w:r>
+          </w:p>
+        </w:tc>
+        <w:tc>
+          <w:tcPr>
+            <w:tcW w:w="3376" w:type="dxa"/>
+            <w:tcBorders>
+              <w:top w:val="single" w:sz="6" w:space="0" w:color="DDDDDD"/>
+              <w:left w:val="single" w:sz="6" w:space="0" w:color="DDDDDD"/>
+              <w:bottom w:val="single" w:sz="6" w:space="0" w:color="DDDDDD"/>
+              <w:right w:val="single" w:sz="6" w:space="0" w:color="DDDDDD"/>
+            </w:tcBorders>
+            <w:vAlign w:val="center"/>
+          </w:tcPr>
+          <w:p>
+            <w:pPr>
+              <w:spacing w:line="259" w:lineRule="auto"/>
+              <w:ind w:left="3" w:right="-23"/>
+            </w:pPr>
+            <w:r>
+              <w:t xml:space="preserve">Last login </w:t>
+            </w:r>
+          </w:p>
+        </w:tc>
+      </w:tr>
+      <w:tr>
+        <w:trPr>
+          <w:trHeight w:val="523"/>
+        </w:trPr>
+        <w:tc>
+          <w:tcPr>
+            <w:tcW w:w="2578" w:type="dxa"/>
+            <w:tcBorders>
+              <w:top w:val="single" w:sz="6" w:space="0" w:color="DDDDDD"/>
+              <w:left w:val="single" w:sz="6" w:space="0" w:color="DDDDDD"/>
+              <w:bottom w:val="single" w:sz="6" w:space="0" w:color="DDDDDD"/>
+              <w:right w:val="single" w:sz="6" w:space="0" w:color="DDDDDD"/>
+            </w:tcBorders>
+            <w:vAlign w:val="center"/>
+          </w:tcPr>
+          <w:p>
+            <w:pPr>
+              <w:spacing w:line="259" w:lineRule="auto"/>
+              <w:ind w:right="-23"/>
+            </w:pPr>
+            <w:proofErr w:type="spellStart"/>
+            <w:r>
+              <w:lastRenderedPageBreak/>
+              <w:t>IsActive</w:t>
+            </w:r>
+            <w:proofErr w:type="spellEnd"/>
+            <w:r>
+              <w:t xml:space="preserve"> </w:t>
+            </w:r>
+          </w:p>
+        </w:tc>
+        <w:tc>
+          <w:tcPr>
+            <w:tcW w:w="1825" w:type="dxa"/>
+            <w:tcBorders>
+              <w:top w:val="single" w:sz="6" w:space="0" w:color="DDDDDD"/>
+              <w:left w:val="single" w:sz="6" w:space="0" w:color="DDDDDD"/>
+              <w:bottom w:val="single" w:sz="6" w:space="0" w:color="DDDDDD"/>
+              <w:right w:val="single" w:sz="6" w:space="0" w:color="DDDDDD"/>
+            </w:tcBorders>
+            <w:vAlign w:val="center"/>
+          </w:tcPr>
+          <w:p>
+            <w:pPr>
+              <w:spacing w:line="259" w:lineRule="auto"/>
+              <w:ind w:left="2" w:right="-23"/>
+            </w:pPr>
+            <w:r>
+              <w:t xml:space="preserve">BOOLEAN </w:t>
+            </w:r>
+          </w:p>
+        </w:tc>
+        <w:tc>
+          <w:tcPr>
+            <w:tcW w:w="2671" w:type="dxa"/>
+            <w:tcBorders>
+              <w:top w:val="single" w:sz="6" w:space="0" w:color="DDDDDD"/>
+              <w:left w:val="single" w:sz="6" w:space="0" w:color="DDDDDD"/>
+              <w:bottom w:val="single" w:sz="6" w:space="0" w:color="DDDDDD"/>
+              <w:right w:val="single" w:sz="6" w:space="0" w:color="DDDDDD"/>
+            </w:tcBorders>
+            <w:vAlign w:val="center"/>
+          </w:tcPr>
+          <w:p>
+            <w:pPr>
+              <w:spacing w:line="259" w:lineRule="auto"/>
+              <w:ind w:left="2" w:right="-23"/>
+            </w:pPr>
+            <w:r>
+              <w:t xml:space="preserve">NOT NULL, DEFAULT TRUE </w:t>
+            </w:r>
+          </w:p>
+        </w:tc>
+        <w:tc>
+          <w:tcPr>
+            <w:tcW w:w="3376" w:type="dxa"/>
+            <w:tcBorders>
+              <w:top w:val="single" w:sz="6" w:space="0" w:color="DDDDDD"/>
+              <w:left w:val="single" w:sz="6" w:space="0" w:color="DDDDDD"/>
+              <w:bottom w:val="single" w:sz="6" w:space="0" w:color="DDDDDD"/>
+              <w:right w:val="single" w:sz="6" w:space="0" w:color="DDDDDD"/>
+            </w:tcBorders>
+            <w:vAlign w:val="center"/>
+          </w:tcPr>
+          <w:p>
+            <w:pPr>
+              <w:spacing w:line="259" w:lineRule="auto"/>
+              <w:ind w:left="3" w:right="-23"/>
+            </w:pPr>
+            <w:r>
+              <w:t xml:space="preserve">User enabled/disabled </w:t>
+            </w:r>
+          </w:p>
+        </w:tc>
+      </w:tr>
+      <w:tr>
+        <w:trPr>
+          <w:trHeight w:val="523"/>
+        </w:trPr>
+        <w:tc>
+          <w:tcPr>
+            <w:tcW w:w="2578" w:type="dxa"/>
+            <w:tcBorders>
+              <w:top w:val="single" w:sz="6" w:space="0" w:color="DDDDDD"/>
+              <w:left w:val="single" w:sz="6" w:space="0" w:color="DDDDDD"/>
+              <w:bottom w:val="single" w:sz="6" w:space="0" w:color="DDDDDD"/>
+              <w:right w:val="single" w:sz="6" w:space="0" w:color="DDDDDD"/>
+            </w:tcBorders>
+            <w:vAlign w:val="center"/>
+          </w:tcPr>
+          <w:p>
+            <w:pPr>
+              <w:spacing w:line="259" w:lineRule="auto"/>
+              <w:ind w:right="-23"/>
+            </w:pPr>
+            <w:proofErr w:type="spellStart"/>
+            <w:r>
+              <w:t>UserName</w:t>
+            </w:r>
+            <w:proofErr w:type="spellEnd"/>
+            <w:r>
+              <w:t xml:space="preserve"> </w:t>
+            </w:r>
+          </w:p>
+        </w:tc>
+        <w:tc>
+          <w:tcPr>
+            <w:tcW w:w="1825" w:type="dxa"/>
+            <w:tcBorders>
+              <w:top w:val="single" w:sz="6" w:space="0" w:color="DDDDDD"/>
+              <w:left w:val="single" w:sz="6" w:space="0" w:color="DDDDDD"/>
+              <w:bottom w:val="single" w:sz="6" w:space="0" w:color="DDDDDD"/>
+              <w:right w:val="single" w:sz="6" w:space="0" w:color="DDDDDD"/>
+            </w:tcBorders>
+            <w:vAlign w:val="center"/>
+          </w:tcPr>
+          <w:p>
+            <w:pPr>
+              <w:spacing w:line="259" w:lineRule="auto"/>
+              <w:ind w:left="2" w:right="-23"/>
+            </w:pPr>
+            <w:proofErr w:type="gramStart"/>
+            <w:r>
+              <w:t>NVARCHAR(</w:t>
+            </w:r>
+            <w:proofErr w:type="gramEnd"/>
+            <w:r>
+              <w:t xml:space="preserve">256) </w:t>
+            </w:r>
+          </w:p>
+        </w:tc>
+        <w:tc>
+          <w:tcPr>
+            <w:tcW w:w="2671" w:type="dxa"/>
+            <w:tcBorders>
+              <w:top w:val="single" w:sz="6" w:space="0" w:color="DDDDDD"/>
+              <w:left w:val="single" w:sz="6" w:space="0" w:color="DDDDDD"/>
+              <w:bottom w:val="single" w:sz="6" w:space="0" w:color="DDDDDD"/>
+              <w:right w:val="single" w:sz="6" w:space="0" w:color="DDDDDD"/>
+            </w:tcBorders>
+            <w:vAlign w:val="center"/>
+          </w:tcPr>
+          <w:p>
+            <w:pPr>
+              <w:spacing w:line="259" w:lineRule="auto"/>
+              <w:ind w:left="2" w:right="-23"/>
+            </w:pPr>
+            <w:r>
+              <w:t xml:space="preserve">NULL </w:t>
+            </w:r>
+          </w:p>
+        </w:tc>
+        <w:tc>
+          <w:tcPr>
+            <w:tcW w:w="3376" w:type="dxa"/>
+            <w:tcBorders>
+              <w:top w:val="single" w:sz="6" w:space="0" w:color="DDDDDD"/>
+              <w:left w:val="single" w:sz="6" w:space="0" w:color="DDDDDD"/>
+              <w:bottom w:val="single" w:sz="6" w:space="0" w:color="DDDDDD"/>
+              <w:right w:val="single" w:sz="6" w:space="0" w:color="DDDDDD"/>
+            </w:tcBorders>
+            <w:vAlign w:val="center"/>
+          </w:tcPr>
+          <w:p>
+            <w:pPr>
+              <w:spacing w:line="259" w:lineRule="auto"/>
+              <w:ind w:left="3" w:right="-23"/>
+            </w:pPr>
+            <w:r>
+              <w:t xml:space="preserve">Username </w:t>
+            </w:r>
+          </w:p>
+        </w:tc>
+      </w:tr>
+      <w:tr>
+        <w:trPr>
+          <w:trHeight w:val="523"/>
+        </w:trPr>
+        <w:tc>
+          <w:tcPr>
+            <w:tcW w:w="2578" w:type="dxa"/>
+            <w:tcBorders>
+              <w:top w:val="single" w:sz="6" w:space="0" w:color="DDDDDD"/>
+              <w:left w:val="single" w:sz="6" w:space="0" w:color="DDDDDD"/>
+              <w:bottom w:val="single" w:sz="6" w:space="0" w:color="DDDDDD"/>
+              <w:right w:val="single" w:sz="6" w:space="0" w:color="DDDDDD"/>
+            </w:tcBorders>
+            <w:vAlign w:val="center"/>
+          </w:tcPr>
+          <w:p>
+            <w:pPr>
+              <w:spacing w:line="259" w:lineRule="auto"/>
+              <w:ind w:right="-23"/>
+            </w:pPr>
+            <w:proofErr w:type="spellStart"/>
+            <w:r>
+              <w:t>NormalizedUserName</w:t>
+            </w:r>
+            <w:proofErr w:type="spellEnd"/>
+            <w:r>
+              <w:t xml:space="preserve"> </w:t>
+            </w:r>
+          </w:p>
+        </w:tc>
+        <w:tc>
+          <w:tcPr>
+            <w:tcW w:w="1825" w:type="dxa"/>
+            <w:tcBorders>
+              <w:top w:val="single" w:sz="6" w:space="0" w:color="DDDDDD"/>
+              <w:left w:val="single" w:sz="6" w:space="0" w:color="DDDDDD"/>
+              <w:bottom w:val="single" w:sz="6" w:space="0" w:color="DDDDDD"/>
+              <w:right w:val="single" w:sz="6" w:space="0" w:color="DDDDDD"/>
+            </w:tcBorders>
+            <w:vAlign w:val="center"/>
+          </w:tcPr>
+          <w:p>
+            <w:pPr>
+              <w:spacing w:line="259" w:lineRule="auto"/>
+              <w:ind w:left="2" w:right="-23"/>
+            </w:pPr>
+            <w:proofErr w:type="gramStart"/>
+            <w:r>
+              <w:t>NVARCHAR(</w:t>
+            </w:r>
+            <w:proofErr w:type="gramEnd"/>
+            <w:r>
+              <w:t xml:space="preserve">256) </w:t>
+            </w:r>
+          </w:p>
+        </w:tc>
+        <w:tc>
+          <w:tcPr>
+            <w:tcW w:w="2671" w:type="dxa"/>
+            <w:tcBorders>
+              <w:top w:val="single" w:sz="6" w:space="0" w:color="DDDDDD"/>
+              <w:left w:val="single" w:sz="6" w:space="0" w:color="DDDDDD"/>
+              <w:bottom w:val="single" w:sz="6" w:space="0" w:color="DDDDDD"/>
+              <w:right w:val="single" w:sz="6" w:space="0" w:color="DDDDDD"/>
+            </w:tcBorders>
+            <w:vAlign w:val="center"/>
+          </w:tcPr>
+          <w:p>
+            <w:pPr>
+              <w:spacing w:line="259" w:lineRule="auto"/>
+              <w:ind w:left="2" w:right="-23"/>
+            </w:pPr>
+            <w:r>
+              <w:t xml:space="preserve">NULL </w:t>
+            </w:r>
+          </w:p>
+        </w:tc>
+        <w:tc>
+          <w:tcPr>
+            <w:tcW w:w="3376" w:type="dxa"/>
+            <w:tcBorders>
+              <w:top w:val="single" w:sz="6" w:space="0" w:color="DDDDDD"/>
+              <w:left w:val="single" w:sz="6" w:space="0" w:color="DDDDDD"/>
+              <w:bottom w:val="single" w:sz="6" w:space="0" w:color="DDDDDD"/>
+              <w:right w:val="single" w:sz="6" w:space="0" w:color="DDDDDD"/>
+            </w:tcBorders>
+            <w:vAlign w:val="center"/>
+          </w:tcPr>
+          <w:p>
+            <w:pPr>
+              <w:spacing w:line="259" w:lineRule="auto"/>
+              <w:ind w:left="3" w:right="-23"/>
+            </w:pPr>
+            <w:r>
+              <w:t xml:space="preserve">Normalized name for login </w:t>
+            </w:r>
+          </w:p>
+        </w:tc>
+      </w:tr>
+      <w:tr>
+        <w:trPr>
+          <w:trHeight w:val="523"/>
+        </w:trPr>
+        <w:tc>
+          <w:tcPr>
+            <w:tcW w:w="2578" w:type="dxa"/>
+            <w:tcBorders>
+              <w:top w:val="single" w:sz="6" w:space="0" w:color="DDDDDD"/>
+              <w:left w:val="single" w:sz="6" w:space="0" w:color="DDDDDD"/>
+              <w:bottom w:val="single" w:sz="6" w:space="0" w:color="DDDDDD"/>
+              <w:right w:val="single" w:sz="6" w:space="0" w:color="DDDDDD"/>
+            </w:tcBorders>
+            <w:vAlign w:val="center"/>
+          </w:tcPr>
+          <w:p>
+            <w:pPr>
+              <w:spacing w:line="259" w:lineRule="auto"/>
+              <w:ind w:right="-23"/>
+            </w:pPr>
+            <w:r>
+              <w:t xml:space="preserve">Email </w:t>
+            </w:r>
+          </w:p>
+        </w:tc>
+        <w:tc>
+          <w:tcPr>
+            <w:tcW w:w="1825" w:type="dxa"/>
+            <w:tcBorders>
+              <w:top w:val="single" w:sz="6" w:space="0" w:color="DDDDDD"/>
+              <w:left w:val="single" w:sz="6" w:space="0" w:color="DDDDDD"/>
+              <w:bottom w:val="single" w:sz="6" w:space="0" w:color="DDDDDD"/>
+              <w:right w:val="single" w:sz="6" w:space="0" w:color="DDDDDD"/>
+            </w:tcBorders>
+            <w:vAlign w:val="center"/>
+          </w:tcPr>
+          <w:p>
+            <w:pPr>
+              <w:spacing w:line="259" w:lineRule="auto"/>
+              <w:ind w:left="2" w:right="-23"/>
+            </w:pPr>
+            <w:proofErr w:type="gramStart"/>
+            <w:r>
+              <w:t>NVARCHAR(</w:t>
+            </w:r>
+            <w:proofErr w:type="gramEnd"/>
+            <w:r>
+              <w:t xml:space="preserve">256) </w:t>
+            </w:r>
+          </w:p>
+        </w:tc>
+        <w:tc>
+          <w:tcPr>
+            <w:tcW w:w="2671" w:type="dxa"/>
+            <w:tcBorders>
+              <w:top w:val="single" w:sz="6" w:space="0" w:color="DDDDDD"/>
+              <w:left w:val="single" w:sz="6" w:space="0" w:color="DDDDDD"/>
+              <w:bottom w:val="single" w:sz="6" w:space="0" w:color="DDDDDD"/>
+              <w:right w:val="single" w:sz="6" w:space="0" w:color="DDDDDD"/>
+            </w:tcBorders>
+            <w:vAlign w:val="center"/>
+          </w:tcPr>
+          <w:p>
+            <w:pPr>
+              <w:spacing w:line="259" w:lineRule="auto"/>
+              <w:ind w:left="2" w:right="-23"/>
+            </w:pPr>
+            <w:r>
+              <w:t xml:space="preserve">NULL </w:t>
+            </w:r>
+          </w:p>
+        </w:tc>
+        <w:tc>
+          <w:tcPr>
+            <w:tcW w:w="3376" w:type="dxa"/>
+            <w:tcBorders>
+              <w:top w:val="single" w:sz="6" w:space="0" w:color="DDDDDD"/>
+              <w:left w:val="single" w:sz="6" w:space="0" w:color="DDDDDD"/>
+              <w:bottom w:val="single" w:sz="6" w:space="0" w:color="DDDDDD"/>
+              <w:right w:val="single" w:sz="6" w:space="0" w:color="DDDDDD"/>
+            </w:tcBorders>
+            <w:vAlign w:val="center"/>
+          </w:tcPr>
+          <w:p>
+            <w:pPr>
+              <w:spacing w:line="259" w:lineRule="auto"/>
+              <w:ind w:left="3" w:right="-23"/>
+            </w:pPr>
+            <w:r>
+              <w:t xml:space="preserve">Email address </w:t>
+            </w:r>
+          </w:p>
+        </w:tc>
+      </w:tr>
+      <w:tr>
+        <w:trPr>
+          <w:trHeight w:val="524"/>
+        </w:trPr>
+        <w:tc>
+          <w:tcPr>
+            <w:tcW w:w="2578" w:type="dxa"/>
+            <w:tcBorders>
+              <w:top w:val="single" w:sz="6" w:space="0" w:color="DDDDDD"/>
+              <w:left w:val="single" w:sz="6" w:space="0" w:color="DDDDDD"/>
+              <w:bottom w:val="single" w:sz="6" w:space="0" w:color="DDDDDD"/>
+              <w:right w:val="single" w:sz="6" w:space="0" w:color="DDDDDD"/>
+            </w:tcBorders>
+            <w:vAlign w:val="center"/>
+          </w:tcPr>
+          <w:p>
+            <w:pPr>
+              <w:spacing w:line="259" w:lineRule="auto"/>
+              <w:ind w:right="-23"/>
+            </w:pPr>
+            <w:proofErr w:type="spellStart"/>
+            <w:r>
+              <w:t>NormalizedEmail</w:t>
+            </w:r>
+            <w:proofErr w:type="spellEnd"/>
+            <w:r>
+              <w:t xml:space="preserve"> </w:t>
+            </w:r>
+          </w:p>
+        </w:tc>
+        <w:tc>
+          <w:tcPr>
+            <w:tcW w:w="1825" w:type="dxa"/>
+            <w:tcBorders>
+              <w:top w:val="single" w:sz="6" w:space="0" w:color="DDDDDD"/>
+              <w:left w:val="single" w:sz="6" w:space="0" w:color="DDDDDD"/>
+              <w:bottom w:val="single" w:sz="6" w:space="0" w:color="DDDDDD"/>
+              <w:right w:val="single" w:sz="6" w:space="0" w:color="DDDDDD"/>
+            </w:tcBorders>
+            <w:vAlign w:val="center"/>
+          </w:tcPr>
+          <w:p>
+            <w:pPr>
+              <w:spacing w:line="259" w:lineRule="auto"/>
+              <w:ind w:left="2" w:right="-23"/>
+            </w:pPr>
+            <w:proofErr w:type="gramStart"/>
+            <w:r>
+              <w:t>NVARCHAR(</w:t>
+            </w:r>
+            <w:proofErr w:type="gramEnd"/>
+            <w:r>
+              <w:t xml:space="preserve">256) </w:t>
+            </w:r>
+          </w:p>
+        </w:tc>
+        <w:tc>
+          <w:tcPr>
+            <w:tcW w:w="2671" w:type="dxa"/>
+            <w:tcBorders>
+              <w:top w:val="single" w:sz="6" w:space="0" w:color="DDDDDD"/>
+              <w:left w:val="single" w:sz="6" w:space="0" w:color="DDDDDD"/>
+              <w:bottom w:val="single" w:sz="6" w:space="0" w:color="DDDDDD"/>
+              <w:right w:val="single" w:sz="6" w:space="0" w:color="DDDDDD"/>
+            </w:tcBorders>
+            <w:vAlign w:val="center"/>
+          </w:tcPr>
+          <w:p>
+            <w:pPr>
+              <w:spacing w:line="259" w:lineRule="auto"/>
+              <w:ind w:left="2" w:right="-23"/>
+            </w:pPr>
+            <w:r>
+              <w:t xml:space="preserve">NULL </w:t>
+            </w:r>
+          </w:p>
+        </w:tc>
+        <w:tc>
+          <w:tcPr>
+            <w:tcW w:w="3376" w:type="dxa"/>
+            <w:tcBorders>
+              <w:top w:val="single" w:sz="6" w:space="0" w:color="DDDDDD"/>
+              <w:left w:val="single" w:sz="6" w:space="0" w:color="DDDDDD"/>
+              <w:bottom w:val="single" w:sz="6" w:space="0" w:color="DDDDDD"/>
+              <w:right w:val="single" w:sz="6" w:space="0" w:color="DDDDDD"/>
+            </w:tcBorders>
+            <w:vAlign w:val="center"/>
+          </w:tcPr>
+          <w:p>
+            <w:pPr>
+              <w:spacing w:line="259" w:lineRule="auto"/>
+              <w:ind w:left="3" w:right="-23"/>
+            </w:pPr>
+            <w:r>
+              <w:t xml:space="preserve">Normalized email for search/login </w:t>
+            </w:r>
+          </w:p>
+        </w:tc>
+      </w:tr>
+      <w:tr>
+        <w:trPr>
+          <w:trHeight w:val="523"/>
+        </w:trPr>
+        <w:tc>
+          <w:tcPr>
+            <w:tcW w:w="2578" w:type="dxa"/>
+            <w:tcBorders>
+              <w:top w:val="single" w:sz="6" w:space="0" w:color="DDDDDD"/>
+              <w:left w:val="single" w:sz="6" w:space="0" w:color="DDDDDD"/>
+              <w:bottom w:val="single" w:sz="6" w:space="0" w:color="DDDDDD"/>
+              <w:right w:val="single" w:sz="6" w:space="0" w:color="DDDDDD"/>
+            </w:tcBorders>
+            <w:vAlign w:val="center"/>
+          </w:tcPr>
+          <w:p>
+            <w:pPr>
+              <w:spacing w:line="259" w:lineRule="auto"/>
+              <w:ind w:right="-23"/>
+            </w:pPr>
+            <w:proofErr w:type="spellStart"/>
+            <w:r>
+              <w:t>EmailConfirmed</w:t>
+            </w:r>
+            <w:proofErr w:type="spellEnd"/>
+            <w:r>
+              <w:t xml:space="preserve"> </w:t>
+            </w:r>
+          </w:p>
+        </w:tc>
+        <w:tc>
+          <w:tcPr>
+            <w:tcW w:w="1825" w:type="dxa"/>
+            <w:tcBorders>
+              <w:top w:val="single" w:sz="6" w:space="0" w:color="DDDDDD"/>
+              <w:left w:val="single" w:sz="6" w:space="0" w:color="DDDDDD"/>
+              <w:bottom w:val="single" w:sz="6" w:space="0" w:color="DDDDDD"/>
+              <w:right w:val="single" w:sz="6" w:space="0" w:color="DDDDDD"/>
+            </w:tcBorders>
+            <w:vAlign w:val="center"/>
+          </w:tcPr>
+          <w:p>
+            <w:pPr>
+              <w:spacing w:line="259" w:lineRule="auto"/>
+              <w:ind w:left="2" w:right="-23"/>
+            </w:pPr>
+            <w:r>
+              <w:t xml:space="preserve">BOOLEAN </w:t>
+            </w:r>
+          </w:p>
+        </w:tc>
+        <w:tc>
+          <w:tcPr>
+            <w:tcW w:w="2671" w:type="dxa"/>
+            <w:tcBorders>
+              <w:top w:val="single" w:sz="6" w:space="0" w:color="DDDDDD"/>
+              <w:left w:val="single" w:sz="6" w:space="0" w:color="DDDDDD"/>
+              <w:bottom w:val="single" w:sz="6" w:space="0" w:color="DDDDDD"/>
+              <w:right w:val="single" w:sz="6" w:space="0" w:color="DDDDDD"/>
+            </w:tcBorders>
+            <w:vAlign w:val="center"/>
+          </w:tcPr>
+          <w:p>
+            <w:pPr>
+              <w:spacing w:line="259" w:lineRule="auto"/>
+              <w:ind w:left="2" w:right="-23"/>
+            </w:pPr>
+            <w:r>
+              <w:t xml:space="preserve">NOT NULL </w:t>
+            </w:r>
+          </w:p>
+        </w:tc>
+        <w:tc>
+          <w:tcPr>
+            <w:tcW w:w="3376" w:type="dxa"/>
+            <w:tcBorders>
+              <w:top w:val="single" w:sz="6" w:space="0" w:color="DDDDDD"/>
+              <w:left w:val="single" w:sz="6" w:space="0" w:color="DDDDDD"/>
+              <w:bottom w:val="single" w:sz="6" w:space="0" w:color="DDDDDD"/>
+              <w:right w:val="single" w:sz="6" w:space="0" w:color="DDDDDD"/>
+            </w:tcBorders>
+            <w:vAlign w:val="center"/>
+          </w:tcPr>
+          <w:p>
+            <w:pPr>
+              <w:spacing w:line="259" w:lineRule="auto"/>
+              <w:ind w:left="3" w:right="-23"/>
+            </w:pPr>
+            <w:r>
+              <w:t xml:space="preserve">Email verification status </w:t>
+            </w:r>
+          </w:p>
+        </w:tc>
+      </w:tr>
+      <w:tr>
+        <w:trPr>
+          <w:trHeight w:val="526"/>
+        </w:trPr>
+        <w:tc>
+          <w:tcPr>
+            <w:tcW w:w="2578" w:type="dxa"/>
+            <w:tcBorders>
+              <w:top w:val="single" w:sz="6" w:space="0" w:color="DDDDDD"/>
+              <w:left w:val="single" w:sz="6" w:space="0" w:color="DDDDDD"/>
+              <w:bottom w:val="single" w:sz="6" w:space="0" w:color="DDDDDD"/>
+              <w:right w:val="single" w:sz="6" w:space="0" w:color="DDDDDD"/>
+            </w:tcBorders>
+            <w:vAlign w:val="center"/>
+          </w:tcPr>
+          <w:p>
+            <w:pPr>
+              <w:spacing w:line="259" w:lineRule="auto"/>
+              <w:ind w:right="-23"/>
+            </w:pPr>
+            <w:proofErr w:type="spellStart"/>
+            <w:r>
+              <w:t>PasswordHash</w:t>
+            </w:r>
+            <w:proofErr w:type="spellEnd"/>
+            <w:r>
+              <w:t xml:space="preserve"> </w:t>
+            </w:r>
+          </w:p>
+        </w:tc>
+        <w:tc>
+          <w:tcPr>
+            <w:tcW w:w="1825" w:type="dxa"/>
+            <w:tcBorders>
+              <w:top w:val="single" w:sz="6" w:space="0" w:color="DDDDDD"/>
+              <w:left w:val="single" w:sz="6" w:space="0" w:color="DDDDDD"/>
+              <w:bottom w:val="single" w:sz="6" w:space="0" w:color="DDDDDD"/>
+              <w:right w:val="single" w:sz="6" w:space="0" w:color="DDDDDD"/>
+            </w:tcBorders>
+            <w:vAlign w:val="center"/>
+          </w:tcPr>
+          <w:p>
+            <w:pPr>
+              <w:spacing w:line="259" w:lineRule="auto"/>
+              <w:ind w:left="2" w:right="-23"/>
+            </w:pPr>
+            <w:r>
+              <w:t xml:space="preserve">LONGTEXT </w:t>
+            </w:r>
+          </w:p>
+        </w:tc>
+        <w:tc>
+          <w:tcPr>
+            <w:tcW w:w="2671" w:type="dxa"/>
+            <w:tcBorders>
+              <w:top w:val="single" w:sz="6" w:space="0" w:color="DDDDDD"/>
+              <w:left w:val="single" w:sz="6" w:space="0" w:color="DDDDDD"/>
+              <w:bottom w:val="single" w:sz="6" w:space="0" w:color="DDDDDD"/>
+              <w:right w:val="single" w:sz="6" w:space="0" w:color="DDDDDD"/>
+            </w:tcBorders>
+            <w:vAlign w:val="center"/>
+          </w:tcPr>
+          <w:p>
+            <w:pPr>
+              <w:spacing w:line="259" w:lineRule="auto"/>
+              <w:ind w:left="2" w:right="-23"/>
+            </w:pPr>
+            <w:r>
+              <w:t xml:space="preserve">NULL </w:t>
+            </w:r>
+          </w:p>
+        </w:tc>
+        <w:tc>
+          <w:tcPr>
+            <w:tcW w:w="3376" w:type="dxa"/>
+            <w:tcBorders>
+              <w:top w:val="single" w:sz="6" w:space="0" w:color="DDDDDD"/>
+              <w:left w:val="single" w:sz="6" w:space="0" w:color="DDDDDD"/>
+              <w:bottom w:val="single" w:sz="6" w:space="0" w:color="DDDDDD"/>
+              <w:right w:val="single" w:sz="6" w:space="0" w:color="DDDDDD"/>
+            </w:tcBorders>
+            <w:vAlign w:val="center"/>
+          </w:tcPr>
+          <w:p>
+            <w:pPr>
+              <w:spacing w:line="259" w:lineRule="auto"/>
+              <w:ind w:left="3" w:right="-23"/>
+            </w:pPr>
+            <w:r>
+              <w:t xml:space="preserve">Encrypted password </w:t>
+            </w:r>
+          </w:p>
+        </w:tc>
+      </w:tr>
+      <w:tr>
+        <w:trPr>
+          <w:trHeight w:val="523"/>
+        </w:trPr>
+        <w:tc>
+          <w:tcPr>
+            <w:tcW w:w="2578" w:type="dxa"/>
+            <w:tcBorders>
+              <w:top w:val="single" w:sz="6" w:space="0" w:color="DDDDDD"/>
+              <w:left w:val="single" w:sz="6" w:space="0" w:color="DDDDDD"/>
+              <w:bottom w:val="single" w:sz="6" w:space="0" w:color="DDDDDD"/>
+              <w:right w:val="single" w:sz="6" w:space="0" w:color="DDDDDD"/>
+            </w:tcBorders>
+            <w:vAlign w:val="center"/>
+          </w:tcPr>
+          <w:p>
+            <w:pPr>
+              <w:spacing w:line="259" w:lineRule="auto"/>
+              <w:ind w:right="-23"/>
+            </w:pPr>
+            <w:proofErr w:type="spellStart"/>
+            <w:r>
+              <w:t>SecurityStamp</w:t>
+            </w:r>
+            <w:proofErr w:type="spellEnd"/>
+            <w:r>
+              <w:t xml:space="preserve"> </w:t>
+            </w:r>
+          </w:p>
+        </w:tc>
+        <w:tc>
+          <w:tcPr>
+            <w:tcW w:w="1825" w:type="dxa"/>
+            <w:tcBorders>
+              <w:top w:val="single" w:sz="6" w:space="0" w:color="DDDDDD"/>
+              <w:left w:val="single" w:sz="6" w:space="0" w:color="DDDDDD"/>
+              <w:bottom w:val="single" w:sz="6" w:space="0" w:color="DDDDDD"/>
+              <w:right w:val="single" w:sz="6" w:space="0" w:color="DDDDDD"/>
+            </w:tcBorders>
+            <w:vAlign w:val="center"/>
+          </w:tcPr>
+          <w:p>
+            <w:pPr>
+              <w:spacing w:line="259" w:lineRule="auto"/>
+              <w:ind w:left="2" w:right="-23"/>
+            </w:pPr>
+            <w:r>
+              <w:t xml:space="preserve">LONGTEXT </w:t>
+            </w:r>
+          </w:p>
+        </w:tc>
+        <w:tc>
+          <w:tcPr>
+            <w:tcW w:w="2671" w:type="dxa"/>
+            <w:tcBorders>
+              <w:top w:val="single" w:sz="6" w:space="0" w:color="DDDDDD"/>
+              <w:left w:val="single" w:sz="6" w:space="0" w:color="DDDDDD"/>
+              <w:bottom w:val="single" w:sz="6" w:space="0" w:color="DDDDDD"/>
+              <w:right w:val="single" w:sz="6" w:space="0" w:color="DDDDDD"/>
+            </w:tcBorders>
+            <w:vAlign w:val="center"/>
+          </w:tcPr>
+          <w:p>
+            <w:pPr>
+              <w:spacing w:line="259" w:lineRule="auto"/>
+              <w:ind w:left="2" w:right="-23"/>
+            </w:pPr>
+            <w:r>
+              <w:t xml:space="preserve">NULL </w:t>
+            </w:r>
+          </w:p>
+        </w:tc>
+        <w:tc>
+          <w:tcPr>
+            <w:tcW w:w="3376" w:type="dxa"/>
+            <w:tcBorders>
+              <w:top w:val="single" w:sz="6" w:space="0" w:color="DDDDDD"/>
+              <w:left w:val="single" w:sz="6" w:space="0" w:color="DDDDDD"/>
+              <w:bottom w:val="single" w:sz="6" w:space="0" w:color="DDDDDD"/>
+              <w:right w:val="single" w:sz="6" w:space="0" w:color="DDDDDD"/>
+            </w:tcBorders>
+            <w:vAlign w:val="center"/>
+          </w:tcPr>
+          <w:p>
+            <w:pPr>
+              <w:spacing w:line="259" w:lineRule="auto"/>
+              <w:ind w:left="3" w:right="-23"/>
+            </w:pPr>
+            <w:r>
+              <w:t xml:space="preserve">Security reset stamp </w:t>
+            </w:r>
+          </w:p>
+        </w:tc>
+      </w:tr>
+      <w:tr>
+        <w:trPr>
+          <w:trHeight w:val="523"/>
+        </w:trPr>
+        <w:tc>
+          <w:tcPr>
+            <w:tcW w:w="2578" w:type="dxa"/>
+            <w:tcBorders>
+              <w:top w:val="single" w:sz="6" w:space="0" w:color="DDDDDD"/>
+              <w:left w:val="single" w:sz="6" w:space="0" w:color="DDDDDD"/>
+              <w:bottom w:val="single" w:sz="6" w:space="0" w:color="DDDDDD"/>
+              <w:right w:val="single" w:sz="6" w:space="0" w:color="DDDDDD"/>
+            </w:tcBorders>
+            <w:vAlign w:val="center"/>
+          </w:tcPr>
+          <w:p>
+            <w:pPr>
+              <w:spacing w:line="259" w:lineRule="auto"/>
+              <w:ind w:right="-23"/>
+            </w:pPr>
+            <w:proofErr w:type="spellStart"/>
+            <w:r>
+              <w:t>ConcurrencyStamp</w:t>
+            </w:r>
+            <w:proofErr w:type="spellEnd"/>
+            <w:r>
+              <w:t xml:space="preserve"> </w:t>
+            </w:r>
+          </w:p>
+        </w:tc>
+        <w:tc>
+          <w:tcPr>
+            <w:tcW w:w="1825" w:type="dxa"/>
+            <w:tcBorders>
+              <w:top w:val="single" w:sz="6" w:space="0" w:color="DDDDDD"/>
+              <w:left w:val="single" w:sz="6" w:space="0" w:color="DDDDDD"/>
+              <w:bottom w:val="single" w:sz="6" w:space="0" w:color="DDDDDD"/>
+              <w:right w:val="single" w:sz="6" w:space="0" w:color="DDDDDD"/>
+            </w:tcBorders>
+            <w:vAlign w:val="center"/>
+          </w:tcPr>
+          <w:p>
+            <w:pPr>
+              <w:spacing w:line="259" w:lineRule="auto"/>
+              <w:ind w:left="2" w:right="-23"/>
+            </w:pPr>
+            <w:r>
+              <w:t xml:space="preserve">LONGTEXT </w:t>
+            </w:r>
+          </w:p>
+        </w:tc>
+        <w:tc>
+          <w:tcPr>
+            <w:tcW w:w="2671" w:type="dxa"/>
+            <w:tcBorders>
+              <w:top w:val="single" w:sz="6" w:space="0" w:color="DDDDDD"/>
+              <w:left w:val="single" w:sz="6" w:space="0" w:color="DDDDDD"/>
+              <w:bottom w:val="single" w:sz="6" w:space="0" w:color="DDDDDD"/>
+              <w:right w:val="single" w:sz="6" w:space="0" w:color="DDDDDD"/>
+            </w:tcBorders>
+            <w:vAlign w:val="center"/>
+          </w:tcPr>
+          <w:p>
+            <w:pPr>
+              <w:spacing w:line="259" w:lineRule="auto"/>
+              <w:ind w:left="2" w:right="-23"/>
+            </w:pPr>
+            <w:r>
+              <w:t xml:space="preserve">NULL </w:t>
+            </w:r>
+          </w:p>
+        </w:tc>
+        <w:tc>
+          <w:tcPr>
+            <w:tcW w:w="3376" w:type="dxa"/>
+            <w:tcBorders>
+              <w:top w:val="single" w:sz="6" w:space="0" w:color="DDDDDD"/>
+              <w:left w:val="single" w:sz="6" w:space="0" w:color="DDDDDD"/>
+              <w:bottom w:val="single" w:sz="6" w:space="0" w:color="DDDDDD"/>
+              <w:right w:val="single" w:sz="6" w:space="0" w:color="DDDDDD"/>
+            </w:tcBorders>
+            <w:vAlign w:val="center"/>
+          </w:tcPr>
+          <w:p>
+            <w:pPr>
+              <w:spacing w:line="259" w:lineRule="auto"/>
+              <w:ind w:left="3" w:right="-23"/>
+            </w:pPr>
+            <w:r>
+              <w:t xml:space="preserve">Stamp for concurrency checks </w:t>
+            </w:r>
+          </w:p>
+        </w:tc>
+      </w:tr>
+      <w:tr>
+        <w:trPr>
+          <w:trHeight w:val="523"/>
+        </w:trPr>
+        <w:tc>
+          <w:tcPr>
+            <w:tcW w:w="2578" w:type="dxa"/>
+            <w:tcBorders>
+              <w:top w:val="single" w:sz="6" w:space="0" w:color="DDDDDD"/>
+              <w:left w:val="single" w:sz="6" w:space="0" w:color="DDDDDD"/>
+              <w:bottom w:val="single" w:sz="6" w:space="0" w:color="DDDDDD"/>
+              <w:right w:val="single" w:sz="6" w:space="0" w:color="DDDDDD"/>
+            </w:tcBorders>
+            <w:vAlign w:val="center"/>
+          </w:tcPr>
+          <w:p>
+            <w:pPr>
+              <w:spacing w:line="259" w:lineRule="auto"/>
+              <w:ind w:right="-23"/>
+            </w:pPr>
+            <w:proofErr w:type="spellStart"/>
+            <w:r>
+              <w:t>PhoneNumber</w:t>
+            </w:r>
+            <w:proofErr w:type="spellEnd"/>
+            <w:r>
+              <w:t xml:space="preserve"> </w:t>
+            </w:r>
+          </w:p>
+        </w:tc>
+        <w:tc>
+          <w:tcPr>
+            <w:tcW w:w="1825" w:type="dxa"/>
+            <w:tcBorders>
+              <w:top w:val="single" w:sz="6" w:space="0" w:color="DDDDDD"/>
+              <w:left w:val="single" w:sz="6" w:space="0" w:color="DDDDDD"/>
+              <w:bottom w:val="single" w:sz="6" w:space="0" w:color="DDDDDD"/>
+              <w:right w:val="single" w:sz="6" w:space="0" w:color="DDDDDD"/>
+            </w:tcBorders>
+            <w:vAlign w:val="center"/>
+          </w:tcPr>
+          <w:p>
+            <w:pPr>
+              <w:spacing w:line="259" w:lineRule="auto"/>
+              <w:ind w:left="2" w:right="-23"/>
+            </w:pPr>
+            <w:r>
+              <w:t xml:space="preserve">LONGTEXT </w:t>
+            </w:r>
+          </w:p>
+        </w:tc>
+        <w:tc>
+          <w:tcPr>
+            <w:tcW w:w="2671" w:type="dxa"/>
+            <w:tcBorders>
+              <w:top w:val="single" w:sz="6" w:space="0" w:color="DDDDDD"/>
+              <w:left w:val="single" w:sz="6" w:space="0" w:color="DDDDDD"/>
+              <w:bottom w:val="single" w:sz="6" w:space="0" w:color="DDDDDD"/>
+              <w:right w:val="single" w:sz="6" w:space="0" w:color="DDDDDD"/>
+            </w:tcBorders>
+            <w:vAlign w:val="center"/>
+          </w:tcPr>
+          <w:p>
+            <w:pPr>
+              <w:spacing w:line="259" w:lineRule="auto"/>
+              <w:ind w:left="2" w:right="-23"/>
+            </w:pPr>
+            <w:r>
+              <w:t xml:space="preserve">NULL </w:t>
+            </w:r>
+          </w:p>
+        </w:tc>
+        <w:tc>
+          <w:tcPr>
+            <w:tcW w:w="3376" w:type="dxa"/>
+            <w:tcBorders>
+              <w:top w:val="single" w:sz="6" w:space="0" w:color="DDDDDD"/>
+              <w:left w:val="single" w:sz="6" w:space="0" w:color="DDDDDD"/>
+              <w:bottom w:val="single" w:sz="6" w:space="0" w:color="DDDDDD"/>
+              <w:right w:val="single" w:sz="6" w:space="0" w:color="DDDDDD"/>
+            </w:tcBorders>
+            <w:vAlign w:val="center"/>
+          </w:tcPr>
+          <w:p>
+            <w:pPr>
+              <w:spacing w:line="259" w:lineRule="auto"/>
+              <w:ind w:left="3" w:right="-23"/>
+            </w:pPr>
+            <w:r>
+              <w:t xml:space="preserve">User phone number </w:t>
+            </w:r>
+          </w:p>
+        </w:tc>
+      </w:tr>
+      <w:tr>
+        <w:trPr>
+          <w:trHeight w:val="524"/>
+        </w:trPr>
+        <w:tc>
+          <w:tcPr>
+            <w:tcW w:w="2578" w:type="dxa"/>
+            <w:tcBorders>
+              <w:top w:val="single" w:sz="6" w:space="0" w:color="DDDDDD"/>
+              <w:left w:val="single" w:sz="6" w:space="0" w:color="DDDDDD"/>
+              <w:bottom w:val="single" w:sz="6" w:space="0" w:color="DDDDDD"/>
+              <w:right w:val="single" w:sz="6" w:space="0" w:color="DDDDDD"/>
+            </w:tcBorders>
+            <w:vAlign w:val="center"/>
+          </w:tcPr>
+          <w:p>
+            <w:pPr>
+              <w:spacing w:line="259" w:lineRule="auto"/>
+              <w:ind w:right="-23"/>
+            </w:pPr>
+            <w:proofErr w:type="spellStart"/>
+            <w:r>
+              <w:t>PhoneNumberConfirmed</w:t>
+            </w:r>
+            <w:proofErr w:type="spellEnd"/>
+            <w:r>
+              <w:t xml:space="preserve"> </w:t>
+            </w:r>
+          </w:p>
+        </w:tc>
+        <w:tc>
+          <w:tcPr>
+            <w:tcW w:w="1825" w:type="dxa"/>
+            <w:tcBorders>
+              <w:top w:val="single" w:sz="6" w:space="0" w:color="DDDDDD"/>
+              <w:left w:val="single" w:sz="6" w:space="0" w:color="DDDDDD"/>
+              <w:bottom w:val="single" w:sz="6" w:space="0" w:color="DDDDDD"/>
+              <w:right w:val="single" w:sz="6" w:space="0" w:color="DDDDDD"/>
+            </w:tcBorders>
+            <w:vAlign w:val="center"/>
+          </w:tcPr>
+          <w:p>
+            <w:pPr>
+              <w:spacing w:line="259" w:lineRule="auto"/>
+              <w:ind w:left="2" w:right="-23"/>
+            </w:pPr>
+            <w:r>
+              <w:t xml:space="preserve">BOOLEAN </w:t>
+            </w:r>
+          </w:p>
+        </w:tc>
+        <w:tc>
+          <w:tcPr>
+            <w:tcW w:w="2671" w:type="dxa"/>
+            <w:tcBorders>
+              <w:top w:val="single" w:sz="6" w:space="0" w:color="DDDDDD"/>
+              <w:left w:val="single" w:sz="6" w:space="0" w:color="DDDDDD"/>
+              <w:bottom w:val="single" w:sz="6" w:space="0" w:color="DDDDDD"/>
+              <w:right w:val="single" w:sz="6" w:space="0" w:color="DDDDDD"/>
+            </w:tcBorders>
+            <w:vAlign w:val="center"/>
+          </w:tcPr>
+          <w:p>
+            <w:pPr>
+              <w:spacing w:line="259" w:lineRule="auto"/>
+              <w:ind w:left="2" w:right="-23"/>
+            </w:pPr>
+            <w:r>
+              <w:t xml:space="preserve">NOT NULL </w:t>
+            </w:r>
+          </w:p>
+        </w:tc>
+        <w:tc>
+          <w:tcPr>
+            <w:tcW w:w="3376" w:type="dxa"/>
+            <w:tcBorders>
+              <w:top w:val="single" w:sz="6" w:space="0" w:color="DDDDDD"/>
+              <w:left w:val="single" w:sz="6" w:space="0" w:color="DDDDDD"/>
+              <w:bottom w:val="single" w:sz="6" w:space="0" w:color="DDDDDD"/>
+              <w:right w:val="single" w:sz="6" w:space="0" w:color="DDDDDD"/>
+            </w:tcBorders>
+            <w:vAlign w:val="center"/>
+          </w:tcPr>
+          <w:p>
+            <w:pPr>
+              <w:spacing w:line="259" w:lineRule="auto"/>
+              <w:ind w:left="3" w:right="-23"/>
+            </w:pPr>
+            <w:r>
+              <w:t xml:space="preserve">Phone number verification status </w:t>
+            </w:r>
+          </w:p>
+        </w:tc>
+      </w:tr>
+      <w:tr>
+        <w:trPr>
+          <w:trHeight w:val="523"/>
+        </w:trPr>
+        <w:tc>
+          <w:tcPr>
+            <w:tcW w:w="2578" w:type="dxa"/>
+            <w:tcBorders>
+              <w:top w:val="single" w:sz="6" w:space="0" w:color="DDDDDD"/>
+              <w:left w:val="single" w:sz="6" w:space="0" w:color="DDDDDD"/>
+              <w:bottom w:val="single" w:sz="6" w:space="0" w:color="DDDDDD"/>
+              <w:right w:val="single" w:sz="6" w:space="0" w:color="DDDDDD"/>
+            </w:tcBorders>
+            <w:vAlign w:val="center"/>
+          </w:tcPr>
+          <w:p>
+            <w:pPr>
+              <w:spacing w:line="259" w:lineRule="auto"/>
+              <w:ind w:right="-23"/>
+            </w:pPr>
+            <w:proofErr w:type="spellStart"/>
+            <w:r>
+              <w:t>TwoFactorEnabled</w:t>
+            </w:r>
+            <w:proofErr w:type="spellEnd"/>
+            <w:r>
+              <w:t xml:space="preserve"> </w:t>
+            </w:r>
+          </w:p>
+        </w:tc>
+        <w:tc>
+          <w:tcPr>
+            <w:tcW w:w="1825" w:type="dxa"/>
+            <w:tcBorders>
+              <w:top w:val="single" w:sz="6" w:space="0" w:color="DDDDDD"/>
+              <w:left w:val="single" w:sz="6" w:space="0" w:color="DDDDDD"/>
+              <w:bottom w:val="single" w:sz="6" w:space="0" w:color="DDDDDD"/>
+              <w:right w:val="single" w:sz="6" w:space="0" w:color="DDDDDD"/>
+            </w:tcBorders>
+            <w:vAlign w:val="center"/>
+          </w:tcPr>
+          <w:p>
+            <w:pPr>
+              <w:spacing w:line="259" w:lineRule="auto"/>
+              <w:ind w:left="2" w:right="-23"/>
+            </w:pPr>
+            <w:r>
+              <w:t xml:space="preserve">BOOLEAN </w:t>
+            </w:r>
+          </w:p>
+        </w:tc>
+        <w:tc>
+          <w:tcPr>
+            <w:tcW w:w="2671" w:type="dxa"/>
+            <w:tcBorders>
+              <w:top w:val="single" w:sz="6" w:space="0" w:color="DDDDDD"/>
+              <w:left w:val="single" w:sz="6" w:space="0" w:color="DDDDDD"/>
+              <w:bottom w:val="single" w:sz="6" w:space="0" w:color="DDDDDD"/>
+              <w:right w:val="single" w:sz="6" w:space="0" w:color="DDDDDD"/>
+            </w:tcBorders>
+            <w:vAlign w:val="center"/>
+          </w:tcPr>
+          <w:p>
+            <w:pPr>
+              <w:spacing w:line="259" w:lineRule="auto"/>
+              <w:ind w:left="2" w:right="-23"/>
+            </w:pPr>
+            <w:r>
+              <w:t xml:space="preserve">NOT NULL </w:t>
+            </w:r>
+          </w:p>
+        </w:tc>
+        <w:tc>
+          <w:tcPr>
+            <w:tcW w:w="3376" w:type="dxa"/>
+            <w:tcBorders>
+              <w:top w:val="single" w:sz="6" w:space="0" w:color="DDDDDD"/>
+              <w:left w:val="single" w:sz="6" w:space="0" w:color="DDDDDD"/>
+              <w:bottom w:val="single" w:sz="6" w:space="0" w:color="DDDDDD"/>
+              <w:right w:val="single" w:sz="6" w:space="0" w:color="DDDDDD"/>
+            </w:tcBorders>
+            <w:vAlign w:val="center"/>
+          </w:tcPr>
+          <w:p>
+            <w:pPr>
+              <w:spacing w:line="259" w:lineRule="auto"/>
+              <w:ind w:left="3" w:right="-23"/>
+            </w:pPr>
+            <w:r>
+              <w:t xml:space="preserve">Whether 2FA is active </w:t>
+            </w:r>
+          </w:p>
+        </w:tc>
+      </w:tr>
+      <w:tr>
+        <w:trPr>
+          <w:trHeight w:val="526"/>
+        </w:trPr>
+        <w:tc>
+          <w:tcPr>
+            <w:tcW w:w="2578" w:type="dxa"/>
+            <w:tcBorders>
+              <w:top w:val="single" w:sz="6" w:space="0" w:color="DDDDDD"/>
+              <w:left w:val="single" w:sz="6" w:space="0" w:color="DDDDDD"/>
+              <w:bottom w:val="single" w:sz="6" w:space="0" w:color="DDDDDD"/>
+              <w:right w:val="single" w:sz="6" w:space="0" w:color="DDDDDD"/>
+            </w:tcBorders>
+            <w:vAlign w:val="center"/>
+          </w:tcPr>
+          <w:p>
+            <w:pPr>
+              <w:spacing w:line="259" w:lineRule="auto"/>
+              <w:ind w:right="-23"/>
+            </w:pPr>
+            <w:proofErr w:type="spellStart"/>
+            <w:r>
+              <w:t>LockoutEnd</w:t>
+            </w:r>
+            <w:proofErr w:type="spellEnd"/>
+            <w:r>
+              <w:t xml:space="preserve"> </w:t>
+            </w:r>
+          </w:p>
+        </w:tc>
+        <w:tc>
+          <w:tcPr>
+            <w:tcW w:w="1825" w:type="dxa"/>
+            <w:tcBorders>
+              <w:top w:val="single" w:sz="6" w:space="0" w:color="DDDDDD"/>
+              <w:left w:val="single" w:sz="6" w:space="0" w:color="DDDDDD"/>
+              <w:bottom w:val="single" w:sz="6" w:space="0" w:color="DDDDDD"/>
+              <w:right w:val="single" w:sz="6" w:space="0" w:color="DDDDDD"/>
+            </w:tcBorders>
+            <w:vAlign w:val="center"/>
+          </w:tcPr>
+          <w:p>
+            <w:pPr>
+              <w:spacing w:line="259" w:lineRule="auto"/>
+              <w:ind w:left="2" w:right="-23"/>
+            </w:pPr>
+            <w:r>
+              <w:t xml:space="preserve">DATETIME </w:t>
+            </w:r>
+          </w:p>
+        </w:tc>
+        <w:tc>
+          <w:tcPr>
+            <w:tcW w:w="2671" w:type="dxa"/>
+            <w:tcBorders>
+              <w:top w:val="single" w:sz="6" w:space="0" w:color="DDDDDD"/>
+              <w:left w:val="single" w:sz="6" w:space="0" w:color="DDDDDD"/>
+              <w:bottom w:val="single" w:sz="6" w:space="0" w:color="DDDDDD"/>
+              <w:right w:val="single" w:sz="6" w:space="0" w:color="DDDDDD"/>
+            </w:tcBorders>
+            <w:vAlign w:val="center"/>
+          </w:tcPr>
+          <w:p>
+            <w:pPr>
+              <w:spacing w:line="259" w:lineRule="auto"/>
+              <w:ind w:left="2" w:right="-23"/>
+            </w:pPr>
+            <w:r>
+              <w:t xml:space="preserve">NULL </w:t>
+            </w:r>
+          </w:p>
+        </w:tc>
+        <w:tc>
+          <w:tcPr>
+            <w:tcW w:w="3376" w:type="dxa"/>
+            <w:tcBorders>
+              <w:top w:val="single" w:sz="6" w:space="0" w:color="DDDDDD"/>
+              <w:left w:val="single" w:sz="6" w:space="0" w:color="DDDDDD"/>
+              <w:bottom w:val="single" w:sz="6" w:space="0" w:color="DDDDDD"/>
+              <w:right w:val="single" w:sz="6" w:space="0" w:color="DDDDDD"/>
+            </w:tcBorders>
+            <w:vAlign w:val="center"/>
+          </w:tcPr>
+          <w:p>
+            <w:pPr>
+              <w:spacing w:line="259" w:lineRule="auto"/>
+              <w:ind w:left="3" w:right="-23"/>
+            </w:pPr>
+            <w:r>
+              <w:t xml:space="preserve">Account lockout end date </w:t>
+            </w:r>
+          </w:p>
+        </w:tc>
+      </w:tr>
+      <w:tr>
+        <w:trPr>
+          <w:trHeight w:val="570"/>
+        </w:trPr>
+        <w:tc>
+          <w:tcPr>
+            <w:tcW w:w="2578" w:type="dxa"/>
+            <w:tcBorders>
+              <w:top w:val="single" w:sz="6" w:space="0" w:color="DDDDDD"/>
+              <w:left w:val="single" w:sz="6" w:space="0" w:color="DDDDDD"/>
+              <w:bottom w:val="single" w:sz="6" w:space="0" w:color="DDDDDD"/>
+              <w:right w:val="single" w:sz="6" w:space="0" w:color="DDDDDD"/>
+            </w:tcBorders>
+            <w:vAlign w:val="center"/>
+          </w:tcPr>
+          <w:p>
+            <w:pPr>
+              <w:spacing w:line="259" w:lineRule="auto"/>
+              <w:ind w:right="-23"/>
+            </w:pPr>
+            <w:proofErr w:type="spellStart"/>
+            <w:r>
+              <w:t>LockoutEnabled</w:t>
+            </w:r>
+            <w:proofErr w:type="spellEnd"/>
+            <w:r>
+              <w:t xml:space="preserve"> </w:t>
+            </w:r>
+          </w:p>
+        </w:tc>
+        <w:tc>
+          <w:tcPr>
+            <w:tcW w:w="1825" w:type="dxa"/>
+            <w:tcBorders>
+              <w:top w:val="single" w:sz="6" w:space="0" w:color="DDDDDD"/>
+              <w:left w:val="single" w:sz="6" w:space="0" w:color="DDDDDD"/>
+              <w:bottom w:val="single" w:sz="6" w:space="0" w:color="DDDDDD"/>
+              <w:right w:val="single" w:sz="6" w:space="0" w:color="DDDDDD"/>
+            </w:tcBorders>
+            <w:vAlign w:val="center"/>
+          </w:tcPr>
+          <w:p>
+            <w:pPr>
+              <w:spacing w:line="259" w:lineRule="auto"/>
+              <w:ind w:left="2" w:right="-23"/>
+            </w:pPr>
+            <w:r>
+              <w:t xml:space="preserve">BOOLEAN </w:t>
+            </w:r>
+          </w:p>
+        </w:tc>
+        <w:tc>
+          <w:tcPr>
+            <w:tcW w:w="2671" w:type="dxa"/>
+            <w:tcBorders>
+              <w:top w:val="single" w:sz="6" w:space="0" w:color="DDDDDD"/>
+              <w:left w:val="single" w:sz="6" w:space="0" w:color="DDDDDD"/>
+              <w:bottom w:val="single" w:sz="6" w:space="0" w:color="DDDDDD"/>
+              <w:right w:val="single" w:sz="6" w:space="0" w:color="DDDDDD"/>
+            </w:tcBorders>
+            <w:vAlign w:val="center"/>
+          </w:tcPr>
+          <w:p>
+            <w:pPr>
+              <w:spacing w:line="259" w:lineRule="auto"/>
+              <w:ind w:left="2" w:right="-23"/>
+            </w:pPr>
+            <w:r>
+              <w:t xml:space="preserve">NOT NULL </w:t>
+            </w:r>
+          </w:p>
+        </w:tc>
+        <w:tc>
+          <w:tcPr>
+            <w:tcW w:w="3376" w:type="dxa"/>
+            <w:tcBorders>
+              <w:top w:val="single" w:sz="6" w:space="0" w:color="DDDDDD"/>
+              <w:left w:val="single" w:sz="6" w:space="0" w:color="DDDDDD"/>
+              <w:bottom w:val="single" w:sz="6" w:space="0" w:color="DDDDDD"/>
+              <w:right w:val="single" w:sz="6" w:space="0" w:color="DDDDDD"/>
+            </w:tcBorders>
+            <w:vAlign w:val="center"/>
+          </w:tcPr>
+          <w:p>
+            <w:pPr>
+              <w:spacing w:line="259" w:lineRule="auto"/>
+              <w:ind w:left="3" w:right="-23"/>
+            </w:pPr>
+            <w:r>
+              <w:t xml:space="preserve">Whether account can be locked </w:t>
+            </w:r>
+          </w:p>
+        </w:tc>
+      </w:tr>
+      <w:tr>
+        <w:trPr>
+          <w:trHeight w:val="526"/>
+        </w:trPr>
+        <w:tc>
+          <w:tcPr>
+            <w:tcW w:w="2578" w:type="dxa"/>
+            <w:tcBorders>
+              <w:top w:val="single" w:sz="6" w:space="0" w:color="DDDDDD"/>
+              <w:left w:val="single" w:sz="6" w:space="0" w:color="DDDDDD"/>
+              <w:bottom w:val="single" w:sz="6" w:space="0" w:color="DDDDDD"/>
+              <w:right w:val="single" w:sz="6" w:space="0" w:color="DDDDDD"/>
+            </w:tcBorders>
+            <w:vAlign w:val="center"/>
+          </w:tcPr>
+          <w:p>
+            <w:pPr>
+              <w:spacing w:line="259" w:lineRule="auto"/>
+              <w:ind w:right="-23"/>
+            </w:pPr>
+            <w:proofErr w:type="spellStart"/>
+            <w:r>
+              <w:t>AccessFailedCount</w:t>
+            </w:r>
+            <w:proofErr w:type="spellEnd"/>
+            <w:r>
+              <w:t xml:space="preserve"> </w:t>
+            </w:r>
+          </w:p>
+        </w:tc>
+        <w:tc>
+          <w:tcPr>
+            <w:tcW w:w="1825" w:type="dxa"/>
+            <w:tcBorders>
+              <w:top w:val="single" w:sz="6" w:space="0" w:color="DDDDDD"/>
+              <w:left w:val="single" w:sz="6" w:space="0" w:color="DDDDDD"/>
+              <w:bottom w:val="single" w:sz="6" w:space="0" w:color="DDDDDD"/>
+              <w:right w:val="single" w:sz="6" w:space="0" w:color="DDDDDD"/>
+            </w:tcBorders>
+            <w:vAlign w:val="center"/>
+          </w:tcPr>
+          <w:p>
+            <w:pPr>
+              <w:spacing w:line="259" w:lineRule="auto"/>
+              <w:ind w:left="2" w:right="-23"/>
+            </w:pPr>
+            <w:r>
+              <w:t xml:space="preserve">INT </w:t>
+            </w:r>
+          </w:p>
+        </w:tc>
+        <w:tc>
+          <w:tcPr>
+            <w:tcW w:w="2671" w:type="dxa"/>
+            <w:tcBorders>
+              <w:top w:val="single" w:sz="6" w:space="0" w:color="DDDDDD"/>
+              <w:left w:val="single" w:sz="6" w:space="0" w:color="DDDDDD"/>
+              <w:bottom w:val="single" w:sz="6" w:space="0" w:color="DDDDDD"/>
+              <w:right w:val="single" w:sz="6" w:space="0" w:color="DDDDDD"/>
+            </w:tcBorders>
+            <w:vAlign w:val="center"/>
+          </w:tcPr>
+          <w:p>
+            <w:pPr>
+              <w:spacing w:line="259" w:lineRule="auto"/>
+              <w:ind w:left="2" w:right="-23"/>
+            </w:pPr>
+            <w:r>
+              <w:t xml:space="preserve">NOT NULL </w:t>
+            </w:r>
+          </w:p>
+        </w:tc>
+        <w:tc>
+          <w:tcPr>
+            <w:tcW w:w="3376" w:type="dxa"/>
+            <w:tcBorders>
+              <w:top w:val="single" w:sz="6" w:space="0" w:color="DDDDDD"/>
+              <w:left w:val="single" w:sz="6" w:space="0" w:color="DDDDDD"/>
+              <w:bottom w:val="single" w:sz="6" w:space="0" w:color="DDDDDD"/>
+              <w:right w:val="single" w:sz="6" w:space="0" w:color="DDDDDD"/>
+            </w:tcBorders>
+            <w:vAlign w:val="center"/>
+          </w:tcPr>
+          <w:p>
+            <w:pPr>
+              <w:keepNext/>
+              <w:spacing w:line="259" w:lineRule="auto"/>
+              <w:ind w:left="3" w:right="-23"/>
+            </w:pPr>
+            <w:r>
+              <w:t xml:space="preserve">Failed login attempts </w:t>
+            </w:r>
+          </w:p>
+        </w:tc>
+      </w:tr>
+    </w:tbl>
+    <w:p>
+      <w:pPr>
+        <w:pStyle w:val="Caption"/>
+        <w:ind w:right="-23"/>
+        <w:jc w:val="center"/>
+      </w:pPr>
+      <w:r>
+        <w:t xml:space="preserve">Table </w:t>
+      </w:r>
+      <w:r>
+        <w:fldChar w:fldCharType="begin"/>
+      </w:r>
+      <w:r>
+        <w:instrText xml:space="preserve"> SEQ Table \* ARABIC </w:instrText>
+      </w:r>
+      <w:r>
+        <w:fldChar w:fldCharType="separate"/>
+      </w:r>
+      <w:r>
+        <w:rPr>
+          <w:noProof/>
+        </w:rPr>
+        <w:t>7</w:t>
+      </w:r>
+      <w:r>
+        <w:fldChar w:fldCharType="end"/>
+      </w:r>
+      <w:r>
+        <w:t>: Users table</w:t>
+      </w:r>
+    </w:p>
     <w:p/>
+    <w:p>
+      <w:pPr>
+        <w:rPr>
+          <w:i/>
+          <w:iCs/>
+          <w:color w:val="0E2841" w:themeColor="text2"/>
+          <w:sz w:val="18"/>
+          <w:szCs w:val="18"/>
+        </w:rPr>
+      </w:pPr>
+    </w:p>
+    <w:p>
+      <w:pPr>
+        <w:spacing w:line="360" w:lineRule="auto"/>
+        <w:ind w:left="227" w:right="227"/>
+        <w:jc w:val="center"/>
+      </w:pPr>
+      <w:r>
+        <w:br w:type="page"/>
+      </w:r>
+    </w:p>
+    <w:p>
+      <w:pPr>
+        <w:pStyle w:val="Heading1"/>
+        <w:jc w:val="left"/>
+        <w:rPr>
+          <w:b/>
+          <w:bCs/>
+          <w:color w:val="auto"/>
+          <w:sz w:val="32"/>
+          <w:szCs w:val="32"/>
+        </w:rPr>
+      </w:pPr>
+      <w:r>
+        <w:rPr>
+          <w:b/>
+          <w:bCs/>
+          <w:color w:val="auto"/>
+          <w:sz w:val="32"/>
+          <w:szCs w:val="32"/>
+        </w:rPr>
+        <w:lastRenderedPageBreak/>
+        <w:t>References</w:t>
+      </w:r>
+    </w:p>
+    <w:p>
+      <w:pPr>
+        <w:spacing w:line="360" w:lineRule="auto"/>
+      </w:pPr>
+      <w:r>
+        <w:t xml:space="preserve">[1] HTML5 </w:t>
+      </w:r>
+      <w:r>
+        <w:t>Accessibility</w:t>
+      </w:r>
+      <w:r>
+        <w:t xml:space="preserve">. </w:t>
+      </w:r>
+      <w:hyperlink r:id="rId12" w:history="1">
+        <w:r>
+          <w:rPr>
+            <w:rStyle w:val="Hyperlink"/>
+          </w:rPr>
+          <w:t>https://www.html5accessibility.com/</w:t>
+        </w:r>
+      </w:hyperlink>
+      <w:r>
+        <w:t>, accessed on 26.03.2026</w:t>
+      </w:r>
+    </w:p>
+    <w:p>
+      <w:pPr>
+        <w:spacing w:line="360" w:lineRule="auto"/>
+      </w:pPr>
+      <w:r>
+        <w:t xml:space="preserve">[2] CSS3 Support. </w:t>
+      </w:r>
+      <w:hyperlink r:id="rId13" w:history="1">
+        <w:r>
+          <w:rPr>
+            <w:rStyle w:val="Hyperlink"/>
+          </w:rPr>
+          <w:t>https://sheet.shiar.nl/browser/css-supports-api</w:t>
+        </w:r>
+      </w:hyperlink>
+      <w:r>
+        <w:t xml:space="preserve">, </w:t>
+      </w:r>
+      <w:r>
+        <w:t>accessed on 26.03.2026</w:t>
+      </w:r>
+      <w:r>
+        <w:t xml:space="preserve"> </w:t>
+      </w:r>
+    </w:p>
+    <w:p>
+      <w:pPr>
+        <w:spacing w:line="360" w:lineRule="auto"/>
+      </w:pPr>
+      <w:r>
+        <w:t xml:space="preserve">[3] Microsoft documentation. </w:t>
+      </w:r>
+      <w:hyperlink r:id="rId14" w:history="1">
+        <w:r>
+          <w:rPr>
+            <w:rStyle w:val="Hyperlink"/>
+          </w:rPr>
+          <w:t>https://learn.microsoft.com/en-us/aspnet/core/razor-pages/?view=aspnetcore-10.0&amp;tabs=visual-studio</w:t>
+        </w:r>
+      </w:hyperlink>
+      <w:r>
+        <w:t>, accessed on 26.03.2026</w:t>
+      </w:r>
+    </w:p>
+    <w:p>
+      <w:pPr>
+        <w:spacing w:line="360" w:lineRule="auto"/>
+      </w:pPr>
+      <w:r>
+        <w:t xml:space="preserve">[4] </w:t>
+      </w:r>
+      <w:r>
+        <w:t xml:space="preserve">Solanki, K. (2024, November 15). Why .NET with SQL Server is the Ideal Choice for API Development: A Powerful Combination for Modern Applications. </w:t>
+      </w:r>
+      <w:hyperlink r:id="rId15" w:history="1">
+        <w:r>
+          <w:rPr>
+            <w:rStyle w:val="Hyperlink"/>
+          </w:rPr>
+          <w:t>https://www.linkedin.com/pulse/why-net-sql-server-ideal-choice-api-development-powerful-solanki-ylujf/</w:t>
+        </w:r>
+      </w:hyperlink>
+      <w:r>
+        <w:t xml:space="preserve">, </w:t>
+      </w:r>
+      <w:r>
+        <w:t xml:space="preserve">accessed on </w:t>
+      </w:r>
+      <w:r>
+        <w:t>26.03.2026</w:t>
+      </w:r>
+    </w:p>
+    <w:p>
+      <w:pPr>
+        <w:spacing w:line="360" w:lineRule="auto"/>
+      </w:pPr>
+    </w:p>
+    <w:p>
+      <w:pPr>
+        <w:spacing w:line="360" w:lineRule="auto"/>
+        <w:rPr>
+          <w:b/>
+          <w:bCs/>
+        </w:rPr>
+      </w:pPr>
+      <w:r>
+        <w:rPr>
+          <w:b/>
+          <w:bCs/>
+        </w:rPr>
+        <w:t>Design Inspiration</w:t>
+      </w:r>
+    </w:p>
+    <w:p>
+      <w:pPr>
+        <w:spacing w:line="360" w:lineRule="auto"/>
+      </w:pPr>
+      <w:hyperlink r:id="rId16" w:history="1">
+        <w:r>
+          <w:rPr>
+            <w:rStyle w:val="Hyperlink"/>
+          </w:rPr>
+          <w:t>https://dribbble.com/shots/26771509-Car-Rental-Homepage-Design</w:t>
+        </w:r>
+      </w:hyperlink>
+      <w:r>
+        <w:t>, accessed on 26.03.2026</w:t>
+      </w:r>
+    </w:p>
+    <w:p>
+      <w:pPr>
+        <w:spacing w:line="360" w:lineRule="auto"/>
+      </w:pPr>
+      <w:hyperlink r:id="rId17" w:history="1">
+        <w:r>
+          <w:rPr>
+            <w:rStyle w:val="Hyperlink"/>
+          </w:rPr>
+          <w:t>https://www.sunnycars.nl/en/</w:t>
+        </w:r>
+      </w:hyperlink>
+      <w:r>
+        <w:t>, accessed on 26.03.2026</w:t>
+      </w:r>
+    </w:p>
+    <w:p>
+      <w:pPr>
+        <w:spacing w:line="360" w:lineRule="auto"/>
+      </w:pPr>
+      <w:hyperlink r:id="rId18" w:history="1">
+        <w:r>
+          <w:rPr>
+            <w:rStyle w:val="Hyperlink"/>
+          </w:rPr>
+          <w:t>https://colorlib.com/wp/template/colorlib-search-15/</w:t>
+        </w:r>
+      </w:hyperlink>
+      <w:r>
+        <w:t>, accessed on 26.03.2026</w:t>
+      </w:r>
+    </w:p>
     <w:sectPr>
       <w:pgSz w:w="12240" w:h="15840"/>
-      <w:pgMar w:top="1440" w:right="1440" w:bottom="1440" w:left="1440" w:header="720" w:footer="720" w:gutter="0"/>
+      <w:pgMar w:top="1440" w:right="900" w:bottom="1440" w:left="1440" w:header="720" w:footer="720" w:gutter="0"/>
       <w:cols w:space="720"/>
       <w:docGrid w:linePitch="360"/>
     </w:sectPr>
   </w:body>
 </w:document>
+</file>
+
+<file path=word/endnotes.xml><?xml version="1.0" encoding="utf-8"?>
+<w:endnotes xmlns:wpc="http://schemas.microsoft.com/office/word/2010/wordprocessingCanvas" xmlns:cx="http://schemas.microsoft.com/office/drawing/2014/chartex" xmlns:cx1="http://schemas.microsoft.com/office/drawing/2015/9/8/chartex" xmlns:cx2="http://schemas.microsoft.com/office/drawing/2015/10/21/chartex" xmlns:cx3="http://schemas.microsoft.com/office/drawing/2016/5/9/chartex" xmlns:cx4="http://schemas.microsoft.com/office/drawing/2016/5/10/chartex" xmlns:cx5="http://schemas.microsoft.com/office/drawing/2016/5/11/chartex" xmlns:cx6="http://schemas.microsoft.com/office/drawing/2016/5/12/chartex" xmlns:cx7="http://schemas.microsoft.com/office/drawing/2016/5/13/chartex" xmlns:cx8="http://schemas.microsoft.com/office/drawing/2016/5/14/chartex" xmlns:mc="http://schemas.openxmlformats.org/markup-compatibility/2006" xmlns:aink="http://schemas.microsoft.com/office/drawing/2016/ink" xmlns:am3d="http://schemas.microsoft.com/office/drawing/2017/model3d" xmlns:o="urn:schemas-microsoft-com:office:office" xmlns:oel="http://schemas.microsoft.com/office/2019/extlst" xmlns:r="http://schemas.openxmlformats.org/officeDocument/2006/relationships" xmlns:m="http://schemas.openxmlformats.org/officeDocument/2006/math" xmlns:v="urn:schemas-microsoft-com:vml" xmlns:wp14="http://schemas.microsoft.com/office/word/2010/wordprocessingDrawing" xmlns:wp="http://schemas.openxmlformats.org/drawingml/2006/wordprocessingDrawing" xmlns:w10="urn:schemas-microsoft-com:office:word" xmlns:w="http://schemas.openxmlformats.org/wordprocessingml/2006/main" xmlns:w14="http://schemas.microsoft.com/office/word/2010/wordml" xmlns:w15="http://schemas.microsoft.com/office/word/2012/wordml" xmlns:w16cex="http://schemas.microsoft.com/office/word/2018/wordml/cex" xmlns:w16cid="http://schemas.microsoft.com/office/word/2016/wordml/cid" xmlns:w16="http://schemas.microsoft.com/office/word/2018/wordml" xmlns:w16du="http://schemas.microsoft.com/office/word/2023/wordml/word16du" xmlns:w16sdtdh="http://schemas.microsoft.com/office/word/2020/wordml/sdtdatahash" xmlns:w16sdtfl="http://schemas.microsoft.com/office/word/2024/wordml/sdtformatlock" xmlns:w16se="http://schemas.microsoft.com/office/word/2015/wordml/symex" xmlns:wpg="http://schemas.microsoft.com/office/word/2010/wordprocessingGroup" xmlns:wpi="http://schemas.microsoft.com/office/word/2010/wordprocessingInk" xmlns:wne="http://schemas.microsoft.com/office/word/2006/wordml" xmlns:wps="http://schemas.microsoft.com/office/word/2010/wordprocessingShape" mc:Ignorable="w14 w15 w16se w16cid w16 w16cex w16sdtdh w16sdtfl w16du wp14">
+  <w:endnote w:type="separator" w:id="-1">
+    <w:p>
+      <w:r>
+        <w:separator/>
+      </w:r>
+    </w:p>
+  </w:endnote>
+  <w:endnote w:type="continuationSeparator" w:id="0">
+    <w:p>
+      <w:r>
+        <w:continuationSeparator/>
+      </w:r>
+    </w:p>
+  </w:endnote>
+</w:endnotes>
+</file>
+
+<file path=word/footnotes.xml><?xml version="1.0" encoding="utf-8"?>
+<w:footnotes xmlns:wpc="http://schemas.microsoft.com/office/word/2010/wordprocessingCanvas" xmlns:cx="http://schemas.microsoft.com/office/drawing/2014/chartex" xmlns:cx1="http://schemas.microsoft.com/office/drawing/2015/9/8/chartex" xmlns:cx2="http://schemas.microsoft.com/office/drawing/2015/10/21/chartex" xmlns:cx3="http://schemas.microsoft.com/office/drawing/2016/5/9/chartex" xmlns:cx4="http://schemas.microsoft.com/office/drawing/2016/5/10/chartex" xmlns:cx5="http://schemas.microsoft.com/office/drawing/2016/5/11/chartex" xmlns:cx6="http://schemas.microsoft.com/office/drawing/2016/5/12/chartex" xmlns:cx7="http://schemas.microsoft.com/office/drawing/2016/5/13/chartex" xmlns:cx8="http://schemas.microsoft.com/office/drawing/2016/5/14/chartex" xmlns:mc="http://schemas.openxmlformats.org/markup-compatibility/2006" xmlns:aink="http://schemas.microsoft.com/office/drawing/2016/ink" xmlns:am3d="http://schemas.microsoft.com/office/drawing/2017/model3d" xmlns:o="urn:schemas-microsoft-com:office:office" xmlns:oel="http://schemas.microsoft.com/office/2019/extlst" xmlns:r="http://schemas.openxmlformats.org/officeDocument/2006/relationships" xmlns:m="http://schemas.openxmlformats.org/officeDocument/2006/math" xmlns:v="urn:schemas-microsoft-com:vml" xmlns:wp14="http://schemas.microsoft.com/office/word/2010/wordprocessingDrawing" xmlns:wp="http://schemas.openxmlformats.org/drawingml/2006/wordprocessingDrawing" xmlns:w10="urn:schemas-microsoft-com:office:word" xmlns:w="http://schemas.openxmlformats.org/wordprocessingml/2006/main" xmlns:w14="http://schemas.microsoft.com/office/word/2010/wordml" xmlns:w15="http://schemas.microsoft.com/office/word/2012/wordml" xmlns:w16cex="http://schemas.microsoft.com/office/word/2018/wordml/cex" xmlns:w16cid="http://schemas.microsoft.com/office/word/2016/wordml/cid" xmlns:w16="http://schemas.microsoft.com/office/word/2018/wordml" xmlns:w16du="http://schemas.microsoft.com/office/word/2023/wordml/word16du" xmlns:w16sdtdh="http://schemas.microsoft.com/office/word/2020/wordml/sdtdatahash" xmlns:w16sdtfl="http://schemas.microsoft.com/office/word/2024/wordml/sdtformatlock" xmlns:w16se="http://schemas.microsoft.com/office/word/2015/wordml/symex" xmlns:wpg="http://schemas.microsoft.com/office/word/2010/wordprocessingGroup" xmlns:wpi="http://schemas.microsoft.com/office/word/2010/wordprocessingInk" xmlns:wne="http://schemas.microsoft.com/office/word/2006/wordml" xmlns:wps="http://schemas.microsoft.com/office/word/2010/wordprocessingShape" mc:Ignorable="w14 w15 w16se w16cid w16 w16cex w16sdtdh w16sdtfl w16du wp14">
+  <w:footnote w:type="separator" w:id="-1">
+    <w:p>
+      <w:r>
+        <w:separator/>
+      </w:r>
+    </w:p>
+  </w:footnote>
+  <w:footnote w:type="continuationSeparator" w:id="0">
+    <w:p>
+      <w:r>
+        <w:continuationSeparator/>
+      </w:r>
+    </w:p>
+  </w:footnote>
+</w:footnotes>
+</file>
+
+<file path=word/numbering.xml><?xml version="1.0" encoding="utf-8"?>
+<w:numbering xmlns:wpc="http://schemas.microsoft.com/office/word/2010/wordprocessingCanvas" xmlns:cx="http://schemas.microsoft.com/office/drawing/2014/chartex" xmlns:cx1="http://schemas.microsoft.com/office/drawing/2015/9/8/chartex" xmlns:cx2="http://schemas.microsoft.com/office/drawing/2015/10/21/chartex" xmlns:cx3="http://schemas.microsoft.com/office/drawing/2016/5/9/chartex" xmlns:cx4="http://schemas.microsoft.com/office/drawing/2016/5/10/chartex" xmlns:cx5="http://schemas.microsoft.com/office/drawing/2016/5/11/chartex" xmlns:cx6="http://schemas.microsoft.com/office/drawing/2016/5/12/chartex" xmlns:cx7="http://schemas.microsoft.com/office/drawing/2016/5/13/chartex" xmlns:cx8="http://schemas.microsoft.com/office/drawing/2016/5/14/chartex" xmlns:mc="http://schemas.openxmlformats.org/markup-compatibility/2006" xmlns:aink="http://schemas.microsoft.com/office/drawing/2016/ink" xmlns:am3d="http://schemas.microsoft.com/office/drawing/2017/model3d" xmlns:o="urn:schemas-microsoft-com:office:office" xmlns:oel="http://schemas.microsoft.com/office/2019/extlst" xmlns:r="http://schemas.openxmlformats.org/officeDocument/2006/relationships" xmlns:m="http://schemas.openxmlformats.org/officeDocument/2006/math" xmlns:v="urn:schemas-microsoft-com:vml" xmlns:wp14="http://schemas.microsoft.com/office/word/2010/wordprocessingDrawing" xmlns:wp="http://schemas.openxmlformats.org/drawingml/2006/wordprocessingDrawing" xmlns:w10="urn:schemas-microsoft-com:office:word" xmlns:w="http://schemas.openxmlformats.org/wordprocessingml/2006/main" xmlns:w14="http://schemas.microsoft.com/office/word/2010/wordml" xmlns:w15="http://schemas.microsoft.com/office/word/2012/wordml" xmlns:w16cex="http://schemas.microsoft.com/office/word/2018/wordml/cex" xmlns:w16cid="http://schemas.microsoft.com/office/word/2016/wordml/cid" xmlns:w16="http://schemas.microsoft.com/office/word/2018/wordml" xmlns:w16du="http://schemas.microsoft.com/office/word/2023/wordml/word16du" xmlns:w16sdtdh="http://schemas.microsoft.com/office/word/2020/wordml/sdtdatahash" xmlns:w16sdtfl="http://schemas.microsoft.com/office/word/2024/wordml/sdtformatlock" xmlns:w16se="http://schemas.microsoft.com/office/word/2015/wordml/symex" xmlns:wpg="http://schemas.microsoft.com/office/word/2010/wordprocessingGroup" xmlns:wpi="http://schemas.microsoft.com/office/word/2010/wordprocessingInk" xmlns:wne="http://schemas.microsoft.com/office/word/2006/wordml" xmlns:wps="http://schemas.microsoft.com/office/word/2010/wordprocessingShape" mc:Ignorable="w14 w15 w16se w16cid w16 w16cex w16sdtdh w16sdtfl w16du wp14">
+  <w:abstractNum w:abstractNumId="0" w15:restartNumberingAfterBreak="0">
+    <w:nsid w:val="3E161593"/>
+    <w:multiLevelType w:val="hybridMultilevel"/>
+    <w:tmpl w:val="B2BEBEB6"/>
+    <w:lvl w:ilvl="0" w:tplc="04090001">
+      <w:start w:val="1"/>
+      <w:numFmt w:val="bullet"/>
+      <w:lvlText w:val=""/>
+      <w:lvlJc w:val="left"/>
+      <w:pPr>
+        <w:ind w:left="1287" w:hanging="360"/>
+      </w:pPr>
+      <w:rPr>
+        <w:rFonts w:ascii="Symbol" w:hAnsi="Symbol" w:hint="default"/>
+      </w:rPr>
+    </w:lvl>
+    <w:lvl w:ilvl="1" w:tplc="04090003" w:tentative="1">
+      <w:start w:val="1"/>
+      <w:numFmt w:val="bullet"/>
+      <w:lvlText w:val="o"/>
+      <w:lvlJc w:val="left"/>
+      <w:pPr>
+        <w:ind w:left="2007" w:hanging="360"/>
+      </w:pPr>
+      <w:rPr>
+        <w:rFonts w:ascii="Courier New" w:hAnsi="Courier New" w:cs="Courier New" w:hint="default"/>
+      </w:rPr>
+    </w:lvl>
+    <w:lvl w:ilvl="2" w:tplc="04090005" w:tentative="1">
+      <w:start w:val="1"/>
+      <w:numFmt w:val="bullet"/>
+      <w:lvlText w:val=""/>
+      <w:lvlJc w:val="left"/>
+      <w:pPr>
+        <w:ind w:left="2727" w:hanging="360"/>
+      </w:pPr>
+      <w:rPr>
+        <w:rFonts w:ascii="Wingdings" w:hAnsi="Wingdings" w:hint="default"/>
+      </w:rPr>
+    </w:lvl>
+    <w:lvl w:ilvl="3" w:tplc="04090001" w:tentative="1">
+      <w:start w:val="1"/>
+      <w:numFmt w:val="bullet"/>
+      <w:lvlText w:val=""/>
+      <w:lvlJc w:val="left"/>
+      <w:pPr>
+        <w:ind w:left="3447" w:hanging="360"/>
+      </w:pPr>
+      <w:rPr>
+        <w:rFonts w:ascii="Symbol" w:hAnsi="Symbol" w:hint="default"/>
+      </w:rPr>
+    </w:lvl>
+    <w:lvl w:ilvl="4" w:tplc="04090003" w:tentative="1">
+      <w:start w:val="1"/>
+      <w:numFmt w:val="bullet"/>
+      <w:lvlText w:val="o"/>
+      <w:lvlJc w:val="left"/>
+      <w:pPr>
+        <w:ind w:left="4167" w:hanging="360"/>
+      </w:pPr>
+      <w:rPr>
+        <w:rFonts w:ascii="Courier New" w:hAnsi="Courier New" w:cs="Courier New" w:hint="default"/>
+      </w:rPr>
+    </w:lvl>
+    <w:lvl w:ilvl="5" w:tplc="04090005" w:tentative="1">
+      <w:start w:val="1"/>
+      <w:numFmt w:val="bullet"/>
+      <w:lvlText w:val=""/>
+      <w:lvlJc w:val="left"/>
+      <w:pPr>
+        <w:ind w:left="4887" w:hanging="360"/>
+      </w:pPr>
+      <w:rPr>
+        <w:rFonts w:ascii="Wingdings" w:hAnsi="Wingdings" w:hint="default"/>
+      </w:rPr>
+    </w:lvl>
+    <w:lvl w:ilvl="6" w:tplc="04090001" w:tentative="1">
+      <w:start w:val="1"/>
+      <w:numFmt w:val="bullet"/>
+      <w:lvlText w:val=""/>
+      <w:lvlJc w:val="left"/>
+      <w:pPr>
+        <w:ind w:left="5607" w:hanging="360"/>
+      </w:pPr>
+      <w:rPr>
+        <w:rFonts w:ascii="Symbol" w:hAnsi="Symbol" w:hint="default"/>
+      </w:rPr>
+    </w:lvl>
+    <w:lvl w:ilvl="7" w:tplc="04090003" w:tentative="1">
+      <w:start w:val="1"/>
+      <w:numFmt w:val="bullet"/>
+      <w:lvlText w:val="o"/>
+      <w:lvlJc w:val="left"/>
+      <w:pPr>
+        <w:ind w:left="6327" w:hanging="360"/>
+      </w:pPr>
+      <w:rPr>
+        <w:rFonts w:ascii="Courier New" w:hAnsi="Courier New" w:cs="Courier New" w:hint="default"/>
+      </w:rPr>
+    </w:lvl>
+    <w:lvl w:ilvl="8" w:tplc="04090005" w:tentative="1">
+      <w:start w:val="1"/>
+      <w:numFmt w:val="bullet"/>
+      <w:lvlText w:val=""/>
+      <w:lvlJc w:val="left"/>
+      <w:pPr>
+        <w:ind w:left="7047" w:hanging="360"/>
+      </w:pPr>
+      <w:rPr>
+        <w:rFonts w:ascii="Wingdings" w:hAnsi="Wingdings" w:hint="default"/>
+      </w:rPr>
+    </w:lvl>
+  </w:abstractNum>
+  <w:num w:numId="1" w16cid:durableId="1453599594">
+    <w:abstractNumId w:val="0"/>
+  </w:num>
+</w:numbering>
 </file>
 
 <file path=word/styles.xml><?xml version="1.0" encoding="utf-8"?>
@@ -1782,7 +9884,7 @@
   <w:style w:type="paragraph" w:default="1" w:styleId="Normal">
     <w:name w:val="Normal"/>
     <w:qFormat/>
-    <w:rsid w:val="00C261B3"/>
+    <w:rsid w:val="00B9461F"/>
     <w:pPr>
       <w:spacing w:line="240" w:lineRule="auto"/>
       <w:ind w:left="0" w:right="0"/>
@@ -2420,6 +10522,119 @@
       <w:szCs w:val="18"/>
     </w:rPr>
   </w:style>
+  <w:style w:type="paragraph" w:styleId="Header">
+    <w:name w:val="header"/>
+    <w:basedOn w:val="Normal"/>
+    <w:link w:val="HeaderChar"/>
+    <w:uiPriority w:val="99"/>
+    <w:unhideWhenUsed/>
+    <w:rsid w:val="00657175"/>
+    <w:pPr>
+      <w:tabs>
+        <w:tab w:val="center" w:pos="4680"/>
+        <w:tab w:val="right" w:pos="9360"/>
+      </w:tabs>
+    </w:pPr>
+  </w:style>
+  <w:style w:type="character" w:customStyle="1" w:styleId="HeaderChar">
+    <w:name w:val="Header Char"/>
+    <w:basedOn w:val="DefaultParagraphFont"/>
+    <w:link w:val="Header"/>
+    <w:uiPriority w:val="99"/>
+    <w:rsid w:val="00657175"/>
+    <w:rPr>
+      <w:rFonts w:ascii="Arial" w:eastAsia="Times New Roman" w:hAnsi="Arial" w:cs="Times New Roman"/>
+      <w:kern w:val="0"/>
+      <w:sz w:val="20"/>
+      <w:szCs w:val="20"/>
+      <w:lang w:val="en-GB"/>
+      <w14:ligatures w14:val="none"/>
+    </w:rPr>
+  </w:style>
+  <w:style w:type="paragraph" w:styleId="Footer">
+    <w:name w:val="footer"/>
+    <w:basedOn w:val="Normal"/>
+    <w:link w:val="FooterChar"/>
+    <w:uiPriority w:val="99"/>
+    <w:unhideWhenUsed/>
+    <w:rsid w:val="00657175"/>
+    <w:pPr>
+      <w:tabs>
+        <w:tab w:val="center" w:pos="4680"/>
+        <w:tab w:val="right" w:pos="9360"/>
+      </w:tabs>
+    </w:pPr>
+  </w:style>
+  <w:style w:type="character" w:customStyle="1" w:styleId="FooterChar">
+    <w:name w:val="Footer Char"/>
+    <w:basedOn w:val="DefaultParagraphFont"/>
+    <w:link w:val="Footer"/>
+    <w:uiPriority w:val="99"/>
+    <w:rsid w:val="00657175"/>
+    <w:rPr>
+      <w:rFonts w:ascii="Arial" w:eastAsia="Times New Roman" w:hAnsi="Arial" w:cs="Times New Roman"/>
+      <w:kern w:val="0"/>
+      <w:sz w:val="20"/>
+      <w:szCs w:val="20"/>
+      <w:lang w:val="en-GB"/>
+      <w14:ligatures w14:val="none"/>
+    </w:rPr>
+  </w:style>
+  <w:style w:type="table" w:customStyle="1" w:styleId="TableGrid">
+    <w:name w:val="TableGrid"/>
+    <w:rsid w:val="00977AA5"/>
+    <w:pPr>
+      <w:spacing w:line="240" w:lineRule="auto"/>
+      <w:ind w:left="0" w:right="0"/>
+      <w:jc w:val="left"/>
+    </w:pPr>
+    <w:rPr>
+      <w:rFonts w:eastAsiaTheme="minorEastAsia"/>
+    </w:rPr>
+    <w:tblPr>
+      <w:tblCellMar>
+        <w:top w:w="0" w:type="dxa"/>
+        <w:left w:w="0" w:type="dxa"/>
+        <w:bottom w:w="0" w:type="dxa"/>
+        <w:right w:w="0" w:type="dxa"/>
+      </w:tblCellMar>
+    </w:tblPr>
+  </w:style>
+  <w:style w:type="character" w:styleId="Hyperlink">
+    <w:name w:val="Hyperlink"/>
+    <w:basedOn w:val="DefaultParagraphFont"/>
+    <w:uiPriority w:val="99"/>
+    <w:unhideWhenUsed/>
+    <w:rsid w:val="00FE2D3A"/>
+    <w:rPr>
+      <w:color w:val="467886" w:themeColor="hyperlink"/>
+      <w:u w:val="single"/>
+    </w:rPr>
+  </w:style>
+  <w:style w:type="character" w:styleId="UnresolvedMention">
+    <w:name w:val="Unresolved Mention"/>
+    <w:basedOn w:val="DefaultParagraphFont"/>
+    <w:uiPriority w:val="99"/>
+    <w:semiHidden/>
+    <w:unhideWhenUsed/>
+    <w:rsid w:val="00FE2D3A"/>
+    <w:rPr>
+      <w:color w:val="605E5C"/>
+      <w:shd w:val="clear" w:color="auto" w:fill="E1DFDD"/>
+    </w:rPr>
+  </w:style>
+  <w:style w:type="character" w:styleId="FollowedHyperlink">
+    <w:name w:val="FollowedHyperlink"/>
+    <w:basedOn w:val="DefaultParagraphFont"/>
+    <w:uiPriority w:val="99"/>
+    <w:semiHidden/>
+    <w:unhideWhenUsed/>
+    <w:rsid w:val="00EB0B6A"/>
+    <w:rPr>
+      <w:color w:val="96607D" w:themeColor="followedHyperlink"/>
+      <w:u w:val="single"/>
+    </w:rPr>
+  </w:style>
 </w:styles>
 </file>
 
@@ -2736,4 +10951,16 @@
     </a:ext>
   </a:extLst>
 </a:theme>
+</file>
+
+<file path=customXml/item1.xml><?xml version="1.0" encoding="utf-8"?>
+<b:Sources xmlns:b="http://schemas.openxmlformats.org/officeDocument/2006/bibliography" xmlns="http://schemas.openxmlformats.org/officeDocument/2006/bibliography" SelectedStyle="\APASixthEditionOfficeOnline.xsl" StyleName="APA" Version="6"/>
+</file>
+
+<file path=customXml/itemProps1.xml><?xml version="1.0" encoding="utf-8"?>
+<ds:datastoreItem xmlns:ds="http://schemas.openxmlformats.org/officeDocument/2006/customXml" ds:itemID="{4BD493D6-1B37-4E99-8D66-78AEE6B2C724}">
+  <ds:schemaRefs>
+    <ds:schemaRef ds:uri="http://schemas.openxmlformats.org/officeDocument/2006/bibliography"/>
+  </ds:schemaRefs>
+</ds:datastoreItem>
 </file>
--- a/Individual project/LO-02/Designing/Design document.docx
+++ b/Individual project/LO-02/Designing/Design document.docx
@@ -215,7 +215,7 @@
           <w:sz w:val="26"/>
           <w:szCs w:val="26"/>
         </w:rPr>
-        <w:t>2026-03-25</w:t>
+        <w:t>2026-04-16</w:t>
       </w:r>
       <w:r>
         <w:rPr>
@@ -1211,8 +1211,226 @@
     </w:p>
     <w:p>
       <w:pPr>
-        <w:ind w:left="720" w:right="-23"/>
-      </w:pPr>
+        <w:ind w:right="-23"/>
+      </w:pPr>
+    </w:p>
+    <w:p>
+      <w:pPr>
+        <w:ind w:left="426" w:right="-23"/>
+        <w:rPr>
+          <w:u w:val="single"/>
+        </w:rPr>
+      </w:pPr>
+    </w:p>
+    <w:p>
+      <w:pPr>
+        <w:ind w:left="426" w:right="-23"/>
+        <w:rPr>
+          <w:u w:val="single"/>
+        </w:rPr>
+      </w:pPr>
+      <w:r>
+        <w:rPr>
+          <w:u w:val="single"/>
+        </w:rPr>
+        <w:t>Contacts page</w:t>
+      </w:r>
+      <w:r>
+        <w:rPr>
+          <w:u w:val="single"/>
+        </w:rPr>
+        <w:t>:</w:t>
+      </w:r>
+    </w:p>
+    <w:p>
+      <w:pPr>
+        <w:ind w:right="-23"/>
+      </w:pPr>
+      <w:r>
+        <w:rPr>
+          <w:noProof/>
+        </w:rPr>
+        <w:lastRenderedPageBreak/>
+        <mc:AlternateContent>
+          <mc:Choice Requires="wps">
+            <w:drawing>
+              <wp:anchor distT="0" distB="0" distL="114300" distR="114300" simplePos="0" relativeHeight="251664384" behindDoc="0" locked="0" layoutInCell="1" allowOverlap="1" wp14:anchorId="40FA6FBD" wp14:editId="3137EDC4">
+                <wp:simplePos x="0" y="0"/>
+                <wp:positionH relativeFrom="column">
+                  <wp:posOffset>-131445</wp:posOffset>
+                </wp:positionH>
+                <wp:positionV relativeFrom="paragraph">
+                  <wp:posOffset>7004050</wp:posOffset>
+                </wp:positionV>
+                <wp:extent cx="6286500" cy="635"/>
+                <wp:effectExtent l="0" t="0" r="0" b="0"/>
+                <wp:wrapTopAndBottom/>
+                <wp:docPr id="1113491316" name="Text Box 1"/>
+                <wp:cNvGraphicFramePr/>
+                <a:graphic xmlns:a="http://schemas.openxmlformats.org/drawingml/2006/main">
+                  <a:graphicData uri="http://schemas.microsoft.com/office/word/2010/wordprocessingShape">
+                    <wps:wsp>
+                      <wps:cNvSpPr txBox="1"/>
+                      <wps:spPr>
+                        <a:xfrm>
+                          <a:off x="0" y="0"/>
+                          <a:ext cx="6286500" cy="635"/>
+                        </a:xfrm>
+                        <a:prstGeom prst="rect">
+                          <a:avLst/>
+                        </a:prstGeom>
+                        <a:solidFill>
+                          <a:prstClr val="white"/>
+                        </a:solidFill>
+                        <a:ln>
+                          <a:noFill/>
+                        </a:ln>
+                      </wps:spPr>
+                      <wps:txbx>
+                        <w:txbxContent>
+                          <w:p>
+                            <w:pPr>
+                              <w:pStyle w:val="Caption"/>
+                              <w:jc w:val="center"/>
+                            </w:pPr>
+                            <w:r>
+                              <w:t xml:space="preserve">Figure </w:t>
+                            </w:r>
+                            <w:r>
+                              <w:fldChar w:fldCharType="begin"/>
+                            </w:r>
+                            <w:r>
+                              <w:instrText xml:space="preserve"> SEQ Figure \* ARABIC </w:instrText>
+                            </w:r>
+                            <w:r>
+                              <w:fldChar w:fldCharType="separate"/>
+                            </w:r>
+                            <w:r>
+                              <w:rPr>
+                                <w:noProof/>
+                              </w:rPr>
+                              <w:t>3</w:t>
+                            </w:r>
+                            <w:r>
+                              <w:fldChar w:fldCharType="end"/>
+                            </w:r>
+                            <w:r>
+                              <w:t>: Contacts page</w:t>
+                            </w:r>
+                          </w:p>
+                          <w:p/>
+                        </w:txbxContent>
+                      </wps:txbx>
+                      <wps:bodyPr rot="0" spcFirstLastPara="0" vertOverflow="overflow" horzOverflow="overflow" vert="horz" wrap="square" lIns="0" tIns="0" rIns="0" bIns="0" numCol="1" spcCol="0" rtlCol="0" fromWordArt="0" anchor="t" anchorCtr="0" forceAA="0" compatLnSpc="1">
+                        <a:prstTxWarp prst="textNoShape">
+                          <a:avLst/>
+                        </a:prstTxWarp>
+                        <a:spAutoFit/>
+                      </wps:bodyPr>
+                    </wps:wsp>
+                  </a:graphicData>
+                </a:graphic>
+              </wp:anchor>
+            </w:drawing>
+          </mc:Choice>
+          <mc:Fallback>
+            <w:pict>
+              <v:shape w14:anchorId="40FA6FBD" id="_x0000_s1027" type="#_x0000_t202" style="position:absolute;margin-left:-10.35pt;margin-top:551.5pt;width:495pt;height:.05pt;z-index:251664384;visibility:visible;mso-wrap-style:square;mso-wrap-distance-left:9pt;mso-wrap-distance-top:0;mso-wrap-distance-right:9pt;mso-wrap-distance-bottom:0;mso-position-horizontal:absolute;mso-position-horizontal-relative:text;mso-position-vertical:absolute;mso-position-vertical-relative:text;v-text-anchor:top" o:gfxdata="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" stroked="f">
+                <v:textbox style="mso-fit-shape-to-text:t" inset="0,0,0,0">
+                  <w:txbxContent>
+                    <w:p>
+                      <w:pPr>
+                        <w:pStyle w:val="Caption"/>
+                        <w:jc w:val="center"/>
+                      </w:pPr>
+                      <w:r>
+                        <w:t xml:space="preserve">Figure </w:t>
+                      </w:r>
+                      <w:r>
+                        <w:fldChar w:fldCharType="begin"/>
+                      </w:r>
+                      <w:r>
+                        <w:instrText xml:space="preserve"> SEQ Figure \* ARABIC </w:instrText>
+                      </w:r>
+                      <w:r>
+                        <w:fldChar w:fldCharType="separate"/>
+                      </w:r>
+                      <w:r>
+                        <w:rPr>
+                          <w:noProof/>
+                        </w:rPr>
+                        <w:t>3</w:t>
+                      </w:r>
+                      <w:r>
+                        <w:fldChar w:fldCharType="end"/>
+                      </w:r>
+                      <w:r>
+                        <w:t>: Contacts page</w:t>
+                      </w:r>
+                    </w:p>
+                    <w:p/>
+                  </w:txbxContent>
+                </v:textbox>
+                <w10:wrap type="topAndBottom"/>
+              </v:shape>
+            </w:pict>
+          </mc:Fallback>
+        </mc:AlternateContent>
+      </w:r>
+      <w:r>
+        <w:drawing>
+          <wp:anchor distT="0" distB="0" distL="114300" distR="114300" simplePos="0" relativeHeight="251662336" behindDoc="0" locked="0" layoutInCell="1" allowOverlap="1" wp14:anchorId="5CA53D30" wp14:editId="26BDA3C2">
+            <wp:simplePos x="0" y="0"/>
+            <wp:positionH relativeFrom="column">
+              <wp:posOffset>-131907</wp:posOffset>
+            </wp:positionH>
+            <wp:positionV relativeFrom="paragraph">
+              <wp:posOffset>288</wp:posOffset>
+            </wp:positionV>
+            <wp:extent cx="6286500" cy="6946900"/>
+            <wp:effectExtent l="0" t="0" r="0" b="6350"/>
+            <wp:wrapTopAndBottom/>
+            <wp:docPr id="1551945667" name="Picture 1"/>
+            <wp:cNvGraphicFramePr>
+              <a:graphicFrameLocks xmlns:a="http://schemas.openxmlformats.org/drawingml/2006/main" noChangeAspect="1"/>
+            </wp:cNvGraphicFramePr>
+            <a:graphic xmlns:a="http://schemas.openxmlformats.org/drawingml/2006/main">
+              <a:graphicData uri="http://schemas.openxmlformats.org/drawingml/2006/picture">
+                <pic:pic xmlns:pic="http://schemas.openxmlformats.org/drawingml/2006/picture">
+                  <pic:nvPicPr>
+                    <pic:cNvPr id="1551945667" name=""/>
+                    <pic:cNvPicPr/>
+                  </pic:nvPicPr>
+                  <pic:blipFill>
+                    <a:blip r:embed="rId10">
+                      <a:extLst>
+                        <a:ext uri="{28A0092B-C50C-407E-A947-70E740481C1C}">
+                          <a14:useLocalDpi xmlns:a14="http://schemas.microsoft.com/office/drawing/2010/main" val="0"/>
+                        </a:ext>
+                      </a:extLst>
+                    </a:blip>
+                    <a:stretch>
+                      <a:fillRect/>
+                    </a:stretch>
+                  </pic:blipFill>
+                  <pic:spPr>
+                    <a:xfrm>
+                      <a:off x="0" y="0"/>
+                      <a:ext cx="6286500" cy="6946900"/>
+                    </a:xfrm>
+                    <a:prstGeom prst="rect">
+                      <a:avLst/>
+                    </a:prstGeom>
+                  </pic:spPr>
+                </pic:pic>
+              </a:graphicData>
+            </a:graphic>
+          </wp:anchor>
+        </w:drawing>
+      </w:r>
+      <w:r>
+        <w:t>In this page the user could see contact details like office, phone number, email and there is a contact form where users could send their inquiries.</w:t>
+      </w:r>
     </w:p>
     <w:p>
       <w:pPr>
@@ -1235,6 +1453,7 @@
           <w:sz w:val="32"/>
           <w:szCs w:val="32"/>
         </w:rPr>
+        <w:lastRenderedPageBreak/>
         <w:t>Class diagram</w:t>
       </w:r>
     </w:p>
@@ -1248,7 +1467,6 @@
     </w:p>
     <w:p>
       <w:pPr>
-        <w:keepNext/>
         <w:ind w:right="-23"/>
       </w:pPr>
       <w:r>
@@ -1256,9 +1474,17 @@
           <w:noProof/>
         </w:rPr>
         <w:drawing>
-          <wp:inline distT="0" distB="0" distL="0" distR="0" wp14:anchorId="3E5641CB" wp14:editId="77DBFE65">
-            <wp:extent cx="5943600" cy="2414270"/>
-            <wp:effectExtent l="0" t="0" r="0" b="5080"/>
+          <wp:anchor distT="0" distB="0" distL="114300" distR="114300" simplePos="0" relativeHeight="251665408" behindDoc="0" locked="0" layoutInCell="1" allowOverlap="1" wp14:anchorId="3E5641CB" wp14:editId="54788E66">
+            <wp:simplePos x="0" y="0"/>
+            <wp:positionH relativeFrom="column">
+              <wp:posOffset>457200</wp:posOffset>
+            </wp:positionH>
+            <wp:positionV relativeFrom="paragraph">
+              <wp:posOffset>146050</wp:posOffset>
+            </wp:positionV>
+            <wp:extent cx="5128260" cy="4406265"/>
+            <wp:effectExtent l="0" t="0" r="0" b="0"/>
+            <wp:wrapTopAndBottom/>
             <wp:docPr id="241476080" name="Picture 1"/>
             <wp:cNvGraphicFramePr>
               <a:graphicFrameLocks xmlns:a="http://schemas.openxmlformats.org/drawingml/2006/main" noChangeAspect="1"/>
@@ -1267,11 +1493,17 @@
               <a:graphicData uri="http://schemas.openxmlformats.org/drawingml/2006/picture">
                 <pic:pic xmlns:pic="http://schemas.openxmlformats.org/drawingml/2006/picture">
                   <pic:nvPicPr>
-                    <pic:cNvPr id="241476080" name=""/>
+                    <pic:cNvPr id="241476080" name="Picture 1"/>
                     <pic:cNvPicPr/>
                   </pic:nvPicPr>
                   <pic:blipFill>
-                    <a:blip r:embed="rId10"/>
+                    <a:blip r:embed="rId11">
+                      <a:extLst>
+                        <a:ext uri="{28A0092B-C50C-407E-A947-70E740481C1C}">
+                          <a14:useLocalDpi xmlns:a14="http://schemas.microsoft.com/office/drawing/2010/main" val="0"/>
+                        </a:ext>
+                      </a:extLst>
+                    </a:blip>
                     <a:stretch>
                       <a:fillRect/>
                     </a:stretch>
@@ -1279,7 +1511,7 @@
                   <pic:spPr>
                     <a:xfrm>
                       <a:off x="0" y="0"/>
-                      <a:ext cx="5943600" cy="2414270"/>
+                      <a:ext cx="5128260" cy="4406265"/>
                     </a:xfrm>
                     <a:prstGeom prst="rect">
                       <a:avLst/>
@@ -1288,9 +1520,21 @@
                 </pic:pic>
               </a:graphicData>
             </a:graphic>
-          </wp:inline>
+            <wp14:sizeRelH relativeFrom="margin">
+              <wp14:pctWidth>0</wp14:pctWidth>
+            </wp14:sizeRelH>
+            <wp14:sizeRelV relativeFrom="margin">
+              <wp14:pctHeight>0</wp14:pctHeight>
+            </wp14:sizeRelV>
+          </wp:anchor>
         </w:drawing>
       </w:r>
+    </w:p>
+    <w:p>
+      <w:pPr>
+        <w:keepNext/>
+        <w:ind w:right="-23"/>
+      </w:pPr>
     </w:p>
     <w:p>
       <w:pPr>
@@ -1314,7 +1558,7 @@
         <w:rPr>
           <w:noProof/>
         </w:rPr>
-        <w:t>3</w:t>
+        <w:t>4</w:t>
       </w:r>
       <w:r>
         <w:fldChar w:fldCharType="end"/>
@@ -1378,7 +1622,6 @@
           <w:sz w:val="32"/>
           <w:szCs w:val="32"/>
         </w:rPr>
-        <w:lastRenderedPageBreak/>
         <w:t>Tec</w:t>
       </w:r>
       <w:r>
@@ -1591,6 +1834,7 @@
           <w:sz w:val="20"/>
           <w:szCs w:val="20"/>
         </w:rPr>
+        <w:lastRenderedPageBreak/>
         <w:t>Business logic layer:</w:t>
       </w:r>
       <w:r>
@@ -1967,7 +2211,7 @@
                     <pic:cNvPicPr/>
                   </pic:nvPicPr>
                   <pic:blipFill>
-                    <a:blip r:embed="rId11" cstate="print">
+                    <a:blip r:embed="rId12" cstate="print">
                       <a:extLst>
                         <a:ext uri="{28A0092B-C50C-407E-A947-70E740481C1C}">
                           <a14:useLocalDpi xmlns:a14="http://schemas.microsoft.com/office/drawing/2010/main" val="0"/>
@@ -2026,7 +2270,6 @@
         <w:jc w:val="center"/>
       </w:pPr>
       <w:r>
-        <w:lastRenderedPageBreak/>
         <w:t xml:space="preserve">Figure </w:t>
       </w:r>
       <w:r>
@@ -2042,7 +2285,7 @@
         <w:rPr>
           <w:noProof/>
         </w:rPr>
-        <w:t>4</w:t>
+        <w:t>5</w:t>
       </w:r>
       <w:r>
         <w:fldChar w:fldCharType="end"/>
@@ -2217,6 +2460,7 @@
           <w:sz w:val="18"/>
           <w:szCs w:val="18"/>
         </w:rPr>
+        <w:lastRenderedPageBreak/>
         <w:t>User</w:t>
       </w:r>
       <w:r>
@@ -2781,7 +3025,6 @@
         <w:tblCellMar>
           <w:top w:w="169" w:type="dxa"/>
           <w:left w:w="118" w:type="dxa"/>
-          <w:bottom w:w="0" w:type="dxa"/>
           <w:right w:w="115" w:type="dxa"/>
         </w:tblCellMar>
         <w:tblLook w:val="04A0" w:firstRow="1" w:lastRow="0" w:firstColumn="1" w:lastColumn="0" w:noHBand="0" w:noVBand="1"/>
@@ -3138,10 +3381,7 @@
             </w:pPr>
             <w:proofErr w:type="spellStart"/>
             <w:r>
-              <w:t>N</w:t>
-            </w:r>
-            <w:r>
-              <w:t>varchar</w:t>
+              <w:t>Nvarchar</w:t>
             </w:r>
             <w:proofErr w:type="spellEnd"/>
           </w:p>
@@ -3309,7 +3549,6 @@
             </w:pPr>
             <w:proofErr w:type="spellStart"/>
             <w:r>
-              <w:lastRenderedPageBreak/>
               <w:t>PricePerDay</w:t>
             </w:r>
             <w:proofErr w:type="spellEnd"/>
@@ -3428,10 +3667,7 @@
             </w:pPr>
             <w:proofErr w:type="spellStart"/>
             <w:r>
-              <w:t>N</w:t>
-            </w:r>
-            <w:r>
-              <w:t>varchar</w:t>
+              <w:t>Nvarchar</w:t>
             </w:r>
             <w:proofErr w:type="spellEnd"/>
           </w:p>
@@ -3622,10 +3858,7 @@
             </w:pPr>
             <w:proofErr w:type="spellStart"/>
             <w:r>
-              <w:t>N</w:t>
-            </w:r>
-            <w:r>
-              <w:t>varchar</w:t>
+              <w:t>Nvarchar</w:t>
             </w:r>
             <w:proofErr w:type="spellEnd"/>
           </w:p>
@@ -3696,6 +3929,7 @@
             </w:pPr>
             <w:proofErr w:type="spellStart"/>
             <w:r>
+              <w:lastRenderedPageBreak/>
               <w:t>CarStatus</w:t>
             </w:r>
             <w:proofErr w:type="spellEnd"/>
@@ -3719,10 +3953,7 @@
             </w:pPr>
             <w:proofErr w:type="spellStart"/>
             <w:r>
-              <w:t>N</w:t>
-            </w:r>
-            <w:r>
-              <w:t>varchar</w:t>
+              <w:t>Nvarchar</w:t>
             </w:r>
             <w:proofErr w:type="spellEnd"/>
           </w:p>
@@ -3842,7 +4073,6 @@
         <w:tblCellMar>
           <w:top w:w="169" w:type="dxa"/>
           <w:left w:w="118" w:type="dxa"/>
-          <w:bottom w:w="0" w:type="dxa"/>
           <w:right w:w="115" w:type="dxa"/>
         </w:tblCellMar>
         <w:tblLook w:val="04A0" w:firstRow="1" w:lastRow="0" w:firstColumn="1" w:lastColumn="0" w:noHBand="0" w:noVBand="1"/>
@@ -4355,7 +4585,6 @@
         <w:tblCellMar>
           <w:top w:w="169" w:type="dxa"/>
           <w:left w:w="118" w:type="dxa"/>
-          <w:bottom w:w="0" w:type="dxa"/>
           <w:right w:w="115" w:type="dxa"/>
         </w:tblCellMar>
         <w:tblLook w:val="04A0" w:firstRow="1" w:lastRow="0" w:firstColumn="1" w:lastColumn="0" w:noHBand="0" w:noVBand="1"/>
@@ -4560,10 +4789,7 @@
               <w:ind w:left="2" w:right="-23"/>
             </w:pPr>
             <w:r>
-              <w:t xml:space="preserve">Unique identifier for each </w:t>
-            </w:r>
-            <w:r>
-              <w:t>image</w:t>
+              <w:t>Unique identifier for each image</w:t>
             </w:r>
           </w:p>
         </w:tc>
@@ -4611,10 +4837,7 @@
             </w:pPr>
             <w:proofErr w:type="spellStart"/>
             <w:r>
-              <w:t>N</w:t>
-            </w:r>
-            <w:r>
-              <w:t>varchar</w:t>
+              <w:t>Nvarchar</w:t>
             </w:r>
             <w:proofErr w:type="spellEnd"/>
           </w:p>
@@ -4904,7 +5127,6 @@
           <w:sz w:val="18"/>
           <w:szCs w:val="18"/>
         </w:rPr>
-        <w:lastRenderedPageBreak/>
         <w:t>‘</w:t>
       </w:r>
       <w:r>
@@ -4930,7 +5152,6 @@
         <w:tblCellMar>
           <w:top w:w="169" w:type="dxa"/>
           <w:left w:w="118" w:type="dxa"/>
-          <w:bottom w:w="0" w:type="dxa"/>
           <w:right w:w="115" w:type="dxa"/>
         </w:tblCellMar>
         <w:tblLook w:val="04A0" w:firstRow="1" w:lastRow="0" w:firstColumn="1" w:lastColumn="0" w:noHBand="0" w:noVBand="1"/>
@@ -5135,10 +5356,7 @@
               <w:ind w:left="2" w:right="-23"/>
             </w:pPr>
             <w:r>
-              <w:t xml:space="preserve">Unique identifier for each </w:t>
-            </w:r>
-            <w:r>
-              <w:t>manufacturer</w:t>
+              <w:t>Unique identifier for each manufacturer</w:t>
             </w:r>
           </w:p>
         </w:tc>
@@ -5258,6 +5476,7 @@
             </w:pPr>
             <w:proofErr w:type="spellStart"/>
             <w:r>
+              <w:lastRenderedPageBreak/>
               <w:t>ManufacturerDescription</w:t>
             </w:r>
             <w:proofErr w:type="spellEnd"/>
@@ -5410,7 +5629,6 @@
         <w:tblCellMar>
           <w:top w:w="169" w:type="dxa"/>
           <w:left w:w="118" w:type="dxa"/>
-          <w:bottom w:w="0" w:type="dxa"/>
           <w:right w:w="115" w:type="dxa"/>
         </w:tblCellMar>
         <w:tblLook w:val="04A0" w:firstRow="1" w:lastRow="0" w:firstColumn="1" w:lastColumn="0" w:noHBand="0" w:noVBand="1"/>
@@ -5984,9 +6202,6 @@
         <w:tblInd w:w="24" w:type="dxa"/>
         <w:tblCellMar>
           <w:top w:w="144" w:type="dxa"/>
-          <w:left w:w="0" w:type="dxa"/>
-          <w:bottom w:w="0" w:type="dxa"/>
-          <w:right w:w="0" w:type="dxa"/>
         </w:tblCellMar>
         <w:tblLook w:val="04A0" w:firstRow="1" w:lastRow="0" w:firstColumn="1" w:lastColumn="0" w:noHBand="0" w:noVBand="1"/>
       </w:tblPr>
@@ -6381,7 +6596,6 @@
             </w:pPr>
             <w:proofErr w:type="spellStart"/>
             <w:r>
-              <w:lastRenderedPageBreak/>
               <w:t>pending_jobs</w:t>
             </w:r>
             <w:proofErr w:type="spellEnd"/>
@@ -6651,6 +6865,7 @@
               <w:ind w:right="-23"/>
             </w:pPr>
             <w:r>
+              <w:lastRenderedPageBreak/>
               <w:t xml:space="preserve">options   </w:t>
             </w:r>
           </w:p>
@@ -7066,7 +7281,6 @@
         <w:tblCellMar>
           <w:top w:w="169" w:type="dxa"/>
           <w:left w:w="118" w:type="dxa"/>
-          <w:bottom w:w="0" w:type="dxa"/>
           <w:right w:w="115" w:type="dxa"/>
         </w:tblCellMar>
         <w:tblLook w:val="04A0" w:firstRow="1" w:lastRow="0" w:firstColumn="1" w:lastColumn="0" w:noHBand="0" w:noVBand="1"/>
@@ -7664,7 +7878,6 @@
             </w:pPr>
             <w:proofErr w:type="spellStart"/>
             <w:r>
-              <w:lastRenderedPageBreak/>
               <w:t>IsActive</w:t>
             </w:r>
             <w:proofErr w:type="spellEnd"/>
@@ -8051,6 +8264,7 @@
             </w:pPr>
             <w:proofErr w:type="spellStart"/>
             <w:r>
+              <w:lastRenderedPageBreak/>
               <w:t>NormalizedEmail</w:t>
             </w:r>
             <w:proofErr w:type="spellEnd"/>
@@ -9160,7 +9374,7 @@
       <w:r>
         <w:t xml:space="preserve">. </w:t>
       </w:r>
-      <w:hyperlink r:id="rId12" w:history="1">
+      <w:hyperlink r:id="rId13" w:history="1">
         <w:r>
           <w:rPr>
             <w:rStyle w:val="Hyperlink"/>
@@ -9179,7 +9393,7 @@
       <w:r>
         <w:t xml:space="preserve">[2] CSS3 Support. </w:t>
       </w:r>
-      <w:hyperlink r:id="rId13" w:history="1">
+      <w:hyperlink r:id="rId14" w:history="1">
         <w:r>
           <w:rPr>
             <w:rStyle w:val="Hyperlink"/>
@@ -9188,13 +9402,7 @@
         </w:r>
       </w:hyperlink>
       <w:r>
-        <w:t xml:space="preserve">, </w:t>
-      </w:r>
-      <w:r>
-        <w:t>accessed on 26.03.2026</w:t>
-      </w:r>
-      <w:r>
-        <w:t xml:space="preserve"> </w:t>
+        <w:t xml:space="preserve">, accessed on 26.03.2026 </w:t>
       </w:r>
     </w:p>
     <w:p>
@@ -9204,7 +9412,7 @@
       <w:r>
         <w:t xml:space="preserve">[3] Microsoft documentation. </w:t>
       </w:r>
-      <w:hyperlink r:id="rId14" w:history="1">
+      <w:hyperlink r:id="rId15" w:history="1">
         <w:r>
           <w:rPr>
             <w:rStyle w:val="Hyperlink"/>
@@ -9226,7 +9434,7 @@
       <w:r>
         <w:t xml:space="preserve">Solanki, K. (2024, November 15). Why .NET with SQL Server is the Ideal Choice for API Development: A Powerful Combination for Modern Applications. </w:t>
       </w:r>
-      <w:hyperlink r:id="rId15" w:history="1">
+      <w:hyperlink r:id="rId16" w:history="1">
         <w:r>
           <w:rPr>
             <w:rStyle w:val="Hyperlink"/>
@@ -9264,12 +9472,19 @@
         </w:rPr>
         <w:t>Design Inspiration</w:t>
       </w:r>
+      <w:r>
+        <w:rPr>
+          <w:b/>
+          <w:bCs/>
+        </w:rPr>
+        <w:t>0.</w:t>
+      </w:r>
     </w:p>
     <w:p>
       <w:pPr>
         <w:spacing w:line="360" w:lineRule="auto"/>
       </w:pPr>
-      <w:hyperlink r:id="rId16" w:history="1">
+      <w:hyperlink r:id="rId17" w:history="1">
         <w:r>
           <w:rPr>
             <w:rStyle w:val="Hyperlink"/>
@@ -9285,7 +9500,7 @@
       <w:pPr>
         <w:spacing w:line="360" w:lineRule="auto"/>
       </w:pPr>
-      <w:hyperlink r:id="rId17" w:history="1">
+      <w:hyperlink r:id="rId18" w:history="1">
         <w:r>
           <w:rPr>
             <w:rStyle w:val="Hyperlink"/>
@@ -9301,7 +9516,7 @@
       <w:pPr>
         <w:spacing w:line="360" w:lineRule="auto"/>
       </w:pPr>
-      <w:hyperlink r:id="rId18" w:history="1">
+      <w:hyperlink r:id="rId19" w:history="1">
         <w:r>
           <w:rPr>
             <w:rStyle w:val="Hyperlink"/>
@@ -10149,6 +10364,7 @@
   <w:style w:type="character" w:default="1" w:styleId="DefaultParagraphFont">
     <w:name w:val="Default Paragraph Font"/>
     <w:uiPriority w:val="1"/>
+    <w:semiHidden/>
     <w:unhideWhenUsed/>
   </w:style>
   <w:style w:type="table" w:default="1" w:styleId="TableNormal">
